--- a/06_report/insight_report.docx
+++ b/06_report/insight_report.docx
@@ -124,7 +124,7 @@
         <w:rPr>
           <w:lang w:val="en-ID"/>
         </w:rPr>
-        <w:t xml:space="preserve"> oleh Operations Analyst </w:t>
+        <w:t xml:space="preserve"> oleh Arif Herfian Zaen Chartiko (Operations Analyst) </w:t>
       </w:r>
       <w:proofErr w:type="spellStart"/>
       <w:r>
@@ -995,7 +995,7 @@
           <w:bCs/>
           <w:lang w:val="en-ID"/>
         </w:rPr>
-        <w:t>Gudang</w:t>
+        <w:t>gudang</w:t>
       </w:r>
     </w:p>
     <w:p>
@@ -1171,203 +1171,176 @@
         <w:rPr>
           <w:lang w:val="en-ID"/>
         </w:rPr>
-        <w:t xml:space="preserve">. Dari total </w:t>
-      </w:r>
-      <w:proofErr w:type="spellStart"/>
-      <w:r>
-        <w:rPr>
-          <w:lang w:val="en-ID"/>
-        </w:rPr>
-        <w:t>selisih</w:t>
-      </w:r>
-      <w:proofErr w:type="spellEnd"/>
-      <w:r>
-        <w:rPr>
-          <w:lang w:val="en-ID"/>
-        </w:rPr>
-        <w:t xml:space="preserve"> 19,44 </w:t>
-      </w:r>
-      <w:proofErr w:type="spellStart"/>
-      <w:r>
-        <w:rPr>
-          <w:lang w:val="en-ID"/>
-        </w:rPr>
-        <w:t>hari</w:t>
-      </w:r>
-      <w:proofErr w:type="spellEnd"/>
-      <w:r>
-        <w:rPr>
-          <w:lang w:val="en-ID"/>
-        </w:rPr>
-        <w:t xml:space="preserve"> </w:t>
-      </w:r>
-      <w:proofErr w:type="spellStart"/>
-      <w:r>
-        <w:rPr>
-          <w:lang w:val="en-ID"/>
-        </w:rPr>
-        <w:t>antara</w:t>
-      </w:r>
-      <w:proofErr w:type="spellEnd"/>
-      <w:r>
-        <w:rPr>
-          <w:lang w:val="en-ID"/>
-        </w:rPr>
-        <w:t xml:space="preserve"> </w:t>
-      </w:r>
-      <w:proofErr w:type="spellStart"/>
-      <w:r>
-        <w:rPr>
-          <w:lang w:val="en-ID"/>
-        </w:rPr>
-        <w:t>pesanan</w:t>
-      </w:r>
-      <w:proofErr w:type="spellEnd"/>
-      <w:r>
-        <w:rPr>
-          <w:lang w:val="en-ID"/>
-        </w:rPr>
-        <w:t xml:space="preserve"> </w:t>
-      </w:r>
-      <w:proofErr w:type="spellStart"/>
-      <w:r>
-        <w:rPr>
-          <w:lang w:val="en-ID"/>
-        </w:rPr>
-        <w:t>telat</w:t>
-      </w:r>
-      <w:proofErr w:type="spellEnd"/>
-      <w:r>
-        <w:rPr>
-          <w:lang w:val="en-ID"/>
-        </w:rPr>
-        <w:t xml:space="preserve"> dan </w:t>
-      </w:r>
-      <w:proofErr w:type="spellStart"/>
-      <w:r>
-        <w:rPr>
-          <w:lang w:val="en-ID"/>
-        </w:rPr>
-        <w:t>tepat</w:t>
-      </w:r>
-      <w:proofErr w:type="spellEnd"/>
-      <w:r>
-        <w:rPr>
-          <w:lang w:val="en-ID"/>
-        </w:rPr>
-        <w:t xml:space="preserve"> </w:t>
-      </w:r>
-      <w:proofErr w:type="spellStart"/>
-      <w:r>
-        <w:rPr>
-          <w:lang w:val="en-ID"/>
-        </w:rPr>
-        <w:t>waktu</w:t>
-      </w:r>
-      <w:proofErr w:type="spellEnd"/>
-      <w:r>
-        <w:rPr>
-          <w:lang w:val="en-ID"/>
-        </w:rPr>
-        <w:t xml:space="preserve">, 87% </w:t>
-      </w:r>
-      <w:proofErr w:type="spellStart"/>
-      <w:r>
-        <w:rPr>
-          <w:lang w:val="en-ID"/>
-        </w:rPr>
-        <w:t>terjadi</w:t>
-      </w:r>
-      <w:proofErr w:type="spellEnd"/>
-      <w:r>
-        <w:rPr>
-          <w:lang w:val="en-ID"/>
-        </w:rPr>
-        <w:t xml:space="preserve"> di </w:t>
-      </w:r>
-      <w:proofErr w:type="spellStart"/>
-      <w:r>
-        <w:rPr>
-          <w:lang w:val="en-ID"/>
-        </w:rPr>
-        <w:t>tahap</w:t>
-      </w:r>
-      <w:proofErr w:type="spellEnd"/>
-      <w:r>
-        <w:rPr>
-          <w:lang w:val="en-ID"/>
-        </w:rPr>
-        <w:t xml:space="preserve"> </w:t>
-      </w:r>
-      <w:proofErr w:type="spellStart"/>
-      <w:r>
-        <w:rPr>
-          <w:lang w:val="en-ID"/>
-        </w:rPr>
-        <w:t>pengiriman</w:t>
-      </w:r>
-      <w:proofErr w:type="spellEnd"/>
-      <w:r>
-        <w:rPr>
-          <w:lang w:val="en-ID"/>
-        </w:rPr>
-        <w:t xml:space="preserve"> </w:t>
-      </w:r>
-      <w:proofErr w:type="spellStart"/>
-      <w:r>
-        <w:rPr>
-          <w:lang w:val="en-ID"/>
-        </w:rPr>
-        <w:t>kurir</w:t>
-      </w:r>
-      <w:proofErr w:type="spellEnd"/>
-      <w:r>
-        <w:rPr>
-          <w:lang w:val="en-ID"/>
-        </w:rPr>
-        <w:t xml:space="preserve"> dan </w:t>
-      </w:r>
-      <w:proofErr w:type="spellStart"/>
-      <w:r>
-        <w:rPr>
-          <w:lang w:val="en-ID"/>
-        </w:rPr>
-        <w:t>hanya</w:t>
-      </w:r>
-      <w:proofErr w:type="spellEnd"/>
-      <w:r>
-        <w:rPr>
-          <w:lang w:val="en-ID"/>
-        </w:rPr>
-        <w:t xml:space="preserve"> 7% di </w:t>
-      </w:r>
-      <w:proofErr w:type="spellStart"/>
-      <w:r>
-        <w:rPr>
-          <w:lang w:val="en-ID"/>
-        </w:rPr>
-        <w:t>gudang</w:t>
-      </w:r>
-      <w:proofErr w:type="spellEnd"/>
-      <w:r>
-        <w:rPr>
-          <w:lang w:val="en-ID"/>
-        </w:rPr>
-        <w:t xml:space="preserve"> </w:t>
-      </w:r>
-      <w:proofErr w:type="spellStart"/>
-      <w:r>
-        <w:rPr>
-          <w:lang w:val="en-ID"/>
-        </w:rPr>
-        <w:t>penjual</w:t>
-      </w:r>
-      <w:proofErr w:type="spellEnd"/>
-      <w:r>
-        <w:rPr>
-          <w:lang w:val="en-ID"/>
-        </w:rPr>
-        <w:t xml:space="preserve">. </w:t>
+        <w:t>. Dari total selisih rata-rata 20,64 hari antara pesanan telat dan tepat waktu, 86% terjadi di tahap pengiriman kurir dan hanya 14% di gudang penjual.</w:t>
+      </w:r>
+      <w:proofErr w:type="spellStart"/>
+      <w:r>
+        <w:rPr>
+          <w:lang w:val="en-ID"/>
+        </w:rPr>
+      </w:r>
+      <w:proofErr w:type="spellEnd"/>
+      <w:r>
+        <w:rPr>
+          <w:lang w:val="en-ID"/>
+        </w:rPr>
+      </w:r>
+      <w:proofErr w:type="spellStart"/>
+      <w:r>
+        <w:rPr>
+          <w:lang w:val="en-ID"/>
+        </w:rPr>
+      </w:r>
+      <w:proofErr w:type="spellEnd"/>
+      <w:r>
+        <w:rPr>
+          <w:lang w:val="en-ID"/>
+        </w:rPr>
+      </w:r>
+      <w:proofErr w:type="spellStart"/>
+      <w:r>
+        <w:rPr>
+          <w:lang w:val="en-ID"/>
+        </w:rPr>
+      </w:r>
+      <w:proofErr w:type="spellEnd"/>
+      <w:r>
+        <w:rPr>
+          <w:lang w:val="en-ID"/>
+        </w:rPr>
+      </w:r>
+      <w:proofErr w:type="spellStart"/>
+      <w:r>
+        <w:rPr>
+          <w:lang w:val="en-ID"/>
+        </w:rPr>
+      </w:r>
+      <w:proofErr w:type="spellEnd"/>
+      <w:r>
+        <w:rPr>
+          <w:lang w:val="en-ID"/>
+        </w:rPr>
+      </w:r>
+      <w:proofErr w:type="spellStart"/>
+      <w:r>
+        <w:rPr>
+          <w:lang w:val="en-ID"/>
+        </w:rPr>
+      </w:r>
+      <w:proofErr w:type="spellEnd"/>
+      <w:r>
+        <w:rPr>
+          <w:lang w:val="en-ID"/>
+        </w:rPr>
+      </w:r>
+      <w:proofErr w:type="spellStart"/>
+      <w:r>
+        <w:rPr>
+          <w:lang w:val="en-ID"/>
+        </w:rPr>
+      </w:r>
+      <w:proofErr w:type="spellEnd"/>
+      <w:r>
+        <w:rPr>
+          <w:lang w:val="en-ID"/>
+        </w:rPr>
+      </w:r>
+      <w:proofErr w:type="spellStart"/>
+      <w:r>
+        <w:rPr>
+          <w:lang w:val="en-ID"/>
+        </w:rPr>
+      </w:r>
+      <w:proofErr w:type="spellEnd"/>
+      <w:r>
+        <w:rPr>
+          <w:lang w:val="en-ID"/>
+        </w:rPr>
+      </w:r>
+      <w:proofErr w:type="spellStart"/>
+      <w:r>
+        <w:rPr>
+          <w:lang w:val="en-ID"/>
+        </w:rPr>
+      </w:r>
+      <w:proofErr w:type="spellEnd"/>
+      <w:r>
+        <w:rPr>
+          <w:lang w:val="en-ID"/>
+        </w:rPr>
+      </w:r>
+      <w:proofErr w:type="spellStart"/>
+      <w:r>
+        <w:rPr>
+          <w:lang w:val="en-ID"/>
+        </w:rPr>
+      </w:r>
+      <w:proofErr w:type="spellEnd"/>
+      <w:r>
+        <w:rPr>
+          <w:lang w:val="en-ID"/>
+        </w:rPr>
+      </w:r>
+      <w:proofErr w:type="spellStart"/>
+      <w:r>
+        <w:rPr>
+          <w:lang w:val="en-ID"/>
+        </w:rPr>
+      </w:r>
+      <w:proofErr w:type="spellEnd"/>
+      <w:r>
+        <w:rPr>
+          <w:lang w:val="en-ID"/>
+        </w:rPr>
+      </w:r>
+      <w:proofErr w:type="spellStart"/>
+      <w:r>
+        <w:rPr>
+          <w:lang w:val="en-ID"/>
+        </w:rPr>
+      </w:r>
+      <w:proofErr w:type="spellEnd"/>
+      <w:r>
+        <w:rPr>
+          <w:lang w:val="en-ID"/>
+        </w:rPr>
+      </w:r>
+      <w:proofErr w:type="spellStart"/>
+      <w:r>
+        <w:rPr>
+          <w:lang w:val="en-ID"/>
+        </w:rPr>
+      </w:r>
+      <w:proofErr w:type="spellEnd"/>
+      <w:r>
+        <w:rPr>
+          <w:lang w:val="en-ID"/>
+        </w:rPr>
+      </w:r>
+      <w:proofErr w:type="spellStart"/>
+      <w:r>
+        <w:rPr>
+          <w:lang w:val="en-ID"/>
+        </w:rPr>
+      </w:r>
+      <w:proofErr w:type="spellEnd"/>
+      <w:r>
+        <w:rPr>
+          <w:lang w:val="en-ID"/>
+        </w:rPr>
+      </w:r>
+      <w:proofErr w:type="spellStart"/>
+      <w:r>
+        <w:rPr>
+          <w:lang w:val="en-ID"/>
+        </w:rPr>
+      </w:r>
+      <w:proofErr w:type="spellEnd"/>
+      <w:r>
+        <w:rPr>
+          <w:lang w:val="en-ID"/>
+        </w:rPr>
+        <w:t xml:space="preserve"> </w:t>
       </w:r>
       <w:proofErr w:type="spellStart"/>
       <w:r>
@@ -1853,7 +1826,7 @@
         <w:rPr>
           <w:lang w:val="en-ID"/>
         </w:rPr>
-        <w:t xml:space="preserve"> 61,29%. </w:t>
+        <w:t xml:space="preserve"> 61,25%. </w:t>
       </w:r>
       <w:proofErr w:type="spellStart"/>
       <w:r>
@@ -2803,7 +2776,7 @@
         <w:rPr>
           <w:lang w:val="en-ID"/>
         </w:rPr>
-        <w:t xml:space="preserve"> BRL 1.123.857.</w:t>
+        <w:t xml:space="preserve"> BRL 1.124.036.</w:t>
       </w:r>
     </w:p>
     <w:p>
@@ -6135,7 +6108,7 @@
           <w:bCs/>
           <w:lang w:val="en-ID"/>
         </w:rPr>
-        <w:t>anomaly</w:t>
+        <w:t>anomali</w:t>
       </w:r>
     </w:p>
     <w:p>
@@ -6691,7 +6664,7 @@
           <w:bCs/>
           <w:lang w:val="en-ID"/>
         </w:rPr>
-        <w:t>Bersama</w:t>
+        <w:t>bersama</w:t>
       </w:r>
     </w:p>
     <w:p>
@@ -6901,7 +6874,7 @@
         <w:rPr>
           <w:lang w:val="en-ID"/>
         </w:rPr>
-        <w:t xml:space="preserve"> sangat miring.</w:t>
+        <w:t xml:space="preserve"> sangat miring. Khusus untuk membagi selisih waktu ke tiap tahap, dipakai rata-rata, karena hanya rata-rata yang bisa dijumlahkan: rata-rata ke kurir ditambah rata-rata transit sama dengan rata-rata total.</w:t>
       </w:r>
     </w:p>
     <w:p>
@@ -10727,526 +10700,699 @@
         <w:rPr>
           <w:lang w:val="en-ID"/>
         </w:rPr>
-        <w:t xml:space="preserve">Dari total </w:t>
-      </w:r>
-      <w:proofErr w:type="spellStart"/>
-      <w:r>
-        <w:rPr>
-          <w:lang w:val="en-ID"/>
-        </w:rPr>
-        <w:t>selisih</w:t>
-      </w:r>
-      <w:proofErr w:type="spellEnd"/>
-      <w:r>
-        <w:rPr>
-          <w:lang w:val="en-ID"/>
-        </w:rPr>
-        <w:t xml:space="preserve"> 19,44 </w:t>
-      </w:r>
-      <w:proofErr w:type="spellStart"/>
-      <w:r>
-        <w:rPr>
-          <w:lang w:val="en-ID"/>
-        </w:rPr>
-        <w:t>hari</w:t>
-      </w:r>
-      <w:proofErr w:type="spellEnd"/>
-      <w:r>
-        <w:rPr>
-          <w:lang w:val="en-ID"/>
-        </w:rPr>
-        <w:t xml:space="preserve">, </w:t>
-      </w:r>
-      <w:proofErr w:type="spellStart"/>
-      <w:r>
-        <w:rPr>
-          <w:lang w:val="en-ID"/>
-        </w:rPr>
-        <w:t>sekitar</w:t>
-      </w:r>
-      <w:proofErr w:type="spellEnd"/>
-      <w:r>
-        <w:rPr>
-          <w:lang w:val="en-ID"/>
-        </w:rPr>
-        <w:t xml:space="preserve"> 17 </w:t>
-      </w:r>
-      <w:proofErr w:type="spellStart"/>
-      <w:r>
-        <w:rPr>
-          <w:lang w:val="en-ID"/>
-        </w:rPr>
-        <w:t>hari</w:t>
-      </w:r>
-      <w:proofErr w:type="spellEnd"/>
-      <w:r>
-        <w:rPr>
-          <w:lang w:val="en-ID"/>
-        </w:rPr>
-        <w:t xml:space="preserve"> </w:t>
-      </w:r>
-      <w:proofErr w:type="spellStart"/>
-      <w:r>
-        <w:rPr>
-          <w:lang w:val="en-ID"/>
-        </w:rPr>
-        <w:t>atau</w:t>
-      </w:r>
-      <w:proofErr w:type="spellEnd"/>
-      <w:r>
-        <w:rPr>
-          <w:lang w:val="en-ID"/>
-        </w:rPr>
-        <w:t xml:space="preserve"> 87% </w:t>
-      </w:r>
-      <w:proofErr w:type="spellStart"/>
-      <w:r>
-        <w:rPr>
-          <w:lang w:val="en-ID"/>
-        </w:rPr>
-        <w:t>berasal</w:t>
-      </w:r>
-      <w:proofErr w:type="spellEnd"/>
-      <w:r>
-        <w:rPr>
-          <w:lang w:val="en-ID"/>
-        </w:rPr>
-        <w:t xml:space="preserve"> </w:t>
-      </w:r>
-      <w:proofErr w:type="spellStart"/>
-      <w:r>
-        <w:rPr>
-          <w:lang w:val="en-ID"/>
-        </w:rPr>
-        <w:t>dari</w:t>
-      </w:r>
-      <w:proofErr w:type="spellEnd"/>
-      <w:r>
-        <w:rPr>
-          <w:lang w:val="en-ID"/>
-        </w:rPr>
-        <w:t xml:space="preserve"> </w:t>
-      </w:r>
-      <w:proofErr w:type="spellStart"/>
-      <w:r>
-        <w:rPr>
-          <w:lang w:val="en-ID"/>
-        </w:rPr>
-        <w:t>tahap</w:t>
-      </w:r>
-      <w:proofErr w:type="spellEnd"/>
-      <w:r>
-        <w:rPr>
-          <w:lang w:val="en-ID"/>
-        </w:rPr>
-        <w:t xml:space="preserve"> transit, dan </w:t>
-      </w:r>
-      <w:proofErr w:type="spellStart"/>
-      <w:r>
-        <w:rPr>
-          <w:lang w:val="en-ID"/>
-        </w:rPr>
-        <w:t>sekitar</w:t>
-      </w:r>
-      <w:proofErr w:type="spellEnd"/>
-      <w:r>
-        <w:rPr>
-          <w:lang w:val="en-ID"/>
-        </w:rPr>
-        <w:t xml:space="preserve"> 1,3 </w:t>
-      </w:r>
-      <w:proofErr w:type="spellStart"/>
-      <w:r>
-        <w:rPr>
-          <w:lang w:val="en-ID"/>
-        </w:rPr>
-        <w:t>hari</w:t>
-      </w:r>
-      <w:proofErr w:type="spellEnd"/>
-      <w:r>
-        <w:rPr>
-          <w:lang w:val="en-ID"/>
-        </w:rPr>
-        <w:t xml:space="preserve"> </w:t>
-      </w:r>
-      <w:proofErr w:type="spellStart"/>
-      <w:r>
-        <w:rPr>
-          <w:lang w:val="en-ID"/>
-        </w:rPr>
-        <w:t>atau</w:t>
-      </w:r>
-      <w:proofErr w:type="spellEnd"/>
-      <w:r>
-        <w:rPr>
-          <w:lang w:val="en-ID"/>
-        </w:rPr>
-        <w:t xml:space="preserve"> 7% </w:t>
-      </w:r>
-      <w:proofErr w:type="spellStart"/>
-      <w:r>
-        <w:rPr>
-          <w:lang w:val="en-ID"/>
-        </w:rPr>
-        <w:t>dari</w:t>
-      </w:r>
-      <w:proofErr w:type="spellEnd"/>
-      <w:r>
-        <w:rPr>
-          <w:lang w:val="en-ID"/>
-        </w:rPr>
-        <w:t xml:space="preserve"> </w:t>
-      </w:r>
-      <w:proofErr w:type="spellStart"/>
-      <w:r>
-        <w:rPr>
-          <w:lang w:val="en-ID"/>
-        </w:rPr>
-        <w:t>gudang</w:t>
-      </w:r>
-      <w:proofErr w:type="spellEnd"/>
-      <w:r>
-        <w:rPr>
-          <w:lang w:val="en-ID"/>
-        </w:rPr>
-        <w:t xml:space="preserve"> </w:t>
-      </w:r>
-      <w:proofErr w:type="spellStart"/>
-      <w:r>
-        <w:rPr>
-          <w:lang w:val="en-ID"/>
-        </w:rPr>
-        <w:t>penjual</w:t>
-      </w:r>
-      <w:proofErr w:type="spellEnd"/>
-      <w:r>
-        <w:rPr>
-          <w:lang w:val="en-ID"/>
-        </w:rPr>
-        <w:t xml:space="preserve">. Sisa 6% </w:t>
-      </w:r>
-      <w:proofErr w:type="spellStart"/>
-      <w:r>
-        <w:rPr>
-          <w:lang w:val="en-ID"/>
-        </w:rPr>
-        <w:t>adalah</w:t>
-      </w:r>
-      <w:proofErr w:type="spellEnd"/>
-      <w:r>
-        <w:rPr>
-          <w:lang w:val="en-ID"/>
-        </w:rPr>
-        <w:t xml:space="preserve"> </w:t>
-      </w:r>
-      <w:proofErr w:type="spellStart"/>
-      <w:r>
-        <w:rPr>
-          <w:lang w:val="en-ID"/>
-        </w:rPr>
-        <w:t>efek</w:t>
-      </w:r>
-      <w:proofErr w:type="spellEnd"/>
-      <w:r>
-        <w:rPr>
-          <w:lang w:val="en-ID"/>
-        </w:rPr>
-        <w:t xml:space="preserve"> </w:t>
-      </w:r>
-      <w:proofErr w:type="spellStart"/>
-      <w:r>
-        <w:rPr>
-          <w:lang w:val="en-ID"/>
-        </w:rPr>
-        <w:t>perhitungan</w:t>
-      </w:r>
-      <w:proofErr w:type="spellEnd"/>
-      <w:r>
-        <w:rPr>
-          <w:lang w:val="en-ID"/>
-        </w:rPr>
-        <w:t xml:space="preserve"> median yang </w:t>
-      </w:r>
-      <w:proofErr w:type="spellStart"/>
-      <w:r>
-        <w:rPr>
-          <w:lang w:val="en-ID"/>
-        </w:rPr>
-        <w:t>baru</w:t>
-      </w:r>
-      <w:proofErr w:type="spellEnd"/>
-      <w:r>
-        <w:rPr>
-          <w:lang w:val="en-ID"/>
-        </w:rPr>
-        <w:t xml:space="preserve"> </w:t>
-      </w:r>
-      <w:proofErr w:type="spellStart"/>
-      <w:r>
-        <w:rPr>
-          <w:lang w:val="en-ID"/>
-        </w:rPr>
-        <w:t>disebutkan</w:t>
-      </w:r>
-      <w:proofErr w:type="spellEnd"/>
-      <w:r>
-        <w:rPr>
-          <w:lang w:val="en-ID"/>
-        </w:rPr>
-        <w:t xml:space="preserve">, </w:t>
-      </w:r>
-      <w:proofErr w:type="spellStart"/>
-      <w:r>
-        <w:rPr>
-          <w:lang w:val="en-ID"/>
-        </w:rPr>
-        <w:t>bukan</w:t>
-      </w:r>
-      <w:proofErr w:type="spellEnd"/>
-      <w:r>
-        <w:rPr>
-          <w:lang w:val="en-ID"/>
-        </w:rPr>
-        <w:t xml:space="preserve"> </w:t>
-      </w:r>
-      <w:proofErr w:type="spellStart"/>
-      <w:r>
-        <w:rPr>
-          <w:lang w:val="en-ID"/>
-        </w:rPr>
-        <w:t>tahap</w:t>
-      </w:r>
-      <w:proofErr w:type="spellEnd"/>
-      <w:r>
-        <w:rPr>
-          <w:lang w:val="en-ID"/>
-        </w:rPr>
-        <w:t xml:space="preserve"> </w:t>
-      </w:r>
-      <w:proofErr w:type="spellStart"/>
-      <w:r>
-        <w:rPr>
-          <w:lang w:val="en-ID"/>
-        </w:rPr>
-        <w:t>ketiga</w:t>
-      </w:r>
-      <w:proofErr w:type="spellEnd"/>
-      <w:r>
-        <w:rPr>
-          <w:lang w:val="en-ID"/>
-        </w:rPr>
-        <w:t xml:space="preserve"> yang </w:t>
-      </w:r>
-      <w:proofErr w:type="spellStart"/>
-      <w:r>
-        <w:rPr>
-          <w:lang w:val="en-ID"/>
-        </w:rPr>
-        <w:t>belum</w:t>
-      </w:r>
-      <w:proofErr w:type="spellEnd"/>
-      <w:r>
-        <w:rPr>
-          <w:lang w:val="en-ID"/>
-        </w:rPr>
-        <w:t xml:space="preserve"> </w:t>
-      </w:r>
-      <w:proofErr w:type="spellStart"/>
-      <w:r>
-        <w:rPr>
-          <w:lang w:val="en-ID"/>
-        </w:rPr>
-        <w:t>teridentifikasi</w:t>
-      </w:r>
-      <w:proofErr w:type="spellEnd"/>
-      <w:r>
-        <w:rPr>
-          <w:lang w:val="en-ID"/>
-        </w:rPr>
-        <w:t xml:space="preserve">. Gudang </w:t>
-      </w:r>
-      <w:proofErr w:type="spellStart"/>
-      <w:r>
-        <w:rPr>
-          <w:lang w:val="en-ID"/>
-        </w:rPr>
-        <w:t>penjual</w:t>
-      </w:r>
-      <w:proofErr w:type="spellEnd"/>
-      <w:r>
-        <w:rPr>
-          <w:lang w:val="en-ID"/>
-        </w:rPr>
-        <w:t xml:space="preserve"> </w:t>
-      </w:r>
-      <w:proofErr w:type="spellStart"/>
-      <w:r>
-        <w:rPr>
-          <w:lang w:val="en-ID"/>
-        </w:rPr>
-        <w:t>memang</w:t>
-      </w:r>
-      <w:proofErr w:type="spellEnd"/>
-      <w:r>
-        <w:rPr>
-          <w:lang w:val="en-ID"/>
-        </w:rPr>
-        <w:t xml:space="preserve"> </w:t>
-      </w:r>
-      <w:proofErr w:type="spellStart"/>
-      <w:r>
-        <w:rPr>
-          <w:lang w:val="en-ID"/>
-        </w:rPr>
-        <w:t>ikut</w:t>
-      </w:r>
-      <w:proofErr w:type="spellEnd"/>
-      <w:r>
-        <w:rPr>
-          <w:lang w:val="en-ID"/>
-        </w:rPr>
-        <w:t xml:space="preserve"> </w:t>
-      </w:r>
-      <w:proofErr w:type="spellStart"/>
-      <w:r>
-        <w:rPr>
-          <w:lang w:val="en-ID"/>
-        </w:rPr>
-        <w:t>melambat</w:t>
-      </w:r>
-      <w:proofErr w:type="spellEnd"/>
-      <w:r>
-        <w:rPr>
-          <w:lang w:val="en-ID"/>
-        </w:rPr>
-        <w:t xml:space="preserve"> pada </w:t>
-      </w:r>
-      <w:proofErr w:type="spellStart"/>
-      <w:r>
-        <w:rPr>
-          <w:lang w:val="en-ID"/>
-        </w:rPr>
-        <w:t>pesanan</w:t>
-      </w:r>
-      <w:proofErr w:type="spellEnd"/>
-      <w:r>
-        <w:rPr>
-          <w:lang w:val="en-ID"/>
-        </w:rPr>
-        <w:t xml:space="preserve"> yang </w:t>
-      </w:r>
-      <w:proofErr w:type="spellStart"/>
-      <w:r>
-        <w:rPr>
-          <w:lang w:val="en-ID"/>
-        </w:rPr>
-        <w:t>telat</w:t>
-      </w:r>
-      <w:proofErr w:type="spellEnd"/>
-      <w:r>
-        <w:rPr>
-          <w:lang w:val="en-ID"/>
-        </w:rPr>
-        <w:t xml:space="preserve">, </w:t>
-      </w:r>
-      <w:proofErr w:type="spellStart"/>
-      <w:r>
-        <w:rPr>
-          <w:lang w:val="en-ID"/>
-        </w:rPr>
-        <w:t>tetapi</w:t>
-      </w:r>
-      <w:proofErr w:type="spellEnd"/>
-      <w:r>
-        <w:rPr>
-          <w:lang w:val="en-ID"/>
-        </w:rPr>
-        <w:t xml:space="preserve"> </w:t>
-      </w:r>
-      <w:proofErr w:type="spellStart"/>
-      <w:r>
-        <w:rPr>
-          <w:lang w:val="en-ID"/>
-        </w:rPr>
-        <w:t>kontribusinya</w:t>
-      </w:r>
-      <w:proofErr w:type="spellEnd"/>
-      <w:r>
-        <w:rPr>
-          <w:lang w:val="en-ID"/>
-        </w:rPr>
-        <w:t xml:space="preserve"> </w:t>
-      </w:r>
-      <w:proofErr w:type="spellStart"/>
-      <w:r>
-        <w:rPr>
-          <w:lang w:val="en-ID"/>
-        </w:rPr>
-        <w:t>kecil</w:t>
-      </w:r>
-      <w:proofErr w:type="spellEnd"/>
-      <w:r>
-        <w:rPr>
-          <w:lang w:val="en-ID"/>
-        </w:rPr>
-        <w:t xml:space="preserve"> dan </w:t>
-      </w:r>
-      <w:proofErr w:type="spellStart"/>
-      <w:r>
-        <w:rPr>
-          <w:lang w:val="en-ID"/>
-        </w:rPr>
-        <w:t>tidak</w:t>
-      </w:r>
-      <w:proofErr w:type="spellEnd"/>
-      <w:r>
-        <w:rPr>
-          <w:lang w:val="en-ID"/>
-        </w:rPr>
-        <w:t xml:space="preserve"> </w:t>
-      </w:r>
-      <w:proofErr w:type="spellStart"/>
-      <w:r>
-        <w:rPr>
-          <w:lang w:val="en-ID"/>
-        </w:rPr>
-        <w:t>menjelaskan</w:t>
-      </w:r>
-      <w:proofErr w:type="spellEnd"/>
-      <w:r>
-        <w:rPr>
-          <w:lang w:val="en-ID"/>
-        </w:rPr>
-        <w:t xml:space="preserve"> </w:t>
-      </w:r>
-      <w:proofErr w:type="spellStart"/>
-      <w:r>
-        <w:rPr>
-          <w:lang w:val="en-ID"/>
-        </w:rPr>
-        <w:t>besarnya</w:t>
-      </w:r>
-      <w:proofErr w:type="spellEnd"/>
-      <w:r>
-        <w:rPr>
-          <w:lang w:val="en-ID"/>
-        </w:rPr>
-        <w:t xml:space="preserve"> </w:t>
-      </w:r>
-      <w:proofErr w:type="spellStart"/>
-      <w:r>
-        <w:rPr>
-          <w:lang w:val="en-ID"/>
-        </w:rPr>
-        <w:t>masalah</w:t>
-      </w:r>
-      <w:proofErr w:type="spellEnd"/>
-      <w:r>
-        <w:rPr>
-          <w:lang w:val="en-ID"/>
-        </w:rPr>
-        <w:t>.</w:t>
-      </w:r>
+        <w:t>Karena median tidak bisa dijumlahkan, porsi tiap tahap dihitung dari rata-ratanya:</w:t>
+      </w:r>
+      <w:proofErr w:type="spellStart"/>
+      <w:proofErr w:type="spellEnd"/>
+      <w:proofErr w:type="spellStart"/>
+      <w:proofErr w:type="spellEnd"/>
+      <w:proofErr w:type="spellStart"/>
+      <w:proofErr w:type="spellEnd"/>
+      <w:proofErr w:type="spellStart"/>
+      <w:proofErr w:type="spellEnd"/>
+      <w:proofErr w:type="spellStart"/>
+      <w:proofErr w:type="spellEnd"/>
+      <w:proofErr w:type="spellStart"/>
+      <w:proofErr w:type="spellEnd"/>
+      <w:proofErr w:type="spellStart"/>
+      <w:proofErr w:type="spellEnd"/>
+      <w:proofErr w:type="spellStart"/>
+      <w:proofErr w:type="spellEnd"/>
+      <w:proofErr w:type="spellStart"/>
+      <w:proofErr w:type="spellEnd"/>
+      <w:proofErr w:type="spellStart"/>
+      <w:proofErr w:type="spellEnd"/>
+      <w:proofErr w:type="spellStart"/>
+      <w:proofErr w:type="spellEnd"/>
+      <w:proofErr w:type="spellStart"/>
+      <w:proofErr w:type="spellEnd"/>
+      <w:proofErr w:type="spellStart"/>
+      <w:proofErr w:type="spellEnd"/>
+      <w:proofErr w:type="spellStart"/>
+      <w:proofErr w:type="spellEnd"/>
+      <w:proofErr w:type="spellStart"/>
+      <w:proofErr w:type="spellEnd"/>
+      <w:proofErr w:type="spellStart"/>
+      <w:proofErr w:type="spellEnd"/>
+      <w:proofErr w:type="spellStart"/>
+      <w:proofErr w:type="spellEnd"/>
+      <w:proofErr w:type="spellStart"/>
+      <w:proofErr w:type="spellEnd"/>
+      <w:proofErr w:type="spellStart"/>
+      <w:proofErr w:type="spellEnd"/>
+      <w:proofErr w:type="spellStart"/>
+      <w:proofErr w:type="spellEnd"/>
+      <w:proofErr w:type="spellStart"/>
+      <w:proofErr w:type="spellEnd"/>
+      <w:proofErr w:type="spellStart"/>
+      <w:proofErr w:type="spellEnd"/>
+      <w:proofErr w:type="spellStart"/>
+      <w:proofErr w:type="spellEnd"/>
+      <w:proofErr w:type="spellStart"/>
+      <w:proofErr w:type="spellEnd"/>
+      <w:proofErr w:type="spellStart"/>
+      <w:proofErr w:type="spellEnd"/>
+      <w:proofErr w:type="spellStart"/>
+      <w:proofErr w:type="spellEnd"/>
+      <w:proofErr w:type="spellStart"/>
+      <w:proofErr w:type="spellEnd"/>
+      <w:proofErr w:type="spellStart"/>
+      <w:proofErr w:type="spellEnd"/>
+      <w:proofErr w:type="spellStart"/>
+      <w:proofErr w:type="spellEnd"/>
+      <w:proofErr w:type="spellStart"/>
+      <w:proofErr w:type="spellEnd"/>
+      <w:proofErr w:type="spellStart"/>
+      <w:proofErr w:type="spellEnd"/>
+      <w:proofErr w:type="spellStart"/>
+      <w:proofErr w:type="spellEnd"/>
+      <w:proofErr w:type="spellStart"/>
+      <w:proofErr w:type="spellEnd"/>
+      <w:proofErr w:type="spellStart"/>
+      <w:proofErr w:type="spellEnd"/>
+      <w:proofErr w:type="spellStart"/>
+      <w:proofErr w:type="spellEnd"/>
+      <w:proofErr w:type="spellStart"/>
+      <w:proofErr w:type="spellEnd"/>
+      <w:proofErr w:type="spellStart"/>
+      <w:proofErr w:type="spellEnd"/>
+    </w:p>
+    <w:tbl>
+      <w:tblPr>
+        <w:tblW w:w="0" w:type="auto"/>
+        <w:tblInd w:w="1334" w:type="dxa"/>
+        <w:tblBorders>
+          <w:top w:val="single" w:sz="4" w:space="0" w:color="auto"/>
+          <w:left w:val="single" w:sz="4" w:space="0" w:color="auto"/>
+          <w:bottom w:val="single" w:sz="4" w:space="0" w:color="auto"/>
+          <w:right w:val="single" w:sz="4" w:space="0" w:color="auto"/>
+          <w:insideH w:val="single" w:sz="4" w:space="0" w:color="auto"/>
+          <w:insideV w:val="single" w:sz="4" w:space="0" w:color="auto"/>
+        </w:tblBorders>
+        <w:tblCellMar>
+          <w:top w:w="15" w:type="dxa"/>
+          <w:left w:w="15" w:type="dxa"/>
+          <w:bottom w:w="15" w:type="dxa"/>
+          <w:right w:w="15" w:type="dxa"/>
+        </w:tblCellMar>
+        <w:tblLook w:val="04A0" w:firstRow="1" w:lastRow="0" w:firstColumn="1" w:lastColumn="0" w:noHBand="0" w:noVBand="1"/>
+      </w:tblPr>
+      <w:tblGrid>
+        <w:gridCol w:w="2573"/>
+        <w:gridCol w:w="1579"/>
+        <w:gridCol w:w="1327"/>
+        <w:gridCol w:w="874"/>
+      </w:tblGrid>
+      <w:tr>
+        <w:trPr>
+          <w:tblHeader/>
+        </w:trPr>
+        <w:tc>
+          <w:tcPr>
+            <w:tcW w:w="0" w:type="auto"/>
+            <w:tcMar>
+              <w:top w:w="75" w:type="dxa"/>
+              <w:left w:w="150" w:type="dxa"/>
+              <w:bottom w:w="75" w:type="dxa"/>
+              <w:right w:w="150" w:type="dxa"/>
+            </w:tcMar>
+            <w:vAlign w:val="center"/>
+            <w:hideMark/>
+          </w:tcPr>
+          <w:p>
+            <w:pPr>
+              <w:ind w:firstLine="0"/>
+              <w:jc w:val="center"/>
+              <w:rPr>
+                <w:b/>
+                <w:bCs/>
+                <w:lang w:val="en-ID"/>
+              </w:rPr>
+            </w:pPr>
+            <w:proofErr w:type="spellStart"/>
+            <w:r>
+              <w:rPr>
+                <w:b/>
+                <w:bCs/>
+                <w:lang w:val="en-ID"/>
+              </w:rPr>
+              <w:t>Tahap</w:t>
+            </w:r>
+            <w:proofErr w:type="spellEnd"/>
+          </w:p>
+        </w:tc>
+        <w:tc>
+          <w:tcPr>
+            <w:tcW w:w="0" w:type="auto"/>
+            <w:tcMar>
+              <w:top w:w="75" w:type="dxa"/>
+              <w:left w:w="150" w:type="dxa"/>
+              <w:bottom w:w="75" w:type="dxa"/>
+              <w:right w:w="150" w:type="dxa"/>
+            </w:tcMar>
+            <w:vAlign w:val="center"/>
+            <w:hideMark/>
+          </w:tcPr>
+          <w:p>
+            <w:pPr>
+              <w:ind w:firstLine="0"/>
+              <w:jc w:val="center"/>
+              <w:rPr>
+                <w:b/>
+                <w:bCs/>
+                <w:lang w:val="en-ID"/>
+              </w:rPr>
+            </w:pPr>
+            <w:proofErr w:type="spellStart"/>
+            <w:r>
+              <w:rPr>
+                <w:b/>
+                <w:bCs/>
+                <w:lang w:val="en-ID"/>
+              </w:rPr>
+              <w:t>Tepat waktu</w:t>
+            </w:r>
+            <w:proofErr w:type="spellEnd"/>
+            <w:proofErr w:type="spellStart"/>
+            <w:proofErr w:type="spellEnd"/>
+          </w:p>
+        </w:tc>
+        <w:tc>
+          <w:tcPr>
+            <w:tcW w:w="0" w:type="auto"/>
+            <w:tcMar>
+              <w:top w:w="75" w:type="dxa"/>
+              <w:left w:w="150" w:type="dxa"/>
+              <w:bottom w:w="75" w:type="dxa"/>
+              <w:right w:w="150" w:type="dxa"/>
+            </w:tcMar>
+            <w:vAlign w:val="center"/>
+            <w:hideMark/>
+          </w:tcPr>
+          <w:p>
+            <w:pPr>
+              <w:ind w:firstLine="0"/>
+              <w:jc w:val="center"/>
+              <w:rPr>
+                <w:b/>
+                <w:bCs/>
+                <w:lang w:val="en-ID"/>
+              </w:rPr>
+            </w:pPr>
+            <w:r>
+              <w:rPr>
+                <w:b/>
+                <w:bCs/>
+                <w:lang w:val="en-ID"/>
+              </w:rPr>
+              <w:t>Telat</w:t>
+            </w:r>
+          </w:p>
+        </w:tc>
+        <w:tc>
+          <w:tcPr>
+            <w:tcW w:w="0" w:type="auto"/>
+            <w:tcMar>
+              <w:top w:w="75" w:type="dxa"/>
+              <w:left w:w="150" w:type="dxa"/>
+              <w:bottom w:w="75" w:type="dxa"/>
+              <w:right w:w="150" w:type="dxa"/>
+            </w:tcMar>
+            <w:vAlign w:val="center"/>
+            <w:hideMark/>
+          </w:tcPr>
+          <w:p>
+            <w:pPr>
+              <w:ind w:firstLine="0"/>
+              <w:jc w:val="center"/>
+              <w:rPr>
+                <w:b/>
+                <w:bCs/>
+                <w:lang w:val="en-ID"/>
+              </w:rPr>
+            </w:pPr>
+            <w:r>
+              <w:rPr>
+                <w:b/>
+                <w:bCs/>
+                <w:lang w:val="en-ID"/>
+              </w:rPr>
+              <w:t>Selisih (porsi)</w:t>
+            </w:r>
+          </w:p>
+        </w:tc>
+      </w:tr>
+      <w:tr>
+        <w:tc>
+          <w:tcPr>
+            <w:tcW w:w="0" w:type="auto"/>
+            <w:tcMar>
+              <w:top w:w="75" w:type="dxa"/>
+              <w:left w:w="150" w:type="dxa"/>
+              <w:bottom w:w="75" w:type="dxa"/>
+              <w:right w:w="150" w:type="dxa"/>
+            </w:tcMar>
+            <w:vAlign w:val="center"/>
+            <w:hideMark/>
+          </w:tcPr>
+          <w:p>
+            <w:pPr>
+              <w:ind w:firstLine="0"/>
+              <w:rPr>
+                <w:lang w:val="en-ID"/>
+              </w:rPr>
+            </w:pPr>
+            <w:r>
+              <w:rPr>
+                <w:lang w:val="en-ID"/>
+              </w:rPr>
+              <w:t>Ke kurir (porsi penjual)</w:t>
+            </w:r>
+            <w:proofErr w:type="spellStart"/>
+            <w:proofErr w:type="spellEnd"/>
+            <w:proofErr w:type="spellStart"/>
+            <w:proofErr w:type="spellEnd"/>
+            <w:proofErr w:type="spellStart"/>
+            <w:proofErr w:type="spellEnd"/>
+          </w:p>
+        </w:tc>
+        <w:tc>
+          <w:tcPr>
+            <w:tcW w:w="0" w:type="auto"/>
+            <w:tcMar>
+              <w:top w:w="75" w:type="dxa"/>
+              <w:left w:w="150" w:type="dxa"/>
+              <w:bottom w:w="75" w:type="dxa"/>
+              <w:right w:w="150" w:type="dxa"/>
+            </w:tcMar>
+            <w:vAlign w:val="center"/>
+            <w:hideMark/>
+          </w:tcPr>
+          <w:p>
+            <w:pPr>
+              <w:ind w:firstLine="0"/>
+              <w:rPr>
+                <w:lang w:val="en-ID"/>
+              </w:rPr>
+            </w:pPr>
+            <w:r>
+              <w:rPr>
+                <w:lang w:val="en-ID"/>
+              </w:rPr>
+              <w:t>2,97 hari</w:t>
+            </w:r>
+            <w:proofErr w:type="spellStart"/>
+            <w:proofErr w:type="spellEnd"/>
+          </w:p>
+        </w:tc>
+        <w:tc>
+          <w:tcPr>
+            <w:tcW w:w="0" w:type="auto"/>
+            <w:tcMar>
+              <w:top w:w="75" w:type="dxa"/>
+              <w:left w:w="150" w:type="dxa"/>
+              <w:bottom w:w="75" w:type="dxa"/>
+              <w:right w:w="150" w:type="dxa"/>
+            </w:tcMar>
+            <w:vAlign w:val="center"/>
+            <w:hideMark/>
+          </w:tcPr>
+          <w:p>
+            <w:pPr>
+              <w:ind w:firstLine="0"/>
+              <w:rPr>
+                <w:lang w:val="en-ID"/>
+              </w:rPr>
+            </w:pPr>
+            <w:r>
+              <w:rPr>
+                <w:lang w:val="en-ID"/>
+              </w:rPr>
+              <w:t>5,81 hari</w:t>
+            </w:r>
+            <w:proofErr w:type="spellStart"/>
+            <w:proofErr w:type="spellEnd"/>
+          </w:p>
+        </w:tc>
+        <w:tc>
+          <w:tcPr>
+            <w:tcW w:w="0" w:type="auto"/>
+            <w:tcMar>
+              <w:top w:w="75" w:type="dxa"/>
+              <w:left w:w="150" w:type="dxa"/>
+              <w:bottom w:w="75" w:type="dxa"/>
+              <w:right w:w="150" w:type="dxa"/>
+            </w:tcMar>
+            <w:vAlign w:val="center"/>
+            <w:hideMark/>
+          </w:tcPr>
+          <w:p>
+            <w:pPr>
+              <w:ind w:firstLine="0"/>
+              <w:rPr>
+                <w:lang w:val="en-ID"/>
+              </w:rPr>
+            </w:pPr>
+            <w:r>
+              <w:rPr>
+                <w:lang w:val="en-ID"/>
+              </w:rPr>
+              <w:t>2,84 hari (14%)</w:t>
+            </w:r>
+          </w:p>
+        </w:tc>
+      </w:tr>
+      <w:tr>
+        <w:tc>
+          <w:tcPr>
+            <w:tcW w:w="0" w:type="auto"/>
+            <w:tcMar>
+              <w:top w:w="75" w:type="dxa"/>
+              <w:left w:w="150" w:type="dxa"/>
+              <w:bottom w:w="75" w:type="dxa"/>
+              <w:right w:w="150" w:type="dxa"/>
+            </w:tcMar>
+            <w:vAlign w:val="center"/>
+            <w:hideMark/>
+          </w:tcPr>
+          <w:p>
+            <w:pPr>
+              <w:ind w:firstLine="0"/>
+              <w:rPr>
+                <w:lang w:val="en-ID"/>
+              </w:rPr>
+            </w:pPr>
+            <w:r>
+              <w:rPr>
+                <w:lang w:val="en-ID"/>
+              </w:rPr>
+              <w:t>Transit (porsi kurir)</w:t>
+            </w:r>
+            <w:proofErr w:type="spellStart"/>
+            <w:proofErr w:type="spellEnd"/>
+            <w:proofErr w:type="spellStart"/>
+            <w:proofErr w:type="spellEnd"/>
+            <w:proofErr w:type="spellStart"/>
+            <w:proofErr w:type="spellEnd"/>
+          </w:p>
+        </w:tc>
+        <w:tc>
+          <w:tcPr>
+            <w:tcW w:w="0" w:type="auto"/>
+            <w:tcMar>
+              <w:top w:w="75" w:type="dxa"/>
+              <w:left w:w="150" w:type="dxa"/>
+              <w:bottom w:w="75" w:type="dxa"/>
+              <w:right w:w="150" w:type="dxa"/>
+            </w:tcMar>
+            <w:vAlign w:val="center"/>
+            <w:hideMark/>
+          </w:tcPr>
+          <w:p>
+            <w:pPr>
+              <w:ind w:firstLine="0"/>
+              <w:rPr>
+                <w:lang w:val="en-ID"/>
+              </w:rPr>
+            </w:pPr>
+            <w:r>
+              <w:rPr>
+                <w:lang w:val="en-ID"/>
+              </w:rPr>
+              <w:t>7,90 hari</w:t>
+            </w:r>
+            <w:proofErr w:type="spellStart"/>
+            <w:proofErr w:type="spellEnd"/>
+          </w:p>
+        </w:tc>
+        <w:tc>
+          <w:tcPr>
+            <w:tcW w:w="0" w:type="auto"/>
+            <w:tcMar>
+              <w:top w:w="75" w:type="dxa"/>
+              <w:left w:w="150" w:type="dxa"/>
+              <w:bottom w:w="75" w:type="dxa"/>
+              <w:right w:w="150" w:type="dxa"/>
+            </w:tcMar>
+            <w:vAlign w:val="center"/>
+            <w:hideMark/>
+          </w:tcPr>
+          <w:p>
+            <w:pPr>
+              <w:ind w:firstLine="0"/>
+              <w:rPr>
+                <w:lang w:val="en-ID"/>
+              </w:rPr>
+            </w:pPr>
+            <w:r>
+              <w:rPr>
+                <w:lang w:val="en-ID"/>
+              </w:rPr>
+              <w:t>25,69 hari</w:t>
+            </w:r>
+            <w:proofErr w:type="spellStart"/>
+            <w:proofErr w:type="spellEnd"/>
+          </w:p>
+        </w:tc>
+        <w:tc>
+          <w:tcPr>
+            <w:tcW w:w="0" w:type="auto"/>
+            <w:tcMar>
+              <w:top w:w="75" w:type="dxa"/>
+              <w:left w:w="150" w:type="dxa"/>
+              <w:bottom w:w="75" w:type="dxa"/>
+              <w:right w:w="150" w:type="dxa"/>
+            </w:tcMar>
+            <w:vAlign w:val="center"/>
+            <w:hideMark/>
+          </w:tcPr>
+          <w:p>
+            <w:pPr>
+              <w:ind w:firstLine="0"/>
+              <w:rPr>
+                <w:lang w:val="en-ID"/>
+              </w:rPr>
+            </w:pPr>
+            <w:r>
+              <w:rPr>
+                <w:lang w:val="en-ID"/>
+              </w:rPr>
+              <w:t>17,79 hari (86%)</w:t>
+            </w:r>
+          </w:p>
+        </w:tc>
+      </w:tr>
+      <w:tr>
+        <w:tc>
+          <w:tcPr>
+            <w:tcW w:w="0" w:type="auto"/>
+            <w:tcMar>
+              <w:top w:w="75" w:type="dxa"/>
+              <w:left w:w="150" w:type="dxa"/>
+              <w:bottom w:w="75" w:type="dxa"/>
+              <w:right w:w="150" w:type="dxa"/>
+            </w:tcMar>
+            <w:vAlign w:val="center"/>
+            <w:hideMark/>
+          </w:tcPr>
+          <w:p>
+            <w:pPr>
+              <w:ind w:firstLine="0"/>
+              <w:rPr>
+                <w:lang w:val="en-ID"/>
+              </w:rPr>
+            </w:pPr>
+            <w:r>
+              <w:rPr>
+                <w:b/>
+                <w:bCs/>
+                <w:lang w:val="en-ID"/>
+              </w:rPr>
+              <w:t>Total</w:t>
+            </w:r>
+          </w:p>
+        </w:tc>
+        <w:tc>
+          <w:tcPr>
+            <w:tcW w:w="0" w:type="auto"/>
+            <w:tcMar>
+              <w:top w:w="75" w:type="dxa"/>
+              <w:left w:w="150" w:type="dxa"/>
+              <w:bottom w:w="75" w:type="dxa"/>
+              <w:right w:w="150" w:type="dxa"/>
+            </w:tcMar>
+            <w:vAlign w:val="center"/>
+            <w:hideMark/>
+          </w:tcPr>
+          <w:p>
+            <w:pPr>
+              <w:ind w:firstLine="0"/>
+              <w:rPr>
+                <w:lang w:val="en-ID"/>
+              </w:rPr>
+            </w:pPr>
+            <w:r>
+              <w:rPr>
+                <w:b/>
+                <w:bCs/>
+                <w:lang w:val="en-ID"/>
+              </w:rPr>
+              <w:t>10,86 hari</w:t>
+            </w:r>
+            <w:proofErr w:type="spellStart"/>
+            <w:proofErr w:type="spellEnd"/>
+          </w:p>
+        </w:tc>
+        <w:tc>
+          <w:tcPr>
+            <w:tcW w:w="0" w:type="auto"/>
+            <w:tcMar>
+              <w:top w:w="75" w:type="dxa"/>
+              <w:left w:w="150" w:type="dxa"/>
+              <w:bottom w:w="75" w:type="dxa"/>
+              <w:right w:w="150" w:type="dxa"/>
+            </w:tcMar>
+            <w:vAlign w:val="center"/>
+            <w:hideMark/>
+          </w:tcPr>
+          <w:p>
+            <w:pPr>
+              <w:ind w:firstLine="0"/>
+              <w:rPr>
+                <w:lang w:val="en-ID"/>
+              </w:rPr>
+            </w:pPr>
+            <w:r>
+              <w:rPr>
+                <w:b/>
+                <w:bCs/>
+                <w:lang w:val="en-ID"/>
+              </w:rPr>
+              <w:t>31,50 hari</w:t>
+            </w:r>
+            <w:proofErr w:type="spellStart"/>
+            <w:proofErr w:type="spellEnd"/>
+          </w:p>
+        </w:tc>
+        <w:tc>
+          <w:tcPr>
+            <w:tcW w:w="0" w:type="auto"/>
+            <w:tcMar>
+              <w:top w:w="75" w:type="dxa"/>
+              <w:left w:w="150" w:type="dxa"/>
+              <w:bottom w:w="75" w:type="dxa"/>
+              <w:right w:w="150" w:type="dxa"/>
+            </w:tcMar>
+            <w:vAlign w:val="center"/>
+            <w:hideMark/>
+          </w:tcPr>
+          <w:p>
+            <w:pPr>
+              <w:ind w:firstLine="0"/>
+              <w:rPr>
+                <w:lang w:val="en-ID"/>
+              </w:rPr>
+            </w:pPr>
+            <w:r>
+              <w:rPr>
+                <w:b/>
+                <w:bCs/>
+                <w:lang w:val="en-ID"/>
+              </w:rPr>
+              <w:t>20,64 hari (100%)</w:t>
+            </w:r>
+          </w:p>
+        </w:tc>
+      </w:tr>
+    </w:tbl>
+    <w:p>
+      <w:pPr>
+        <w:ind w:left="426" w:firstLine="0"/>
+        <w:rPr>
+          <w:lang w:val="en-ID"/>
+        </w:rPr>
+      </w:pPr>
+      <w:r>
+        <w:rPr>
+          <w:b w:val="0"/>
+          <w:lang w:val="en-ID"/>
+        </w:rPr>
+        <w:t>Dari total selisih 20,64 hari, 86% berasal dari tahap transit dan 14% dari gudang penjual. Gudang penjual memang ikut melambat pada pesanan yang telat, tetapi kontribusinya kecil dan tidak menjelaskan besarnya masalah.</w:t>
+      </w:r>
+      <w:proofErr w:type="spellStart"/>
+      <w:proofErr w:type="spellEnd"/>
+      <w:proofErr w:type="spellStart"/>
+      <w:proofErr w:type="spellEnd"/>
+      <w:proofErr w:type="spellStart"/>
+      <w:proofErr w:type="spellEnd"/>
+      <w:proofErr w:type="spellStart"/>
+      <w:proofErr w:type="spellEnd"/>
+      <w:proofErr w:type="spellStart"/>
+      <w:proofErr w:type="spellEnd"/>
+      <w:proofErr w:type="spellStart"/>
+      <w:proofErr w:type="spellEnd"/>
+      <w:proofErr w:type="spellStart"/>
+      <w:proofErr w:type="spellEnd"/>
+      <w:proofErr w:type="spellStart"/>
+      <w:proofErr w:type="spellEnd"/>
+      <w:proofErr w:type="spellStart"/>
+      <w:proofErr w:type="spellEnd"/>
+      <w:proofErr w:type="spellStart"/>
+      <w:proofErr w:type="spellEnd"/>
+      <w:proofErr w:type="spellStart"/>
+      <w:proofErr w:type="spellEnd"/>
+      <w:proofErr w:type="spellStart"/>
+      <w:proofErr w:type="spellEnd"/>
+      <w:proofErr w:type="spellStart"/>
+      <w:proofErr w:type="spellEnd"/>
+      <w:proofErr w:type="spellStart"/>
+      <w:proofErr w:type="spellEnd"/>
+      <w:proofErr w:type="spellStart"/>
+      <w:proofErr w:type="spellEnd"/>
+      <w:proofErr w:type="spellStart"/>
+      <w:proofErr w:type="spellEnd"/>
+      <w:proofErr w:type="spellStart"/>
+      <w:proofErr w:type="spellEnd"/>
+      <w:proofErr w:type="spellStart"/>
+      <w:proofErr w:type="spellEnd"/>
+      <w:proofErr w:type="spellStart"/>
+      <w:proofErr w:type="spellEnd"/>
+      <w:proofErr w:type="spellStart"/>
+      <w:proofErr w:type="spellEnd"/>
+      <w:proofErr w:type="spellStart"/>
+      <w:proofErr w:type="spellEnd"/>
+      <w:proofErr w:type="spellStart"/>
+      <w:proofErr w:type="spellEnd"/>
+      <w:proofErr w:type="spellStart"/>
+      <w:proofErr w:type="spellEnd"/>
+      <w:proofErr w:type="spellStart"/>
+      <w:proofErr w:type="spellEnd"/>
+      <w:proofErr w:type="spellStart"/>
+      <w:proofErr w:type="spellEnd"/>
+      <w:proofErr w:type="spellStart"/>
+      <w:proofErr w:type="spellEnd"/>
+      <w:proofErr w:type="spellStart"/>
+      <w:proofErr w:type="spellEnd"/>
+      <w:proofErr w:type="spellStart"/>
+      <w:proofErr w:type="spellEnd"/>
+      <w:proofErr w:type="spellStart"/>
+      <w:proofErr w:type="spellEnd"/>
+      <w:proofErr w:type="spellStart"/>
+      <w:proofErr w:type="spellEnd"/>
+      <w:proofErr w:type="spellStart"/>
+      <w:proofErr w:type="spellEnd"/>
+      <w:proofErr w:type="spellStart"/>
+      <w:proofErr w:type="spellEnd"/>
+      <w:proofErr w:type="spellStart"/>
+      <w:proofErr w:type="spellEnd"/>
+      <w:proofErr w:type="spellStart"/>
+      <w:proofErr w:type="spellEnd"/>
+      <w:proofErr w:type="spellStart"/>
+      <w:proofErr w:type="spellEnd"/>
+      <w:proofErr w:type="spellStart"/>
+      <w:proofErr w:type="spellEnd"/>
+      <w:proofErr w:type="spellStart"/>
+      <w:proofErr w:type="spellEnd"/>
     </w:p>
     <w:p>
       <w:pPr>
@@ -15093,25 +15239,23 @@
           <w:bCs/>
           <w:lang w:val="en-ID"/>
         </w:rPr>
-        <w:t>padahal</w:t>
-      </w:r>
-      <w:proofErr w:type="spellEnd"/>
-      <w:r>
-        <w:rPr>
-          <w:b/>
-          <w:bCs/>
-          <w:lang w:val="en-ID"/>
-        </w:rPr>
-        <w:t xml:space="preserve"> </w:t>
-      </w:r>
-      <w:proofErr w:type="spellStart"/>
-      <w:r>
-        <w:rPr>
-          <w:b/>
-          <w:bCs/>
-          <w:lang w:val="en-ID"/>
-        </w:rPr>
-        <w:t>transitnya</w:t>
+        <w:t>padahal median transitnya</w:t>
+      </w:r>
+      <w:proofErr w:type="spellEnd"/>
+      <w:r>
+        <w:rPr>
+          <w:b/>
+          <w:bCs/>
+          <w:lang w:val="en-ID"/>
+        </w:rPr>
+      </w:r>
+      <w:proofErr w:type="spellStart"/>
+      <w:r>
+        <w:rPr>
+          <w:b/>
+          <w:bCs/>
+          <w:lang w:val="en-ID"/>
+        </w:rPr>
       </w:r>
       <w:proofErr w:type="spellEnd"/>
       <w:r>
@@ -15294,203 +15438,175 @@
         <w:rPr>
           <w:lang w:val="en-ID"/>
         </w:rPr>
-        <w:t xml:space="preserve">. </w:t>
-      </w:r>
-      <w:proofErr w:type="spellStart"/>
-      <w:r>
-        <w:rPr>
-          <w:lang w:val="en-ID"/>
-        </w:rPr>
-        <w:t>Dugaan</w:t>
-      </w:r>
-      <w:proofErr w:type="spellEnd"/>
-      <w:r>
-        <w:rPr>
-          <w:lang w:val="en-ID"/>
-        </w:rPr>
-        <w:t xml:space="preserve"> yang paling </w:t>
-      </w:r>
-      <w:proofErr w:type="spellStart"/>
-      <w:r>
-        <w:rPr>
-          <w:lang w:val="en-ID"/>
-        </w:rPr>
-        <w:t>masuk</w:t>
-      </w:r>
-      <w:proofErr w:type="spellEnd"/>
-      <w:r>
-        <w:rPr>
-          <w:lang w:val="en-ID"/>
-        </w:rPr>
-        <w:t xml:space="preserve"> </w:t>
-      </w:r>
-      <w:proofErr w:type="spellStart"/>
-      <w:r>
-        <w:rPr>
-          <w:lang w:val="en-ID"/>
-        </w:rPr>
-        <w:t>akal</w:t>
-      </w:r>
-      <w:proofErr w:type="spellEnd"/>
-      <w:r>
-        <w:rPr>
-          <w:lang w:val="en-ID"/>
-        </w:rPr>
-        <w:t xml:space="preserve"> </w:t>
-      </w:r>
-      <w:proofErr w:type="spellStart"/>
-      <w:r>
-        <w:rPr>
-          <w:lang w:val="en-ID"/>
-        </w:rPr>
-        <w:t>adalah</w:t>
-      </w:r>
-      <w:proofErr w:type="spellEnd"/>
-      <w:r>
-        <w:rPr>
-          <w:lang w:val="en-ID"/>
-        </w:rPr>
-        <w:t xml:space="preserve"> </w:t>
-      </w:r>
-      <w:proofErr w:type="spellStart"/>
-      <w:r>
-        <w:rPr>
-          <w:lang w:val="en-ID"/>
-        </w:rPr>
-        <w:t>tanggal</w:t>
-      </w:r>
-      <w:proofErr w:type="spellEnd"/>
-      <w:r>
-        <w:rPr>
-          <w:lang w:val="en-ID"/>
-        </w:rPr>
-        <w:t xml:space="preserve"> </w:t>
-      </w:r>
-      <w:proofErr w:type="spellStart"/>
-      <w:r>
-        <w:rPr>
-          <w:lang w:val="en-ID"/>
-        </w:rPr>
-        <w:t>janji</w:t>
-      </w:r>
-      <w:proofErr w:type="spellEnd"/>
-      <w:r>
-        <w:rPr>
-          <w:lang w:val="en-ID"/>
-        </w:rPr>
-        <w:t xml:space="preserve"> yang </w:t>
-      </w:r>
-      <w:proofErr w:type="spellStart"/>
-      <w:r>
-        <w:rPr>
-          <w:lang w:val="en-ID"/>
-        </w:rPr>
-        <w:t>terlalu</w:t>
-      </w:r>
-      <w:proofErr w:type="spellEnd"/>
-      <w:r>
-        <w:rPr>
-          <w:lang w:val="en-ID"/>
-        </w:rPr>
-        <w:t xml:space="preserve"> </w:t>
-      </w:r>
-      <w:proofErr w:type="spellStart"/>
-      <w:r>
-        <w:rPr>
-          <w:lang w:val="en-ID"/>
-        </w:rPr>
-        <w:t>optimis</w:t>
-      </w:r>
-      <w:proofErr w:type="spellEnd"/>
-      <w:r>
-        <w:rPr>
-          <w:lang w:val="en-ID"/>
-        </w:rPr>
-        <w:t xml:space="preserve"> </w:t>
-      </w:r>
-      <w:proofErr w:type="spellStart"/>
-      <w:r>
-        <w:rPr>
-          <w:lang w:val="en-ID"/>
-        </w:rPr>
-        <w:t>untuk</w:t>
-      </w:r>
-      <w:proofErr w:type="spellEnd"/>
-      <w:r>
-        <w:rPr>
-          <w:lang w:val="en-ID"/>
-        </w:rPr>
-        <w:t xml:space="preserve"> Rio de Janeiro, </w:t>
-      </w:r>
-      <w:proofErr w:type="spellStart"/>
-      <w:r>
-        <w:rPr>
-          <w:lang w:val="en-ID"/>
-        </w:rPr>
-        <w:t>bukan</w:t>
-      </w:r>
-      <w:proofErr w:type="spellEnd"/>
-      <w:r>
-        <w:rPr>
-          <w:lang w:val="en-ID"/>
-        </w:rPr>
-        <w:t xml:space="preserve"> </w:t>
-      </w:r>
-      <w:proofErr w:type="spellStart"/>
-      <w:r>
-        <w:rPr>
-          <w:lang w:val="en-ID"/>
-        </w:rPr>
-        <w:t>persoalan</w:t>
-      </w:r>
-      <w:proofErr w:type="spellEnd"/>
-      <w:r>
-        <w:rPr>
-          <w:lang w:val="en-ID"/>
-        </w:rPr>
-        <w:t xml:space="preserve"> </w:t>
-      </w:r>
-      <w:proofErr w:type="spellStart"/>
-      <w:r>
-        <w:rPr>
-          <w:lang w:val="en-ID"/>
-        </w:rPr>
-        <w:t>jarak</w:t>
-      </w:r>
-      <w:proofErr w:type="spellEnd"/>
-      <w:r>
-        <w:rPr>
-          <w:lang w:val="en-ID"/>
-        </w:rPr>
-        <w:t xml:space="preserve"> </w:t>
-      </w:r>
-      <w:proofErr w:type="spellStart"/>
-      <w:r>
-        <w:rPr>
-          <w:lang w:val="en-ID"/>
-        </w:rPr>
-        <w:t>atau</w:t>
-      </w:r>
-      <w:proofErr w:type="spellEnd"/>
-      <w:r>
-        <w:rPr>
-          <w:lang w:val="en-ID"/>
-        </w:rPr>
-        <w:t xml:space="preserve"> </w:t>
-      </w:r>
-      <w:proofErr w:type="spellStart"/>
-      <w:r>
-        <w:rPr>
-          <w:lang w:val="en-ID"/>
-        </w:rPr>
-        <w:t>jaringan</w:t>
-      </w:r>
-      <w:proofErr w:type="spellEnd"/>
-      <w:r>
-        <w:rPr>
-          <w:lang w:val="en-ID"/>
-        </w:rPr>
         <w:t>.</w:t>
+      </w:r>
+      <w:proofErr w:type="spellStart"/>
+      <w:r>
+        <w:rPr>
+          <w:lang w:val="en-ID"/>
+        </w:rPr>
+      </w:r>
+      <w:proofErr w:type="spellEnd"/>
+      <w:r>
+        <w:rPr>
+          <w:lang w:val="en-ID"/>
+        </w:rPr>
+      </w:r>
+      <w:proofErr w:type="spellStart"/>
+      <w:r>
+        <w:rPr>
+          <w:lang w:val="en-ID"/>
+        </w:rPr>
+      </w:r>
+      <w:proofErr w:type="spellEnd"/>
+      <w:r>
+        <w:rPr>
+          <w:lang w:val="en-ID"/>
+        </w:rPr>
+      </w:r>
+      <w:proofErr w:type="spellStart"/>
+      <w:r>
+        <w:rPr>
+          <w:lang w:val="en-ID"/>
+        </w:rPr>
+      </w:r>
+      <w:proofErr w:type="spellEnd"/>
+      <w:r>
+        <w:rPr>
+          <w:lang w:val="en-ID"/>
+        </w:rPr>
+      </w:r>
+      <w:proofErr w:type="spellStart"/>
+      <w:r>
+        <w:rPr>
+          <w:lang w:val="en-ID"/>
+        </w:rPr>
+      </w:r>
+      <w:proofErr w:type="spellEnd"/>
+      <w:r>
+        <w:rPr>
+          <w:lang w:val="en-ID"/>
+        </w:rPr>
+      </w:r>
+      <w:proofErr w:type="spellStart"/>
+      <w:r>
+        <w:rPr>
+          <w:lang w:val="en-ID"/>
+        </w:rPr>
+      </w:r>
+      <w:proofErr w:type="spellEnd"/>
+      <w:r>
+        <w:rPr>
+          <w:lang w:val="en-ID"/>
+        </w:rPr>
+      </w:r>
+      <w:proofErr w:type="spellStart"/>
+      <w:r>
+        <w:rPr>
+          <w:lang w:val="en-ID"/>
+        </w:rPr>
+      </w:r>
+      <w:proofErr w:type="spellEnd"/>
+      <w:r>
+        <w:rPr>
+          <w:lang w:val="en-ID"/>
+        </w:rPr>
+      </w:r>
+      <w:proofErr w:type="spellStart"/>
+      <w:r>
+        <w:rPr>
+          <w:lang w:val="en-ID"/>
+        </w:rPr>
+      </w:r>
+      <w:proofErr w:type="spellEnd"/>
+      <w:r>
+        <w:rPr>
+          <w:lang w:val="en-ID"/>
+        </w:rPr>
+      </w:r>
+      <w:proofErr w:type="spellStart"/>
+      <w:r>
+        <w:rPr>
+          <w:lang w:val="en-ID"/>
+        </w:rPr>
+      </w:r>
+      <w:proofErr w:type="spellEnd"/>
+      <w:r>
+        <w:rPr>
+          <w:lang w:val="en-ID"/>
+        </w:rPr>
+      </w:r>
+      <w:proofErr w:type="spellStart"/>
+      <w:r>
+        <w:rPr>
+          <w:lang w:val="en-ID"/>
+        </w:rPr>
+      </w:r>
+      <w:proofErr w:type="spellEnd"/>
+      <w:r>
+        <w:rPr>
+          <w:lang w:val="en-ID"/>
+        </w:rPr>
+      </w:r>
+      <w:proofErr w:type="spellStart"/>
+      <w:r>
+        <w:rPr>
+          <w:lang w:val="en-ID"/>
+        </w:rPr>
+      </w:r>
+      <w:proofErr w:type="spellEnd"/>
+      <w:r>
+        <w:rPr>
+          <w:lang w:val="en-ID"/>
+        </w:rPr>
+      </w:r>
+      <w:proofErr w:type="spellStart"/>
+      <w:r>
+        <w:rPr>
+          <w:lang w:val="en-ID"/>
+        </w:rPr>
+      </w:r>
+      <w:proofErr w:type="spellEnd"/>
+      <w:r>
+        <w:rPr>
+          <w:lang w:val="en-ID"/>
+        </w:rPr>
+      </w:r>
+      <w:proofErr w:type="spellStart"/>
+      <w:r>
+        <w:rPr>
+          <w:lang w:val="en-ID"/>
+        </w:rPr>
+      </w:r>
+      <w:proofErr w:type="spellEnd"/>
+      <w:r>
+        <w:rPr>
+          <w:lang w:val="en-ID"/>
+        </w:rPr>
+      </w:r>
+      <w:proofErr w:type="spellStart"/>
+      <w:r>
+        <w:rPr>
+          <w:lang w:val="en-ID"/>
+        </w:rPr>
+      </w:r>
+      <w:proofErr w:type="spellEnd"/>
+      <w:r>
+        <w:rPr>
+          <w:lang w:val="en-ID"/>
+        </w:rPr>
+      </w:r>
+      <w:proofErr w:type="spellStart"/>
+      <w:r>
+        <w:rPr>
+          <w:lang w:val="en-ID"/>
+        </w:rPr>
+      </w:r>
+      <w:proofErr w:type="spellEnd"/>
+      <w:r>
+        <w:rPr>
+          <w:lang w:val="en-ID"/>
+        </w:rPr>
       </w:r>
     </w:p>
     <w:p>
@@ -15500,2783 +15616,52 @@
           <w:lang w:val="en-ID"/>
         </w:rPr>
       </w:pPr>
-    </w:p>
-    <w:p>
-      <w:pPr>
-        <w:ind w:left="426" w:firstLine="0"/>
-        <w:rPr>
-          <w:b/>
-          <w:bCs/>
-          <w:lang w:val="en-ID"/>
-        </w:rPr>
-      </w:pPr>
-      <w:r>
-        <w:rPr>
-          <w:b/>
-          <w:bCs/>
-          <w:lang w:val="en-ID"/>
-        </w:rPr>
-        <w:t xml:space="preserve">Jenis </w:t>
-      </w:r>
-      <w:proofErr w:type="spellStart"/>
-      <w:r>
-        <w:rPr>
-          <w:b/>
-          <w:bCs/>
-          <w:lang w:val="en-ID"/>
-        </w:rPr>
-        <w:t>produk</w:t>
-      </w:r>
-      <w:proofErr w:type="spellEnd"/>
-      <w:r>
-        <w:rPr>
-          <w:b/>
-          <w:bCs/>
-          <w:lang w:val="en-ID"/>
-        </w:rPr>
-        <w:t xml:space="preserve"> </w:t>
-      </w:r>
-      <w:proofErr w:type="spellStart"/>
-      <w:r>
-        <w:rPr>
-          <w:b/>
-          <w:bCs/>
-          <w:lang w:val="en-ID"/>
-        </w:rPr>
-        <w:t>bukan</w:t>
-      </w:r>
-      <w:proofErr w:type="spellEnd"/>
-      <w:r>
-        <w:rPr>
-          <w:b/>
-          <w:bCs/>
-          <w:lang w:val="en-ID"/>
-        </w:rPr>
-        <w:t xml:space="preserve"> </w:t>
-      </w:r>
-      <w:r>
-        <w:rPr>
-          <w:b/>
-          <w:bCs/>
-          <w:lang w:val="en-ID"/>
-        </w:rPr>
-        <w:t>factor</w:t>
-      </w:r>
-    </w:p>
-    <w:p>
-      <w:pPr>
-        <w:ind w:left="426" w:firstLine="0"/>
-        <w:rPr>
-          <w:lang w:val="en-ID"/>
-        </w:rPr>
-      </w:pPr>
-      <w:proofErr w:type="spellStart"/>
-      <w:r>
-        <w:rPr>
-          <w:lang w:val="en-ID"/>
-        </w:rPr>
-        <w:t>Perbedaan</w:t>
-      </w:r>
-      <w:proofErr w:type="spellEnd"/>
-      <w:r>
-        <w:rPr>
-          <w:lang w:val="en-ID"/>
-        </w:rPr>
-        <w:t xml:space="preserve"> </w:t>
-      </w:r>
-      <w:proofErr w:type="spellStart"/>
-      <w:r>
-        <w:rPr>
-          <w:lang w:val="en-ID"/>
-        </w:rPr>
-        <w:t>tingkat</w:t>
-      </w:r>
-      <w:proofErr w:type="spellEnd"/>
-      <w:r>
-        <w:rPr>
-          <w:lang w:val="en-ID"/>
-        </w:rPr>
-        <w:t xml:space="preserve"> </w:t>
-      </w:r>
-      <w:proofErr w:type="spellStart"/>
-      <w:r>
-        <w:rPr>
-          <w:lang w:val="en-ID"/>
-        </w:rPr>
-        <w:t>keterlambatan</w:t>
-      </w:r>
-      <w:proofErr w:type="spellEnd"/>
-      <w:r>
-        <w:rPr>
-          <w:lang w:val="en-ID"/>
-        </w:rPr>
-        <w:t xml:space="preserve"> </w:t>
-      </w:r>
-      <w:proofErr w:type="spellStart"/>
-      <w:r>
-        <w:rPr>
-          <w:lang w:val="en-ID"/>
-        </w:rPr>
-        <w:t>antarkategori</w:t>
-      </w:r>
-      <w:proofErr w:type="spellEnd"/>
-      <w:r>
-        <w:rPr>
-          <w:lang w:val="en-ID"/>
-        </w:rPr>
-        <w:t xml:space="preserve"> </w:t>
-      </w:r>
-      <w:proofErr w:type="spellStart"/>
-      <w:r>
-        <w:rPr>
-          <w:lang w:val="en-ID"/>
-        </w:rPr>
-        <w:t>produk</w:t>
-      </w:r>
-      <w:proofErr w:type="spellEnd"/>
-      <w:r>
-        <w:rPr>
-          <w:lang w:val="en-ID"/>
-        </w:rPr>
-        <w:t xml:space="preserve"> </w:t>
-      </w:r>
-      <w:proofErr w:type="spellStart"/>
-      <w:r>
-        <w:rPr>
-          <w:lang w:val="en-ID"/>
-        </w:rPr>
-        <w:t>tidak</w:t>
-      </w:r>
-      <w:proofErr w:type="spellEnd"/>
-      <w:r>
-        <w:rPr>
-          <w:lang w:val="en-ID"/>
-        </w:rPr>
-        <w:t xml:space="preserve"> </w:t>
-      </w:r>
-      <w:proofErr w:type="spellStart"/>
-      <w:r>
-        <w:rPr>
-          <w:lang w:val="en-ID"/>
-        </w:rPr>
-        <w:t>menunjukkan</w:t>
-      </w:r>
-      <w:proofErr w:type="spellEnd"/>
-      <w:r>
-        <w:rPr>
-          <w:lang w:val="en-ID"/>
-        </w:rPr>
-        <w:t xml:space="preserve"> </w:t>
-      </w:r>
-      <w:proofErr w:type="spellStart"/>
-      <w:r>
-        <w:rPr>
-          <w:lang w:val="en-ID"/>
-        </w:rPr>
-        <w:t>pola</w:t>
-      </w:r>
-      <w:proofErr w:type="spellEnd"/>
-      <w:r>
-        <w:rPr>
-          <w:lang w:val="en-ID"/>
-        </w:rPr>
-        <w:t xml:space="preserve"> yang </w:t>
-      </w:r>
-      <w:proofErr w:type="spellStart"/>
-      <w:r>
-        <w:rPr>
-          <w:lang w:val="en-ID"/>
-        </w:rPr>
-        <w:t>cukup</w:t>
-      </w:r>
-      <w:proofErr w:type="spellEnd"/>
-      <w:r>
-        <w:rPr>
-          <w:lang w:val="en-ID"/>
-        </w:rPr>
-        <w:t xml:space="preserve"> </w:t>
-      </w:r>
-      <w:proofErr w:type="spellStart"/>
-      <w:r>
-        <w:rPr>
-          <w:lang w:val="en-ID"/>
-        </w:rPr>
-        <w:t>kuat</w:t>
-      </w:r>
-      <w:proofErr w:type="spellEnd"/>
-      <w:r>
-        <w:rPr>
-          <w:lang w:val="en-ID"/>
-        </w:rPr>
-        <w:t xml:space="preserve"> </w:t>
-      </w:r>
-      <w:proofErr w:type="spellStart"/>
-      <w:r>
-        <w:rPr>
-          <w:lang w:val="en-ID"/>
-        </w:rPr>
-        <w:t>untuk</w:t>
-      </w:r>
-      <w:proofErr w:type="spellEnd"/>
-      <w:r>
-        <w:rPr>
-          <w:lang w:val="en-ID"/>
-        </w:rPr>
-        <w:t xml:space="preserve"> </w:t>
-      </w:r>
-      <w:proofErr w:type="spellStart"/>
-      <w:r>
-        <w:rPr>
-          <w:lang w:val="en-ID"/>
-        </w:rPr>
-        <w:t>ditindaklanjuti</w:t>
-      </w:r>
-      <w:proofErr w:type="spellEnd"/>
-      <w:r>
-        <w:rPr>
-          <w:lang w:val="en-ID"/>
-        </w:rPr>
-        <w:t xml:space="preserve">, </w:t>
-      </w:r>
-      <w:proofErr w:type="spellStart"/>
-      <w:r>
-        <w:rPr>
-          <w:lang w:val="en-ID"/>
-        </w:rPr>
-        <w:t>termasuk</w:t>
-      </w:r>
-      <w:proofErr w:type="spellEnd"/>
-      <w:r>
-        <w:rPr>
-          <w:lang w:val="en-ID"/>
-        </w:rPr>
-        <w:t xml:space="preserve"> </w:t>
-      </w:r>
-      <w:proofErr w:type="spellStart"/>
-      <w:r>
-        <w:rPr>
-          <w:lang w:val="en-ID"/>
-        </w:rPr>
-        <w:t>setelah</w:t>
-      </w:r>
-      <w:proofErr w:type="spellEnd"/>
-      <w:r>
-        <w:rPr>
-          <w:lang w:val="en-ID"/>
-        </w:rPr>
-        <w:t xml:space="preserve"> </w:t>
-      </w:r>
-      <w:proofErr w:type="spellStart"/>
-      <w:r>
-        <w:rPr>
-          <w:lang w:val="en-ID"/>
-        </w:rPr>
-        <w:t>berat</w:t>
-      </w:r>
-      <w:proofErr w:type="spellEnd"/>
-      <w:r>
-        <w:rPr>
-          <w:lang w:val="en-ID"/>
-        </w:rPr>
-        <w:t xml:space="preserve"> </w:t>
-      </w:r>
-      <w:proofErr w:type="spellStart"/>
-      <w:r>
-        <w:rPr>
-          <w:lang w:val="en-ID"/>
-        </w:rPr>
-        <w:t>produk</w:t>
-      </w:r>
-      <w:proofErr w:type="spellEnd"/>
-      <w:r>
-        <w:rPr>
-          <w:lang w:val="en-ID"/>
-        </w:rPr>
-        <w:t xml:space="preserve"> </w:t>
-      </w:r>
-      <w:proofErr w:type="spellStart"/>
-      <w:r>
-        <w:rPr>
-          <w:lang w:val="en-ID"/>
-        </w:rPr>
-        <w:t>diperhitungkan</w:t>
-      </w:r>
-      <w:proofErr w:type="spellEnd"/>
-      <w:r>
-        <w:rPr>
-          <w:lang w:val="en-ID"/>
-        </w:rPr>
-        <w:t>.</w:t>
-      </w:r>
-    </w:p>
-    <w:p>
-      <w:pPr>
-        <w:ind w:left="426" w:firstLine="0"/>
-        <w:rPr>
-          <w:lang w:val="en-ID"/>
-        </w:rPr>
-      </w:pPr>
-    </w:p>
-    <w:p>
-      <w:pPr>
-        <w:ind w:left="426" w:firstLine="0"/>
-        <w:rPr>
-          <w:b/>
-          <w:bCs/>
-          <w:lang w:val="en-ID"/>
-        </w:rPr>
-      </w:pPr>
-      <w:proofErr w:type="spellStart"/>
-      <w:r>
-        <w:rPr>
-          <w:b/>
-          <w:bCs/>
-          <w:lang w:val="en-ID"/>
-        </w:rPr>
-        <w:t>Catatan</w:t>
-      </w:r>
-      <w:proofErr w:type="spellEnd"/>
-      <w:r>
-        <w:rPr>
-          <w:b/>
-          <w:bCs/>
-          <w:lang w:val="en-ID"/>
-        </w:rPr>
-        <w:t xml:space="preserve"> </w:t>
-      </w:r>
-      <w:proofErr w:type="spellStart"/>
-      <w:r>
-        <w:rPr>
-          <w:b/>
-          <w:bCs/>
-          <w:lang w:val="en-ID"/>
-        </w:rPr>
-        <w:t>pembacaan</w:t>
-      </w:r>
-      <w:proofErr w:type="spellEnd"/>
-    </w:p>
-    <w:p>
-      <w:pPr>
-        <w:ind w:left="426" w:firstLine="0"/>
-        <w:rPr>
-          <w:lang w:val="en-ID"/>
-        </w:rPr>
-      </w:pPr>
-      <w:proofErr w:type="spellStart"/>
-      <w:r>
-        <w:rPr>
-          <w:lang w:val="en-ID"/>
-        </w:rPr>
-        <w:t>Peringkat</w:t>
-      </w:r>
-      <w:proofErr w:type="spellEnd"/>
-      <w:r>
-        <w:rPr>
-          <w:lang w:val="en-ID"/>
-        </w:rPr>
-        <w:t xml:space="preserve"> </w:t>
-      </w:r>
-      <w:proofErr w:type="spellStart"/>
-      <w:r>
-        <w:rPr>
-          <w:lang w:val="en-ID"/>
-        </w:rPr>
-        <w:t>provinsi</w:t>
-      </w:r>
-      <w:proofErr w:type="spellEnd"/>
-      <w:r>
-        <w:rPr>
-          <w:lang w:val="en-ID"/>
-        </w:rPr>
-        <w:t xml:space="preserve"> di </w:t>
-      </w:r>
-      <w:proofErr w:type="spellStart"/>
-      <w:r>
-        <w:rPr>
-          <w:lang w:val="en-ID"/>
-        </w:rPr>
-        <w:t>atas</w:t>
-      </w:r>
-      <w:proofErr w:type="spellEnd"/>
-      <w:r>
-        <w:rPr>
-          <w:lang w:val="en-ID"/>
-        </w:rPr>
-        <w:t xml:space="preserve"> </w:t>
-      </w:r>
-      <w:proofErr w:type="spellStart"/>
-      <w:r>
-        <w:rPr>
-          <w:lang w:val="en-ID"/>
-        </w:rPr>
-        <w:t>dibatasi</w:t>
-      </w:r>
-      <w:proofErr w:type="spellEnd"/>
-      <w:r>
-        <w:rPr>
-          <w:lang w:val="en-ID"/>
-        </w:rPr>
-        <w:t xml:space="preserve"> pada </w:t>
-      </w:r>
-      <w:proofErr w:type="spellStart"/>
-      <w:r>
-        <w:rPr>
-          <w:lang w:val="en-ID"/>
-        </w:rPr>
-        <w:t>provinsi</w:t>
-      </w:r>
-      <w:proofErr w:type="spellEnd"/>
-      <w:r>
-        <w:rPr>
-          <w:lang w:val="en-ID"/>
-        </w:rPr>
-        <w:t xml:space="preserve"> </w:t>
-      </w:r>
-      <w:proofErr w:type="spellStart"/>
-      <w:r>
-        <w:rPr>
-          <w:lang w:val="en-ID"/>
-        </w:rPr>
-        <w:t>dengan</w:t>
-      </w:r>
-      <w:proofErr w:type="spellEnd"/>
-      <w:r>
-        <w:rPr>
-          <w:lang w:val="en-ID"/>
-        </w:rPr>
-        <w:t xml:space="preserve"> minimal 500 </w:t>
-      </w:r>
-      <w:proofErr w:type="spellStart"/>
-      <w:r>
-        <w:rPr>
-          <w:lang w:val="en-ID"/>
-        </w:rPr>
-        <w:t>pesanan</w:t>
-      </w:r>
-      <w:proofErr w:type="spellEnd"/>
-      <w:r>
-        <w:rPr>
-          <w:lang w:val="en-ID"/>
-        </w:rPr>
-        <w:t xml:space="preserve">, </w:t>
-      </w:r>
-      <w:proofErr w:type="spellStart"/>
-      <w:r>
-        <w:rPr>
-          <w:lang w:val="en-ID"/>
-        </w:rPr>
-        <w:t>supaya</w:t>
-      </w:r>
-      <w:proofErr w:type="spellEnd"/>
-      <w:r>
-        <w:rPr>
-          <w:lang w:val="en-ID"/>
-        </w:rPr>
-        <w:t xml:space="preserve"> </w:t>
-      </w:r>
-      <w:proofErr w:type="spellStart"/>
-      <w:r>
-        <w:rPr>
-          <w:lang w:val="en-ID"/>
-        </w:rPr>
-        <w:t>provinsi</w:t>
-      </w:r>
-      <w:proofErr w:type="spellEnd"/>
-      <w:r>
-        <w:rPr>
-          <w:lang w:val="en-ID"/>
-        </w:rPr>
-        <w:t xml:space="preserve"> </w:t>
-      </w:r>
-      <w:proofErr w:type="spellStart"/>
-      <w:r>
-        <w:rPr>
-          <w:lang w:val="en-ID"/>
-        </w:rPr>
-        <w:t>bervolume</w:t>
-      </w:r>
-      <w:proofErr w:type="spellEnd"/>
-      <w:r>
-        <w:rPr>
-          <w:lang w:val="en-ID"/>
-        </w:rPr>
-        <w:t xml:space="preserve"> </w:t>
-      </w:r>
-      <w:proofErr w:type="spellStart"/>
-      <w:r>
-        <w:rPr>
-          <w:lang w:val="en-ID"/>
-        </w:rPr>
-        <w:t>kecil</w:t>
-      </w:r>
-      <w:proofErr w:type="spellEnd"/>
-      <w:r>
-        <w:rPr>
-          <w:lang w:val="en-ID"/>
-        </w:rPr>
-        <w:t xml:space="preserve"> </w:t>
-      </w:r>
-      <w:proofErr w:type="spellStart"/>
-      <w:r>
-        <w:rPr>
-          <w:lang w:val="en-ID"/>
-        </w:rPr>
-        <w:t>tidak</w:t>
-      </w:r>
-      <w:proofErr w:type="spellEnd"/>
-      <w:r>
-        <w:rPr>
-          <w:lang w:val="en-ID"/>
-        </w:rPr>
-        <w:t xml:space="preserve"> </w:t>
-      </w:r>
-      <w:proofErr w:type="spellStart"/>
-      <w:r>
-        <w:rPr>
-          <w:lang w:val="en-ID"/>
-        </w:rPr>
-        <w:t>menguasai</w:t>
-      </w:r>
-      <w:proofErr w:type="spellEnd"/>
-      <w:r>
-        <w:rPr>
-          <w:lang w:val="en-ID"/>
-        </w:rPr>
-        <w:t xml:space="preserve"> daftar </w:t>
-      </w:r>
-      <w:proofErr w:type="spellStart"/>
-      <w:r>
-        <w:rPr>
-          <w:lang w:val="en-ID"/>
-        </w:rPr>
-        <w:t>hanya</w:t>
-      </w:r>
-      <w:proofErr w:type="spellEnd"/>
-      <w:r>
-        <w:rPr>
-          <w:lang w:val="en-ID"/>
-        </w:rPr>
-        <w:t xml:space="preserve"> </w:t>
-      </w:r>
-      <w:proofErr w:type="spellStart"/>
-      <w:r>
-        <w:rPr>
-          <w:lang w:val="en-ID"/>
-        </w:rPr>
-        <w:t>karena</w:t>
-      </w:r>
-      <w:proofErr w:type="spellEnd"/>
-      <w:r>
-        <w:rPr>
-          <w:lang w:val="en-ID"/>
-        </w:rPr>
-        <w:t xml:space="preserve"> </w:t>
-      </w:r>
-      <w:proofErr w:type="spellStart"/>
-      <w:r>
-        <w:rPr>
-          <w:lang w:val="en-ID"/>
-        </w:rPr>
-        <w:t>penyebutnya</w:t>
-      </w:r>
-      <w:proofErr w:type="spellEnd"/>
-      <w:r>
-        <w:rPr>
-          <w:lang w:val="en-ID"/>
-        </w:rPr>
-        <w:t xml:space="preserve"> </w:t>
-      </w:r>
-      <w:proofErr w:type="spellStart"/>
-      <w:r>
-        <w:rPr>
-          <w:lang w:val="en-ID"/>
-        </w:rPr>
-        <w:t>sedikit</w:t>
-      </w:r>
-      <w:proofErr w:type="spellEnd"/>
-      <w:r>
-        <w:rPr>
-          <w:lang w:val="en-ID"/>
-        </w:rPr>
-        <w:t xml:space="preserve">. </w:t>
-      </w:r>
-      <w:proofErr w:type="spellStart"/>
-      <w:r>
-        <w:rPr>
-          <w:lang w:val="en-ID"/>
-        </w:rPr>
-        <w:t>Dasbor</w:t>
-      </w:r>
-      <w:proofErr w:type="spellEnd"/>
-      <w:r>
-        <w:rPr>
-          <w:lang w:val="en-ID"/>
-        </w:rPr>
-        <w:t xml:space="preserve"> </w:t>
-      </w:r>
-      <w:proofErr w:type="spellStart"/>
-      <w:r>
-        <w:rPr>
-          <w:lang w:val="en-ID"/>
-        </w:rPr>
-        <w:t>tidak</w:t>
-      </w:r>
-      <w:proofErr w:type="spellEnd"/>
-      <w:r>
-        <w:rPr>
-          <w:lang w:val="en-ID"/>
-        </w:rPr>
-        <w:t xml:space="preserve"> </w:t>
-      </w:r>
-      <w:proofErr w:type="spellStart"/>
-      <w:r>
-        <w:rPr>
-          <w:lang w:val="en-ID"/>
-        </w:rPr>
-        <w:t>memakai</w:t>
-      </w:r>
-      <w:proofErr w:type="spellEnd"/>
-      <w:r>
-        <w:rPr>
-          <w:lang w:val="en-ID"/>
-        </w:rPr>
-        <w:t xml:space="preserve"> batas </w:t>
-      </w:r>
-      <w:proofErr w:type="spellStart"/>
-      <w:r>
-        <w:rPr>
-          <w:lang w:val="en-ID"/>
-        </w:rPr>
-        <w:t>tersebut</w:t>
-      </w:r>
-      <w:proofErr w:type="spellEnd"/>
-      <w:r>
-        <w:rPr>
-          <w:lang w:val="en-ID"/>
-        </w:rPr>
-        <w:t xml:space="preserve">, </w:t>
-      </w:r>
-      <w:proofErr w:type="spellStart"/>
-      <w:r>
-        <w:rPr>
-          <w:lang w:val="en-ID"/>
-        </w:rPr>
-        <w:t>sehingga</w:t>
-      </w:r>
-      <w:proofErr w:type="spellEnd"/>
-      <w:r>
-        <w:rPr>
-          <w:lang w:val="en-ID"/>
-        </w:rPr>
-        <w:t xml:space="preserve"> </w:t>
-      </w:r>
-      <w:proofErr w:type="spellStart"/>
-      <w:r>
-        <w:rPr>
-          <w:lang w:val="en-ID"/>
-        </w:rPr>
-        <w:t>puncaknya</w:t>
-      </w:r>
-      <w:proofErr w:type="spellEnd"/>
-      <w:r>
-        <w:rPr>
-          <w:lang w:val="en-ID"/>
-        </w:rPr>
-        <w:t xml:space="preserve"> </w:t>
-      </w:r>
-      <w:proofErr w:type="spellStart"/>
-      <w:r>
-        <w:rPr>
-          <w:lang w:val="en-ID"/>
-        </w:rPr>
-        <w:t>berbeda</w:t>
-      </w:r>
-      <w:proofErr w:type="spellEnd"/>
-      <w:r>
-        <w:rPr>
-          <w:lang w:val="en-ID"/>
-        </w:rPr>
-        <w:t xml:space="preserve">: Alagoas 23,99% </w:t>
-      </w:r>
-      <w:proofErr w:type="spellStart"/>
-      <w:r>
-        <w:rPr>
-          <w:lang w:val="en-ID"/>
-        </w:rPr>
-        <w:t>dari</w:t>
-      </w:r>
-      <w:proofErr w:type="spellEnd"/>
-      <w:r>
-        <w:rPr>
-          <w:lang w:val="en-ID"/>
-        </w:rPr>
-        <w:t xml:space="preserve"> 396 </w:t>
-      </w:r>
-      <w:proofErr w:type="spellStart"/>
-      <w:r>
-        <w:rPr>
-          <w:lang w:val="en-ID"/>
-        </w:rPr>
-        <w:t>pesanan</w:t>
-      </w:r>
-      <w:proofErr w:type="spellEnd"/>
-      <w:r>
-        <w:rPr>
-          <w:lang w:val="en-ID"/>
-        </w:rPr>
-        <w:t xml:space="preserve"> dan Piauí 16,00% </w:t>
-      </w:r>
-      <w:proofErr w:type="spellStart"/>
-      <w:r>
-        <w:rPr>
-          <w:lang w:val="en-ID"/>
-        </w:rPr>
-        <w:t>dari</w:t>
-      </w:r>
-      <w:proofErr w:type="spellEnd"/>
-      <w:r>
-        <w:rPr>
-          <w:lang w:val="en-ID"/>
-        </w:rPr>
-        <w:t xml:space="preserve"> 475 </w:t>
-      </w:r>
-      <w:proofErr w:type="spellStart"/>
-      <w:r>
-        <w:rPr>
-          <w:lang w:val="en-ID"/>
-        </w:rPr>
-        <w:t>pesanan</w:t>
-      </w:r>
-      <w:proofErr w:type="spellEnd"/>
-      <w:r>
-        <w:rPr>
-          <w:lang w:val="en-ID"/>
-        </w:rPr>
-        <w:t xml:space="preserve">. </w:t>
-      </w:r>
-      <w:proofErr w:type="spellStart"/>
-      <w:r>
-        <w:rPr>
-          <w:lang w:val="en-ID"/>
-        </w:rPr>
-        <w:t>Keduanya</w:t>
-      </w:r>
-      <w:proofErr w:type="spellEnd"/>
-      <w:r>
-        <w:rPr>
-          <w:lang w:val="en-ID"/>
-        </w:rPr>
-        <w:t xml:space="preserve"> </w:t>
-      </w:r>
-      <w:proofErr w:type="spellStart"/>
-      <w:r>
-        <w:rPr>
-          <w:lang w:val="en-ID"/>
-        </w:rPr>
-        <w:t>benar</w:t>
-      </w:r>
-      <w:proofErr w:type="spellEnd"/>
-      <w:r>
-        <w:rPr>
-          <w:lang w:val="en-ID"/>
-        </w:rPr>
-        <w:t xml:space="preserve">, </w:t>
-      </w:r>
-      <w:proofErr w:type="spellStart"/>
-      <w:r>
-        <w:rPr>
-          <w:lang w:val="en-ID"/>
-        </w:rPr>
-        <w:t>hanya</w:t>
-      </w:r>
-      <w:proofErr w:type="spellEnd"/>
-      <w:r>
-        <w:rPr>
-          <w:lang w:val="en-ID"/>
-        </w:rPr>
-        <w:t xml:space="preserve"> </w:t>
-      </w:r>
-      <w:proofErr w:type="spellStart"/>
-      <w:r>
-        <w:rPr>
-          <w:lang w:val="en-ID"/>
-        </w:rPr>
-        <w:t>menjawab</w:t>
-      </w:r>
-      <w:proofErr w:type="spellEnd"/>
-      <w:r>
-        <w:rPr>
-          <w:lang w:val="en-ID"/>
-        </w:rPr>
-        <w:t xml:space="preserve"> </w:t>
-      </w:r>
-      <w:proofErr w:type="spellStart"/>
-      <w:r>
-        <w:rPr>
-          <w:lang w:val="en-ID"/>
-        </w:rPr>
-        <w:t>pertanyaan</w:t>
-      </w:r>
-      <w:proofErr w:type="spellEnd"/>
-      <w:r>
-        <w:rPr>
-          <w:lang w:val="en-ID"/>
-        </w:rPr>
-        <w:t xml:space="preserve"> yang </w:t>
-      </w:r>
-      <w:proofErr w:type="spellStart"/>
-      <w:r>
-        <w:rPr>
-          <w:lang w:val="en-ID"/>
-        </w:rPr>
-        <w:t>berbeda</w:t>
-      </w:r>
-      <w:proofErr w:type="spellEnd"/>
-      <w:r>
-        <w:rPr>
-          <w:lang w:val="en-ID"/>
-        </w:rPr>
-        <w:t xml:space="preserve"> — </w:t>
-      </w:r>
-      <w:proofErr w:type="spellStart"/>
-      <w:r>
-        <w:rPr>
-          <w:lang w:val="en-ID"/>
-        </w:rPr>
-        <w:t>laporan</w:t>
-      </w:r>
-      <w:proofErr w:type="spellEnd"/>
-      <w:r>
-        <w:rPr>
-          <w:lang w:val="en-ID"/>
-        </w:rPr>
-        <w:t xml:space="preserve"> </w:t>
-      </w:r>
-      <w:proofErr w:type="spellStart"/>
-      <w:r>
-        <w:rPr>
-          <w:lang w:val="en-ID"/>
-        </w:rPr>
-        <w:t>ini</w:t>
-      </w:r>
-      <w:proofErr w:type="spellEnd"/>
-      <w:r>
-        <w:rPr>
-          <w:lang w:val="en-ID"/>
-        </w:rPr>
-        <w:t xml:space="preserve"> </w:t>
-      </w:r>
-      <w:proofErr w:type="spellStart"/>
-      <w:r>
-        <w:rPr>
-          <w:lang w:val="en-ID"/>
-        </w:rPr>
-        <w:t>menyoroti</w:t>
-      </w:r>
-      <w:proofErr w:type="spellEnd"/>
-      <w:r>
-        <w:rPr>
-          <w:lang w:val="en-ID"/>
-        </w:rPr>
-        <w:t xml:space="preserve"> </w:t>
-      </w:r>
-      <w:proofErr w:type="spellStart"/>
-      <w:r>
-        <w:rPr>
-          <w:lang w:val="en-ID"/>
-        </w:rPr>
-        <w:t>provinsi</w:t>
-      </w:r>
-      <w:proofErr w:type="spellEnd"/>
-      <w:r>
-        <w:rPr>
-          <w:lang w:val="en-ID"/>
-        </w:rPr>
-        <w:t xml:space="preserve"> </w:t>
-      </w:r>
-      <w:proofErr w:type="spellStart"/>
-      <w:r>
-        <w:rPr>
-          <w:lang w:val="en-ID"/>
-        </w:rPr>
-        <w:t>bervolume</w:t>
-      </w:r>
-      <w:proofErr w:type="spellEnd"/>
-      <w:r>
-        <w:rPr>
-          <w:lang w:val="en-ID"/>
-        </w:rPr>
-        <w:t xml:space="preserve"> </w:t>
-      </w:r>
-      <w:proofErr w:type="spellStart"/>
-      <w:r>
-        <w:rPr>
-          <w:lang w:val="en-ID"/>
-        </w:rPr>
-        <w:t>besar</w:t>
-      </w:r>
-      <w:proofErr w:type="spellEnd"/>
-      <w:r>
-        <w:rPr>
-          <w:lang w:val="en-ID"/>
-        </w:rPr>
-        <w:t xml:space="preserve"> yang </w:t>
-      </w:r>
-      <w:proofErr w:type="spellStart"/>
-      <w:r>
-        <w:rPr>
-          <w:lang w:val="en-ID"/>
-        </w:rPr>
-        <w:t>bermasalah</w:t>
-      </w:r>
-      <w:proofErr w:type="spellEnd"/>
-      <w:r>
-        <w:rPr>
-          <w:lang w:val="en-ID"/>
-        </w:rPr>
-        <w:t xml:space="preserve">, </w:t>
-      </w:r>
-      <w:proofErr w:type="spellStart"/>
-      <w:r>
-        <w:rPr>
-          <w:lang w:val="en-ID"/>
-        </w:rPr>
-        <w:t>dasbor</w:t>
-      </w:r>
-      <w:proofErr w:type="spellEnd"/>
-      <w:r>
-        <w:rPr>
-          <w:lang w:val="en-ID"/>
-        </w:rPr>
-        <w:t xml:space="preserve"> </w:t>
-      </w:r>
-      <w:proofErr w:type="spellStart"/>
-      <w:r>
-        <w:rPr>
-          <w:lang w:val="en-ID"/>
-        </w:rPr>
-        <w:t>menampilkan</w:t>
-      </w:r>
-      <w:proofErr w:type="spellEnd"/>
-      <w:r>
-        <w:rPr>
-          <w:lang w:val="en-ID"/>
-        </w:rPr>
-        <w:t xml:space="preserve"> </w:t>
-      </w:r>
-      <w:proofErr w:type="spellStart"/>
-      <w:r>
-        <w:rPr>
-          <w:lang w:val="en-ID"/>
-        </w:rPr>
-        <w:t>seluruh</w:t>
-      </w:r>
-      <w:proofErr w:type="spellEnd"/>
-      <w:r>
-        <w:rPr>
-          <w:lang w:val="en-ID"/>
-        </w:rPr>
-        <w:t xml:space="preserve"> </w:t>
-      </w:r>
-      <w:proofErr w:type="spellStart"/>
-      <w:r>
-        <w:rPr>
-          <w:lang w:val="en-ID"/>
-        </w:rPr>
-        <w:t>provinsi</w:t>
-      </w:r>
-      <w:proofErr w:type="spellEnd"/>
-      <w:r>
-        <w:rPr>
-          <w:lang w:val="en-ID"/>
-        </w:rPr>
-        <w:t>.</w:t>
-      </w:r>
-    </w:p>
-    <w:p>
-      <w:pPr>
-        <w:ind w:left="426" w:firstLine="0"/>
-        <w:rPr>
-          <w:lang w:val="en-ID"/>
-        </w:rPr>
-      </w:pPr>
-    </w:p>
-    <w:p>
-      <w:pPr>
-        <w:ind w:left="426" w:firstLine="0"/>
-        <w:rPr>
-          <w:lang w:val="en-ID"/>
-        </w:rPr>
-      </w:pPr>
-    </w:p>
-    <w:p>
-      <w:pPr>
-        <w:ind w:left="426" w:firstLine="0"/>
-        <w:rPr>
-          <w:lang w:val="en-ID"/>
-        </w:rPr>
-      </w:pPr>
-    </w:p>
-    <w:p>
-      <w:pPr>
-        <w:pStyle w:val="ListParagraph"/>
-        <w:numPr>
-          <w:ilvl w:val="1"/>
-          <w:numId w:val="3"/>
-        </w:numPr>
-        <w:ind w:left="426"/>
-        <w:rPr>
-          <w:b/>
-          <w:bCs/>
-          <w:lang w:val="en-ID"/>
-        </w:rPr>
-      </w:pPr>
-      <w:r>
-        <w:rPr>
-          <w:b/>
-          <w:bCs/>
-          <w:lang w:val="en-ID"/>
-        </w:rPr>
-        <w:lastRenderedPageBreak/>
-        <w:t xml:space="preserve">Kapan </w:t>
-      </w:r>
-      <w:proofErr w:type="spellStart"/>
-      <w:r>
-        <w:rPr>
-          <w:b/>
-          <w:bCs/>
-          <w:lang w:val="en-ID"/>
-        </w:rPr>
-        <w:t>risikonya</w:t>
-      </w:r>
-      <w:proofErr w:type="spellEnd"/>
-      <w:r>
-        <w:rPr>
-          <w:b/>
-          <w:bCs/>
-          <w:lang w:val="en-ID"/>
-        </w:rPr>
-        <w:t xml:space="preserve"> </w:t>
-      </w:r>
-      <w:proofErr w:type="spellStart"/>
-      <w:r>
-        <w:rPr>
-          <w:b/>
-          <w:bCs/>
-          <w:lang w:val="en-ID"/>
-        </w:rPr>
-        <w:t>memuncak</w:t>
-      </w:r>
-      <w:proofErr w:type="spellEnd"/>
-    </w:p>
-    <w:p>
-      <w:pPr>
-        <w:ind w:left="426" w:firstLine="0"/>
-        <w:rPr>
-          <w:b/>
-          <w:bCs/>
-          <w:lang w:val="en-ID"/>
-        </w:rPr>
-      </w:pPr>
-      <w:proofErr w:type="spellStart"/>
-      <w:r>
-        <w:rPr>
-          <w:b/>
-          <w:bCs/>
-          <w:lang w:val="en-ID"/>
-        </w:rPr>
-        <w:t>Janji</w:t>
-      </w:r>
-      <w:proofErr w:type="spellEnd"/>
-      <w:r>
-        <w:rPr>
-          <w:b/>
-          <w:bCs/>
-          <w:lang w:val="en-ID"/>
-        </w:rPr>
-        <w:t xml:space="preserve"> </w:t>
-      </w:r>
-      <w:proofErr w:type="spellStart"/>
-      <w:r>
-        <w:rPr>
-          <w:b/>
-          <w:bCs/>
-          <w:lang w:val="en-ID"/>
-        </w:rPr>
-        <w:t>pengiriman</w:t>
-      </w:r>
-      <w:proofErr w:type="spellEnd"/>
-      <w:r>
-        <w:rPr>
-          <w:b/>
-          <w:bCs/>
-          <w:lang w:val="en-ID"/>
-        </w:rPr>
-        <w:t xml:space="preserve"> </w:t>
-      </w:r>
-      <w:proofErr w:type="spellStart"/>
-      <w:r>
-        <w:rPr>
-          <w:b/>
-          <w:bCs/>
-          <w:lang w:val="en-ID"/>
-        </w:rPr>
-        <w:t>makin</w:t>
-      </w:r>
-      <w:proofErr w:type="spellEnd"/>
-      <w:r>
-        <w:rPr>
-          <w:b/>
-          <w:bCs/>
-          <w:lang w:val="en-ID"/>
-        </w:rPr>
-        <w:t xml:space="preserve"> </w:t>
-      </w:r>
-      <w:proofErr w:type="spellStart"/>
-      <w:r>
-        <w:rPr>
-          <w:b/>
-          <w:bCs/>
-          <w:lang w:val="en-ID"/>
-        </w:rPr>
-        <w:t>ketat</w:t>
-      </w:r>
-      <w:proofErr w:type="spellEnd"/>
-      <w:r>
-        <w:rPr>
-          <w:b/>
-          <w:bCs/>
-          <w:lang w:val="en-ID"/>
-        </w:rPr>
-        <w:t xml:space="preserve"> </w:t>
-      </w:r>
-      <w:proofErr w:type="spellStart"/>
-      <w:r>
-        <w:rPr>
-          <w:b/>
-          <w:bCs/>
-          <w:lang w:val="en-ID"/>
-        </w:rPr>
-        <w:t>dari</w:t>
-      </w:r>
-      <w:proofErr w:type="spellEnd"/>
-      <w:r>
-        <w:rPr>
-          <w:b/>
-          <w:bCs/>
-          <w:lang w:val="en-ID"/>
-        </w:rPr>
-        <w:t xml:space="preserve"> </w:t>
-      </w:r>
-      <w:proofErr w:type="spellStart"/>
-      <w:r>
-        <w:rPr>
-          <w:b/>
-          <w:bCs/>
-          <w:lang w:val="en-ID"/>
-        </w:rPr>
-        <w:t>waktu</w:t>
-      </w:r>
-      <w:proofErr w:type="spellEnd"/>
-      <w:r>
-        <w:rPr>
-          <w:b/>
-          <w:bCs/>
-          <w:lang w:val="en-ID"/>
-        </w:rPr>
-        <w:t xml:space="preserve"> </w:t>
-      </w:r>
-      <w:proofErr w:type="spellStart"/>
-      <w:r>
-        <w:rPr>
-          <w:b/>
-          <w:bCs/>
-          <w:lang w:val="en-ID"/>
-        </w:rPr>
-        <w:t>ke</w:t>
-      </w:r>
-      <w:proofErr w:type="spellEnd"/>
-      <w:r>
-        <w:rPr>
-          <w:b/>
-          <w:bCs/>
-          <w:lang w:val="en-ID"/>
-        </w:rPr>
-        <w:t xml:space="preserve"> </w:t>
-      </w:r>
-      <w:proofErr w:type="spellStart"/>
-      <w:r>
-        <w:rPr>
-          <w:b/>
-          <w:bCs/>
-          <w:lang w:val="en-ID"/>
-        </w:rPr>
-        <w:t>waktu</w:t>
-      </w:r>
-      <w:proofErr w:type="spellEnd"/>
-    </w:p>
-    <w:p>
-      <w:pPr>
-        <w:ind w:left="426" w:firstLine="0"/>
-        <w:rPr>
-          <w:lang w:val="en-ID"/>
-        </w:rPr>
-      </w:pPr>
-      <w:proofErr w:type="spellStart"/>
-      <w:r>
-        <w:rPr>
-          <w:lang w:val="en-ID"/>
-        </w:rPr>
-        <w:t>Selisih</w:t>
-      </w:r>
-      <w:proofErr w:type="spellEnd"/>
-      <w:r>
-        <w:rPr>
-          <w:lang w:val="en-ID"/>
-        </w:rPr>
-        <w:t xml:space="preserve"> </w:t>
-      </w:r>
-      <w:proofErr w:type="spellStart"/>
-      <w:r>
-        <w:rPr>
-          <w:lang w:val="en-ID"/>
-        </w:rPr>
-        <w:t>antara</w:t>
-      </w:r>
-      <w:proofErr w:type="spellEnd"/>
-      <w:r>
-        <w:rPr>
-          <w:lang w:val="en-ID"/>
-        </w:rPr>
-        <w:t xml:space="preserve"> </w:t>
-      </w:r>
-      <w:proofErr w:type="spellStart"/>
-      <w:r>
-        <w:rPr>
-          <w:lang w:val="en-ID"/>
-        </w:rPr>
-        <w:t>tanggal</w:t>
-      </w:r>
-      <w:proofErr w:type="spellEnd"/>
-      <w:r>
-        <w:rPr>
-          <w:lang w:val="en-ID"/>
-        </w:rPr>
-        <w:t xml:space="preserve"> </w:t>
-      </w:r>
-      <w:proofErr w:type="spellStart"/>
-      <w:r>
-        <w:rPr>
-          <w:lang w:val="en-ID"/>
-        </w:rPr>
-        <w:t>janji</w:t>
-      </w:r>
-      <w:proofErr w:type="spellEnd"/>
-      <w:r>
-        <w:rPr>
-          <w:lang w:val="en-ID"/>
-        </w:rPr>
-        <w:t xml:space="preserve"> dan </w:t>
-      </w:r>
-      <w:proofErr w:type="spellStart"/>
-      <w:r>
-        <w:rPr>
-          <w:lang w:val="en-ID"/>
-        </w:rPr>
-        <w:t>tanggal</w:t>
-      </w:r>
-      <w:proofErr w:type="spellEnd"/>
-      <w:r>
-        <w:rPr>
-          <w:lang w:val="en-ID"/>
-        </w:rPr>
-        <w:t xml:space="preserve"> </w:t>
-      </w:r>
-      <w:proofErr w:type="spellStart"/>
-      <w:r>
-        <w:rPr>
-          <w:lang w:val="en-ID"/>
-        </w:rPr>
-        <w:t>pembelian</w:t>
-      </w:r>
-      <w:proofErr w:type="spellEnd"/>
-      <w:r>
-        <w:rPr>
-          <w:lang w:val="en-ID"/>
-        </w:rPr>
-        <w:t xml:space="preserve"> </w:t>
-      </w:r>
-      <w:proofErr w:type="spellStart"/>
-      <w:r>
-        <w:rPr>
-          <w:lang w:val="en-ID"/>
-        </w:rPr>
-        <w:t>menyusut</w:t>
-      </w:r>
-      <w:proofErr w:type="spellEnd"/>
-      <w:r>
-        <w:rPr>
-          <w:lang w:val="en-ID"/>
-        </w:rPr>
-        <w:t xml:space="preserve"> </w:t>
-      </w:r>
-      <w:proofErr w:type="spellStart"/>
-      <w:r>
-        <w:rPr>
-          <w:lang w:val="en-ID"/>
-        </w:rPr>
-        <w:t>terus</w:t>
-      </w:r>
-      <w:proofErr w:type="spellEnd"/>
-      <w:r>
-        <w:rPr>
-          <w:lang w:val="en-ID"/>
-        </w:rPr>
-        <w:t xml:space="preserve">, </w:t>
-      </w:r>
-      <w:proofErr w:type="spellStart"/>
-      <w:r>
-        <w:rPr>
-          <w:lang w:val="en-ID"/>
-        </w:rPr>
-        <w:t>dari</w:t>
-      </w:r>
-      <w:proofErr w:type="spellEnd"/>
-      <w:r>
-        <w:rPr>
-          <w:lang w:val="en-ID"/>
-        </w:rPr>
-        <w:t xml:space="preserve"> 39,0 </w:t>
-      </w:r>
-      <w:proofErr w:type="spellStart"/>
-      <w:r>
-        <w:rPr>
-          <w:lang w:val="en-ID"/>
-        </w:rPr>
-        <w:t>hari</w:t>
-      </w:r>
-      <w:proofErr w:type="spellEnd"/>
-      <w:r>
-        <w:rPr>
-          <w:lang w:val="en-ID"/>
-        </w:rPr>
-        <w:t xml:space="preserve"> pada Jan 2017 </w:t>
-      </w:r>
-      <w:proofErr w:type="spellStart"/>
-      <w:r>
-        <w:rPr>
-          <w:lang w:val="en-ID"/>
-        </w:rPr>
-        <w:t>menjadi</w:t>
-      </w:r>
-      <w:proofErr w:type="spellEnd"/>
-      <w:r>
-        <w:rPr>
-          <w:lang w:val="en-ID"/>
-        </w:rPr>
-        <w:t xml:space="preserve"> 13,4 </w:t>
-      </w:r>
-      <w:proofErr w:type="spellStart"/>
-      <w:r>
-        <w:rPr>
-          <w:lang w:val="en-ID"/>
-        </w:rPr>
-        <w:t>hari</w:t>
-      </w:r>
-      <w:proofErr w:type="spellEnd"/>
-      <w:r>
-        <w:rPr>
-          <w:lang w:val="en-ID"/>
-        </w:rPr>
-        <w:t xml:space="preserve"> pada </w:t>
-      </w:r>
-      <w:proofErr w:type="spellStart"/>
-      <w:r>
-        <w:rPr>
-          <w:lang w:val="en-ID"/>
-        </w:rPr>
-        <w:t>Ags</w:t>
-      </w:r>
-      <w:proofErr w:type="spellEnd"/>
-      <w:r>
-        <w:rPr>
-          <w:lang w:val="en-ID"/>
-        </w:rPr>
-        <w:t xml:space="preserve"> 2018 — </w:t>
-      </w:r>
-      <w:proofErr w:type="spellStart"/>
-      <w:r>
-        <w:rPr>
-          <w:lang w:val="en-ID"/>
-        </w:rPr>
-        <w:t>turun</w:t>
-      </w:r>
-      <w:proofErr w:type="spellEnd"/>
-      <w:r>
-        <w:rPr>
-          <w:lang w:val="en-ID"/>
-        </w:rPr>
-        <w:t xml:space="preserve"> 66%. </w:t>
-      </w:r>
-      <w:proofErr w:type="spellStart"/>
-      <w:r>
-        <w:rPr>
-          <w:lang w:val="en-ID"/>
-        </w:rPr>
-        <w:t>Olist</w:t>
-      </w:r>
-      <w:proofErr w:type="spellEnd"/>
-      <w:r>
-        <w:rPr>
-          <w:lang w:val="en-ID"/>
-        </w:rPr>
-        <w:t xml:space="preserve"> </w:t>
-      </w:r>
-      <w:proofErr w:type="spellStart"/>
-      <w:r>
-        <w:rPr>
-          <w:lang w:val="en-ID"/>
-        </w:rPr>
-        <w:t>secara</w:t>
-      </w:r>
-      <w:proofErr w:type="spellEnd"/>
-      <w:r>
-        <w:rPr>
-          <w:lang w:val="en-ID"/>
-        </w:rPr>
-        <w:t xml:space="preserve"> </w:t>
-      </w:r>
-      <w:proofErr w:type="spellStart"/>
-      <w:r>
-        <w:rPr>
-          <w:lang w:val="en-ID"/>
-        </w:rPr>
-        <w:t>sadar</w:t>
-      </w:r>
-      <w:proofErr w:type="spellEnd"/>
-      <w:r>
-        <w:rPr>
-          <w:lang w:val="en-ID"/>
-        </w:rPr>
-        <w:t xml:space="preserve"> </w:t>
-      </w:r>
-      <w:proofErr w:type="spellStart"/>
-      <w:r>
-        <w:rPr>
-          <w:lang w:val="en-ID"/>
-        </w:rPr>
-        <w:t>menjanjikan</w:t>
-      </w:r>
-      <w:proofErr w:type="spellEnd"/>
-      <w:r>
-        <w:rPr>
-          <w:lang w:val="en-ID"/>
-        </w:rPr>
-        <w:t xml:space="preserve"> </w:t>
-      </w:r>
-      <w:proofErr w:type="spellStart"/>
-      <w:r>
-        <w:rPr>
-          <w:lang w:val="en-ID"/>
-        </w:rPr>
-        <w:t>pengiriman</w:t>
-      </w:r>
-      <w:proofErr w:type="spellEnd"/>
-      <w:r>
-        <w:rPr>
-          <w:lang w:val="en-ID"/>
-        </w:rPr>
-        <w:t xml:space="preserve"> yang </w:t>
-      </w:r>
-      <w:proofErr w:type="spellStart"/>
-      <w:r>
-        <w:rPr>
-          <w:lang w:val="en-ID"/>
-        </w:rPr>
-        <w:t>makin</w:t>
-      </w:r>
-      <w:proofErr w:type="spellEnd"/>
-      <w:r>
-        <w:rPr>
-          <w:lang w:val="en-ID"/>
-        </w:rPr>
-        <w:t xml:space="preserve"> </w:t>
-      </w:r>
-      <w:proofErr w:type="spellStart"/>
-      <w:r>
-        <w:rPr>
-          <w:lang w:val="en-ID"/>
-        </w:rPr>
-        <w:t>cepat</w:t>
-      </w:r>
-      <w:proofErr w:type="spellEnd"/>
-      <w:r>
-        <w:rPr>
-          <w:lang w:val="en-ID"/>
-        </w:rPr>
-        <w:t>.</w:t>
-      </w:r>
-    </w:p>
-    <w:p>
-      <w:pPr>
-        <w:ind w:left="426" w:firstLine="0"/>
-        <w:rPr>
-          <w:lang w:val="en-ID"/>
-        </w:rPr>
-      </w:pPr>
-    </w:p>
-    <w:p>
-      <w:pPr>
-        <w:ind w:left="426" w:firstLine="0"/>
-        <w:rPr>
-          <w:lang w:val="en-ID"/>
-        </w:rPr>
-      </w:pPr>
-      <w:proofErr w:type="spellStart"/>
-      <w:r>
-        <w:rPr>
-          <w:lang w:val="en-ID"/>
-        </w:rPr>
-        <w:t>Perbaikan</w:t>
-      </w:r>
-      <w:proofErr w:type="spellEnd"/>
-      <w:r>
-        <w:rPr>
-          <w:lang w:val="en-ID"/>
-        </w:rPr>
-        <w:t xml:space="preserve"> </w:t>
-      </w:r>
-      <w:proofErr w:type="spellStart"/>
-      <w:r>
-        <w:rPr>
-          <w:lang w:val="en-ID"/>
-        </w:rPr>
-        <w:t>setelah</w:t>
-      </w:r>
-      <w:proofErr w:type="spellEnd"/>
-      <w:r>
-        <w:rPr>
-          <w:lang w:val="en-ID"/>
-        </w:rPr>
-        <w:t xml:space="preserve"> Mar 2018 </w:t>
-      </w:r>
-      <w:proofErr w:type="spellStart"/>
-      <w:r>
-        <w:rPr>
-          <w:lang w:val="en-ID"/>
-        </w:rPr>
-        <w:t>nyata</w:t>
-      </w:r>
-      <w:proofErr w:type="spellEnd"/>
-      <w:r>
-        <w:rPr>
-          <w:lang w:val="en-ID"/>
-        </w:rPr>
-        <w:t xml:space="preserve"> </w:t>
-      </w:r>
-      <w:proofErr w:type="spellStart"/>
-      <w:r>
-        <w:rPr>
-          <w:lang w:val="en-ID"/>
-        </w:rPr>
-        <w:t>tetapi</w:t>
-      </w:r>
-      <w:proofErr w:type="spellEnd"/>
-      <w:r>
-        <w:rPr>
-          <w:lang w:val="en-ID"/>
-        </w:rPr>
-        <w:t xml:space="preserve"> </w:t>
-      </w:r>
-      <w:proofErr w:type="spellStart"/>
-      <w:r>
-        <w:rPr>
-          <w:lang w:val="en-ID"/>
-        </w:rPr>
-        <w:t>belum</w:t>
-      </w:r>
-      <w:proofErr w:type="spellEnd"/>
-      <w:r>
-        <w:rPr>
-          <w:lang w:val="en-ID"/>
-        </w:rPr>
-        <w:t xml:space="preserve"> </w:t>
-      </w:r>
-      <w:proofErr w:type="spellStart"/>
-      <w:r>
-        <w:rPr>
-          <w:lang w:val="en-ID"/>
-        </w:rPr>
-        <w:t>stabil</w:t>
-      </w:r>
-      <w:proofErr w:type="spellEnd"/>
-      <w:r>
-        <w:rPr>
-          <w:lang w:val="en-ID"/>
-        </w:rPr>
-        <w:t xml:space="preserve">. Apr </w:t>
-      </w:r>
-      <w:proofErr w:type="spellStart"/>
-      <w:r>
-        <w:rPr>
-          <w:lang w:val="en-ID"/>
-        </w:rPr>
-        <w:t>turun</w:t>
-      </w:r>
-      <w:proofErr w:type="spellEnd"/>
-      <w:r>
-        <w:rPr>
-          <w:lang w:val="en-ID"/>
-        </w:rPr>
-        <w:t xml:space="preserve"> </w:t>
-      </w:r>
-      <w:proofErr w:type="spellStart"/>
-      <w:r>
-        <w:rPr>
-          <w:lang w:val="en-ID"/>
-        </w:rPr>
-        <w:t>ke</w:t>
-      </w:r>
-      <w:proofErr w:type="spellEnd"/>
-      <w:r>
-        <w:rPr>
-          <w:lang w:val="en-ID"/>
-        </w:rPr>
-        <w:t xml:space="preserve"> 5,31%, naik </w:t>
-      </w:r>
-      <w:proofErr w:type="spellStart"/>
-      <w:r>
-        <w:rPr>
-          <w:lang w:val="en-ID"/>
-        </w:rPr>
-        <w:t>lagi</w:t>
-      </w:r>
-      <w:proofErr w:type="spellEnd"/>
-      <w:r>
-        <w:rPr>
-          <w:lang w:val="en-ID"/>
-        </w:rPr>
-        <w:t xml:space="preserve"> </w:t>
-      </w:r>
-      <w:proofErr w:type="spellStart"/>
-      <w:r>
-        <w:rPr>
-          <w:lang w:val="en-ID"/>
-        </w:rPr>
-        <w:t>ke</w:t>
-      </w:r>
-      <w:proofErr w:type="spellEnd"/>
-      <w:r>
-        <w:rPr>
-          <w:lang w:val="en-ID"/>
-        </w:rPr>
-        <w:t xml:space="preserve"> 8,24% pada Mei, </w:t>
-      </w:r>
-      <w:proofErr w:type="spellStart"/>
-      <w:r>
-        <w:rPr>
-          <w:lang w:val="en-ID"/>
-        </w:rPr>
-        <w:t>lalu</w:t>
-      </w:r>
-      <w:proofErr w:type="spellEnd"/>
-      <w:r>
-        <w:rPr>
-          <w:lang w:val="en-ID"/>
-        </w:rPr>
-        <w:t xml:space="preserve"> </w:t>
-      </w:r>
-      <w:proofErr w:type="spellStart"/>
-      <w:r>
-        <w:rPr>
-          <w:lang w:val="en-ID"/>
-        </w:rPr>
-        <w:t>mencapai</w:t>
-      </w:r>
-      <w:proofErr w:type="spellEnd"/>
-      <w:r>
-        <w:rPr>
-          <w:lang w:val="en-ID"/>
-        </w:rPr>
-        <w:t xml:space="preserve"> </w:t>
-      </w:r>
-      <w:proofErr w:type="spellStart"/>
-      <w:r>
-        <w:rPr>
-          <w:lang w:val="en-ID"/>
-        </w:rPr>
-        <w:t>titik</w:t>
-      </w:r>
-      <w:proofErr w:type="spellEnd"/>
-      <w:r>
-        <w:rPr>
-          <w:lang w:val="en-ID"/>
-        </w:rPr>
-        <w:t xml:space="preserve"> </w:t>
-      </w:r>
-      <w:proofErr w:type="spellStart"/>
-      <w:r>
-        <w:rPr>
-          <w:lang w:val="en-ID"/>
-        </w:rPr>
-        <w:t>terbaik</w:t>
-      </w:r>
-      <w:proofErr w:type="spellEnd"/>
-      <w:r>
-        <w:rPr>
-          <w:lang w:val="en-ID"/>
-        </w:rPr>
-        <w:t xml:space="preserve"> </w:t>
-      </w:r>
-      <w:proofErr w:type="spellStart"/>
-      <w:r>
-        <w:rPr>
-          <w:lang w:val="en-ID"/>
-        </w:rPr>
-        <w:t>sepanjang</w:t>
-      </w:r>
-      <w:proofErr w:type="spellEnd"/>
-      <w:r>
-        <w:rPr>
-          <w:lang w:val="en-ID"/>
-        </w:rPr>
-        <w:t xml:space="preserve"> </w:t>
-      </w:r>
-      <w:proofErr w:type="spellStart"/>
-      <w:r>
-        <w:rPr>
-          <w:lang w:val="en-ID"/>
-        </w:rPr>
-        <w:t>periode</w:t>
-      </w:r>
-      <w:proofErr w:type="spellEnd"/>
-      <w:r>
-        <w:rPr>
-          <w:lang w:val="en-ID"/>
-        </w:rPr>
-        <w:t xml:space="preserve"> pada Jun </w:t>
-      </w:r>
-      <w:proofErr w:type="spellStart"/>
-      <w:r>
-        <w:rPr>
-          <w:lang w:val="en-ID"/>
-        </w:rPr>
-        <w:t>dengan</w:t>
-      </w:r>
-      <w:proofErr w:type="spellEnd"/>
-      <w:r>
-        <w:rPr>
-          <w:lang w:val="en-ID"/>
-        </w:rPr>
-        <w:t xml:space="preserve"> 1,36%. Yang </w:t>
-      </w:r>
-      <w:proofErr w:type="spellStart"/>
-      <w:r>
-        <w:rPr>
-          <w:lang w:val="en-ID"/>
-        </w:rPr>
-        <w:t>penting</w:t>
-      </w:r>
-      <w:proofErr w:type="spellEnd"/>
-      <w:r>
-        <w:rPr>
-          <w:lang w:val="en-ID"/>
-        </w:rPr>
-        <w:t xml:space="preserve">, </w:t>
-      </w:r>
-      <w:proofErr w:type="spellStart"/>
-      <w:r>
-        <w:rPr>
-          <w:lang w:val="en-ID"/>
-        </w:rPr>
-        <w:t>perbaikan</w:t>
-      </w:r>
-      <w:proofErr w:type="spellEnd"/>
-      <w:r>
-        <w:rPr>
-          <w:lang w:val="en-ID"/>
-        </w:rPr>
-        <w:t xml:space="preserve"> </w:t>
-      </w:r>
-      <w:proofErr w:type="spellStart"/>
-      <w:r>
-        <w:rPr>
-          <w:lang w:val="en-ID"/>
-        </w:rPr>
-        <w:t>ini</w:t>
-      </w:r>
-      <w:proofErr w:type="spellEnd"/>
-      <w:r>
-        <w:rPr>
-          <w:lang w:val="en-ID"/>
-        </w:rPr>
-        <w:t xml:space="preserve"> </w:t>
-      </w:r>
-      <w:proofErr w:type="spellStart"/>
-      <w:r>
-        <w:rPr>
-          <w:lang w:val="en-ID"/>
-        </w:rPr>
-        <w:t>terjadi</w:t>
-      </w:r>
-      <w:proofErr w:type="spellEnd"/>
-      <w:r>
-        <w:rPr>
-          <w:lang w:val="en-ID"/>
-        </w:rPr>
-        <w:t xml:space="preserve"> </w:t>
-      </w:r>
-      <w:proofErr w:type="spellStart"/>
-      <w:r>
-        <w:rPr>
-          <w:lang w:val="en-ID"/>
-        </w:rPr>
-        <w:t>meskipun</w:t>
-      </w:r>
-      <w:proofErr w:type="spellEnd"/>
-      <w:r>
-        <w:rPr>
-          <w:lang w:val="en-ID"/>
-        </w:rPr>
-        <w:t xml:space="preserve"> </w:t>
-      </w:r>
-      <w:proofErr w:type="spellStart"/>
-      <w:r>
-        <w:rPr>
-          <w:lang w:val="en-ID"/>
-        </w:rPr>
-        <w:t>janjinya</w:t>
-      </w:r>
-      <w:proofErr w:type="spellEnd"/>
-      <w:r>
-        <w:rPr>
-          <w:lang w:val="en-ID"/>
-        </w:rPr>
-        <w:t xml:space="preserve"> </w:t>
-      </w:r>
-      <w:proofErr w:type="spellStart"/>
-      <w:r>
-        <w:rPr>
-          <w:lang w:val="en-ID"/>
-        </w:rPr>
-        <w:t>makin</w:t>
-      </w:r>
-      <w:proofErr w:type="spellEnd"/>
-      <w:r>
-        <w:rPr>
-          <w:lang w:val="en-ID"/>
-        </w:rPr>
-        <w:t xml:space="preserve"> </w:t>
-      </w:r>
-      <w:proofErr w:type="spellStart"/>
-      <w:r>
-        <w:rPr>
-          <w:lang w:val="en-ID"/>
-        </w:rPr>
-        <w:t>ketat</w:t>
-      </w:r>
-      <w:proofErr w:type="spellEnd"/>
-      <w:r>
-        <w:rPr>
-          <w:lang w:val="en-ID"/>
-        </w:rPr>
-        <w:t xml:space="preserve"> — </w:t>
-      </w:r>
-      <w:proofErr w:type="spellStart"/>
-      <w:r>
-        <w:rPr>
-          <w:lang w:val="en-ID"/>
-        </w:rPr>
-        <w:t>jadi</w:t>
-      </w:r>
-      <w:proofErr w:type="spellEnd"/>
-      <w:r>
-        <w:rPr>
-          <w:lang w:val="en-ID"/>
-        </w:rPr>
-        <w:t xml:space="preserve"> </w:t>
-      </w:r>
-      <w:proofErr w:type="spellStart"/>
-      <w:r>
-        <w:rPr>
-          <w:lang w:val="en-ID"/>
-        </w:rPr>
-        <w:t>ini</w:t>
-      </w:r>
-      <w:proofErr w:type="spellEnd"/>
-      <w:r>
-        <w:rPr>
-          <w:lang w:val="en-ID"/>
-        </w:rPr>
-        <w:t xml:space="preserve"> </w:t>
-      </w:r>
-      <w:proofErr w:type="spellStart"/>
-      <w:r>
-        <w:rPr>
-          <w:lang w:val="en-ID"/>
-        </w:rPr>
-        <w:t>hasil</w:t>
-      </w:r>
-      <w:proofErr w:type="spellEnd"/>
-      <w:r>
-        <w:rPr>
-          <w:lang w:val="en-ID"/>
-        </w:rPr>
-        <w:t xml:space="preserve"> </w:t>
-      </w:r>
-      <w:proofErr w:type="spellStart"/>
-      <w:r>
-        <w:rPr>
-          <w:lang w:val="en-ID"/>
-        </w:rPr>
-        <w:t>operasional</w:t>
-      </w:r>
-      <w:proofErr w:type="spellEnd"/>
-      <w:r>
-        <w:rPr>
-          <w:lang w:val="en-ID"/>
-        </w:rPr>
-        <w:t xml:space="preserve"> yang </w:t>
-      </w:r>
-      <w:proofErr w:type="spellStart"/>
-      <w:r>
-        <w:rPr>
-          <w:lang w:val="en-ID"/>
-        </w:rPr>
-        <w:t>nyata</w:t>
-      </w:r>
-      <w:proofErr w:type="spellEnd"/>
-      <w:r>
-        <w:rPr>
-          <w:lang w:val="en-ID"/>
-        </w:rPr>
-        <w:t xml:space="preserve">, </w:t>
-      </w:r>
-      <w:proofErr w:type="spellStart"/>
-      <w:r>
-        <w:rPr>
-          <w:lang w:val="en-ID"/>
-        </w:rPr>
-        <w:t>bukan</w:t>
-      </w:r>
-      <w:proofErr w:type="spellEnd"/>
-      <w:r>
-        <w:rPr>
-          <w:lang w:val="en-ID"/>
-        </w:rPr>
-        <w:t xml:space="preserve"> </w:t>
-      </w:r>
-      <w:proofErr w:type="spellStart"/>
-      <w:r>
-        <w:rPr>
-          <w:lang w:val="en-ID"/>
-        </w:rPr>
-        <w:t>hasil</w:t>
-      </w:r>
-      <w:proofErr w:type="spellEnd"/>
-      <w:r>
-        <w:rPr>
-          <w:lang w:val="en-ID"/>
-        </w:rPr>
-        <w:t xml:space="preserve"> </w:t>
-      </w:r>
-      <w:proofErr w:type="spellStart"/>
-      <w:r>
-        <w:rPr>
-          <w:lang w:val="en-ID"/>
-        </w:rPr>
-        <w:t>melonggarkan</w:t>
-      </w:r>
-      <w:proofErr w:type="spellEnd"/>
-      <w:r>
-        <w:rPr>
-          <w:lang w:val="en-ID"/>
-        </w:rPr>
-        <w:t xml:space="preserve"> target.</w:t>
-      </w:r>
-    </w:p>
-    <w:p>
-      <w:pPr>
-        <w:ind w:left="426" w:firstLine="0"/>
-        <w:rPr>
-          <w:lang w:val="en-ID"/>
-        </w:rPr>
-      </w:pPr>
-    </w:p>
-    <w:p>
-      <w:pPr>
-        <w:ind w:left="426" w:firstLine="0"/>
-        <w:rPr>
-          <w:lang w:val="en-ID"/>
-        </w:rPr>
-      </w:pPr>
-      <w:proofErr w:type="spellStart"/>
-      <w:r>
-        <w:rPr>
-          <w:lang w:val="en-ID"/>
-        </w:rPr>
-        <w:t>Namun</w:t>
-      </w:r>
-      <w:proofErr w:type="spellEnd"/>
-      <w:r>
-        <w:rPr>
-          <w:lang w:val="en-ID"/>
-        </w:rPr>
-        <w:t xml:space="preserve"> </w:t>
-      </w:r>
-      <w:proofErr w:type="spellStart"/>
-      <w:r>
-        <w:rPr>
-          <w:lang w:val="en-ID"/>
-        </w:rPr>
-        <w:t>ada</w:t>
-      </w:r>
-      <w:proofErr w:type="spellEnd"/>
-      <w:r>
-        <w:rPr>
-          <w:lang w:val="en-ID"/>
-        </w:rPr>
-        <w:t xml:space="preserve"> </w:t>
-      </w:r>
-      <w:proofErr w:type="spellStart"/>
-      <w:r>
-        <w:rPr>
-          <w:lang w:val="en-ID"/>
-        </w:rPr>
-        <w:t>peringatan</w:t>
-      </w:r>
-      <w:proofErr w:type="spellEnd"/>
-      <w:r>
-        <w:rPr>
-          <w:lang w:val="en-ID"/>
-        </w:rPr>
-        <w:t xml:space="preserve"> di </w:t>
-      </w:r>
-      <w:proofErr w:type="spellStart"/>
-      <w:r>
-        <w:rPr>
-          <w:lang w:val="en-ID"/>
-        </w:rPr>
-        <w:t>ujung</w:t>
-      </w:r>
-      <w:proofErr w:type="spellEnd"/>
-      <w:r>
-        <w:rPr>
-          <w:lang w:val="en-ID"/>
-        </w:rPr>
-        <w:t xml:space="preserve"> </w:t>
-      </w:r>
-      <w:proofErr w:type="spellStart"/>
-      <w:r>
-        <w:rPr>
-          <w:lang w:val="en-ID"/>
-        </w:rPr>
-        <w:t>periode</w:t>
-      </w:r>
-      <w:proofErr w:type="spellEnd"/>
-      <w:r>
-        <w:rPr>
-          <w:lang w:val="en-ID"/>
-        </w:rPr>
-        <w:t xml:space="preserve">. Pada </w:t>
-      </w:r>
-      <w:proofErr w:type="spellStart"/>
-      <w:r>
-        <w:rPr>
-          <w:lang w:val="en-ID"/>
-        </w:rPr>
-        <w:t>Ags</w:t>
-      </w:r>
-      <w:proofErr w:type="spellEnd"/>
-      <w:r>
-        <w:rPr>
-          <w:lang w:val="en-ID"/>
-        </w:rPr>
-        <w:t xml:space="preserve"> 2018 </w:t>
-      </w:r>
-      <w:proofErr w:type="spellStart"/>
-      <w:r>
-        <w:rPr>
-          <w:lang w:val="en-ID"/>
-        </w:rPr>
-        <w:t>selisih</w:t>
-      </w:r>
-      <w:proofErr w:type="spellEnd"/>
-      <w:r>
-        <w:rPr>
-          <w:lang w:val="en-ID"/>
-        </w:rPr>
-        <w:t xml:space="preserve"> </w:t>
-      </w:r>
-      <w:proofErr w:type="spellStart"/>
-      <w:r>
-        <w:rPr>
-          <w:lang w:val="en-ID"/>
-        </w:rPr>
-        <w:t>janji</w:t>
-      </w:r>
-      <w:proofErr w:type="spellEnd"/>
-      <w:r>
-        <w:rPr>
-          <w:lang w:val="en-ID"/>
-        </w:rPr>
-        <w:t xml:space="preserve"> </w:t>
-      </w:r>
-      <w:proofErr w:type="spellStart"/>
-      <w:r>
-        <w:rPr>
-          <w:lang w:val="en-ID"/>
-        </w:rPr>
-        <w:t>berada</w:t>
-      </w:r>
-      <w:proofErr w:type="spellEnd"/>
-      <w:r>
-        <w:rPr>
-          <w:lang w:val="en-ID"/>
-        </w:rPr>
-        <w:t xml:space="preserve"> di </w:t>
-      </w:r>
-      <w:proofErr w:type="spellStart"/>
-      <w:r>
-        <w:rPr>
-          <w:lang w:val="en-ID"/>
-        </w:rPr>
-        <w:t>titik</w:t>
-      </w:r>
-      <w:proofErr w:type="spellEnd"/>
-      <w:r>
-        <w:rPr>
-          <w:lang w:val="en-ID"/>
-        </w:rPr>
-        <w:t xml:space="preserve"> </w:t>
-      </w:r>
-      <w:proofErr w:type="spellStart"/>
-      <w:r>
-        <w:rPr>
-          <w:lang w:val="en-ID"/>
-        </w:rPr>
-        <w:t>terendah</w:t>
-      </w:r>
-      <w:proofErr w:type="spellEnd"/>
-      <w:r>
-        <w:rPr>
-          <w:lang w:val="en-ID"/>
-        </w:rPr>
-        <w:t xml:space="preserve">, 13,4 </w:t>
-      </w:r>
-      <w:proofErr w:type="spellStart"/>
-      <w:r>
-        <w:rPr>
-          <w:lang w:val="en-ID"/>
-        </w:rPr>
-        <w:t>hari</w:t>
-      </w:r>
-      <w:proofErr w:type="spellEnd"/>
-      <w:r>
-        <w:rPr>
-          <w:lang w:val="en-ID"/>
-        </w:rPr>
-        <w:t xml:space="preserve">, dan </w:t>
-      </w:r>
-      <w:proofErr w:type="spellStart"/>
-      <w:r>
-        <w:rPr>
-          <w:lang w:val="en-ID"/>
-        </w:rPr>
-        <w:t>keterlambatan</w:t>
-      </w:r>
-      <w:proofErr w:type="spellEnd"/>
-      <w:r>
-        <w:rPr>
-          <w:lang w:val="en-ID"/>
-        </w:rPr>
-        <w:t xml:space="preserve"> </w:t>
-      </w:r>
-      <w:proofErr w:type="spellStart"/>
-      <w:r>
-        <w:rPr>
-          <w:lang w:val="en-ID"/>
-        </w:rPr>
-        <w:t>justru</w:t>
-      </w:r>
-      <w:proofErr w:type="spellEnd"/>
-      <w:r>
-        <w:rPr>
-          <w:lang w:val="en-ID"/>
-        </w:rPr>
-        <w:t xml:space="preserve"> naik </w:t>
-      </w:r>
-      <w:proofErr w:type="spellStart"/>
-      <w:r>
-        <w:rPr>
-          <w:lang w:val="en-ID"/>
-        </w:rPr>
-        <w:t>kembali</w:t>
-      </w:r>
-      <w:proofErr w:type="spellEnd"/>
-      <w:r>
-        <w:rPr>
-          <w:lang w:val="en-ID"/>
-        </w:rPr>
-        <w:t xml:space="preserve"> </w:t>
-      </w:r>
-      <w:proofErr w:type="spellStart"/>
-      <w:r>
-        <w:rPr>
-          <w:lang w:val="en-ID"/>
-        </w:rPr>
-        <w:t>ke</w:t>
-      </w:r>
-      <w:proofErr w:type="spellEnd"/>
-      <w:r>
-        <w:rPr>
-          <w:lang w:val="en-ID"/>
-        </w:rPr>
-        <w:t xml:space="preserve"> 10,39%. </w:t>
-      </w:r>
-      <w:proofErr w:type="spellStart"/>
-      <w:r>
-        <w:rPr>
-          <w:lang w:val="en-ID"/>
-        </w:rPr>
-        <w:t>Janji</w:t>
-      </w:r>
-      <w:proofErr w:type="spellEnd"/>
-      <w:r>
-        <w:rPr>
-          <w:lang w:val="en-ID"/>
-        </w:rPr>
-        <w:t xml:space="preserve"> </w:t>
-      </w:r>
-      <w:proofErr w:type="spellStart"/>
-      <w:r>
-        <w:rPr>
-          <w:lang w:val="en-ID"/>
-        </w:rPr>
-        <w:t>mulai</w:t>
-      </w:r>
-      <w:proofErr w:type="spellEnd"/>
-      <w:r>
-        <w:rPr>
-          <w:lang w:val="en-ID"/>
-        </w:rPr>
-        <w:t xml:space="preserve"> </w:t>
-      </w:r>
-      <w:proofErr w:type="spellStart"/>
-      <w:r>
-        <w:rPr>
-          <w:lang w:val="en-ID"/>
-        </w:rPr>
-        <w:t>melewati</w:t>
-      </w:r>
-      <w:proofErr w:type="spellEnd"/>
-      <w:r>
-        <w:rPr>
-          <w:lang w:val="en-ID"/>
-        </w:rPr>
-        <w:t xml:space="preserve"> batas </w:t>
-      </w:r>
-      <w:proofErr w:type="spellStart"/>
-      <w:r>
-        <w:rPr>
-          <w:lang w:val="en-ID"/>
-        </w:rPr>
-        <w:t>kemampuan</w:t>
-      </w:r>
-      <w:proofErr w:type="spellEnd"/>
-      <w:r>
-        <w:rPr>
-          <w:lang w:val="en-ID"/>
-        </w:rPr>
-        <w:t xml:space="preserve"> </w:t>
-      </w:r>
-      <w:proofErr w:type="spellStart"/>
-      <w:r>
-        <w:rPr>
-          <w:lang w:val="en-ID"/>
-        </w:rPr>
-        <w:t>operasional</w:t>
-      </w:r>
-      <w:proofErr w:type="spellEnd"/>
-      <w:r>
-        <w:rPr>
-          <w:lang w:val="en-ID"/>
-        </w:rPr>
-        <w:t xml:space="preserve">. Pola </w:t>
-      </w:r>
-      <w:proofErr w:type="spellStart"/>
-      <w:r>
-        <w:rPr>
-          <w:lang w:val="en-ID"/>
-        </w:rPr>
-        <w:t>serupa</w:t>
-      </w:r>
-      <w:proofErr w:type="spellEnd"/>
-      <w:r>
-        <w:rPr>
-          <w:lang w:val="en-ID"/>
-        </w:rPr>
-        <w:t xml:space="preserve"> </w:t>
-      </w:r>
-      <w:proofErr w:type="spellStart"/>
-      <w:r>
-        <w:rPr>
-          <w:lang w:val="en-ID"/>
-        </w:rPr>
-        <w:t>terlihat</w:t>
-      </w:r>
-      <w:proofErr w:type="spellEnd"/>
-      <w:r>
-        <w:rPr>
-          <w:lang w:val="en-ID"/>
-        </w:rPr>
-        <w:t xml:space="preserve"> pada Mar 2018, </w:t>
-      </w:r>
-      <w:proofErr w:type="spellStart"/>
-      <w:r>
-        <w:rPr>
-          <w:lang w:val="en-ID"/>
-        </w:rPr>
-        <w:t>ketika</w:t>
-      </w:r>
-      <w:proofErr w:type="spellEnd"/>
-      <w:r>
-        <w:rPr>
-          <w:lang w:val="en-ID"/>
-        </w:rPr>
-        <w:t xml:space="preserve"> </w:t>
-      </w:r>
-      <w:proofErr w:type="spellStart"/>
-      <w:r>
-        <w:rPr>
-          <w:lang w:val="en-ID"/>
-        </w:rPr>
-        <w:t>selisih</w:t>
-      </w:r>
-      <w:proofErr w:type="spellEnd"/>
-      <w:r>
-        <w:rPr>
-          <w:lang w:val="en-ID"/>
-        </w:rPr>
-        <w:t xml:space="preserve"> </w:t>
-      </w:r>
-      <w:proofErr w:type="spellStart"/>
-      <w:r>
-        <w:rPr>
-          <w:lang w:val="en-ID"/>
-        </w:rPr>
-        <w:t>janji</w:t>
-      </w:r>
-      <w:proofErr w:type="spellEnd"/>
-      <w:r>
-        <w:rPr>
-          <w:lang w:val="en-ID"/>
-        </w:rPr>
-        <w:t xml:space="preserve"> </w:t>
-      </w:r>
-      <w:proofErr w:type="spellStart"/>
-      <w:r>
-        <w:rPr>
-          <w:lang w:val="en-ID"/>
-        </w:rPr>
-        <w:t>justru</w:t>
-      </w:r>
-      <w:proofErr w:type="spellEnd"/>
-      <w:r>
-        <w:rPr>
-          <w:lang w:val="en-ID"/>
-        </w:rPr>
-        <w:t xml:space="preserve"> </w:t>
-      </w:r>
-      <w:proofErr w:type="spellStart"/>
-      <w:r>
-        <w:rPr>
-          <w:lang w:val="en-ID"/>
-        </w:rPr>
-        <w:t>diperketat</w:t>
-      </w:r>
-      <w:proofErr w:type="spellEnd"/>
-      <w:r>
-        <w:rPr>
-          <w:lang w:val="en-ID"/>
-        </w:rPr>
-        <w:t xml:space="preserve"> </w:t>
-      </w:r>
-      <w:proofErr w:type="spellStart"/>
-      <w:r>
-        <w:rPr>
-          <w:lang w:val="en-ID"/>
-        </w:rPr>
-        <w:t>dari</w:t>
-      </w:r>
-      <w:proofErr w:type="spellEnd"/>
-      <w:r>
-        <w:rPr>
-          <w:lang w:val="en-ID"/>
-        </w:rPr>
-        <w:t xml:space="preserve"> 24,3 </w:t>
-      </w:r>
-      <w:proofErr w:type="spellStart"/>
-      <w:r>
-        <w:rPr>
-          <w:lang w:val="en-ID"/>
-        </w:rPr>
-        <w:t>menjadi</w:t>
-      </w:r>
-      <w:proofErr w:type="spellEnd"/>
-      <w:r>
-        <w:rPr>
-          <w:lang w:val="en-ID"/>
-        </w:rPr>
-        <w:t xml:space="preserve"> 21,3 </w:t>
-      </w:r>
-      <w:proofErr w:type="spellStart"/>
-      <w:r>
-        <w:rPr>
-          <w:lang w:val="en-ID"/>
-        </w:rPr>
-        <w:t>hari</w:t>
-      </w:r>
-      <w:proofErr w:type="spellEnd"/>
-      <w:r>
-        <w:rPr>
-          <w:lang w:val="en-ID"/>
-        </w:rPr>
-        <w:t xml:space="preserve"> </w:t>
-      </w:r>
-      <w:proofErr w:type="spellStart"/>
-      <w:r>
-        <w:rPr>
-          <w:lang w:val="en-ID"/>
-        </w:rPr>
-        <w:t>tepat</w:t>
-      </w:r>
-      <w:proofErr w:type="spellEnd"/>
-      <w:r>
-        <w:rPr>
-          <w:lang w:val="en-ID"/>
-        </w:rPr>
-        <w:t xml:space="preserve"> </w:t>
-      </w:r>
-      <w:proofErr w:type="spellStart"/>
-      <w:r>
-        <w:rPr>
-          <w:lang w:val="en-ID"/>
-        </w:rPr>
-        <w:t>saat</w:t>
-      </w:r>
-      <w:proofErr w:type="spellEnd"/>
-      <w:r>
-        <w:rPr>
-          <w:lang w:val="en-ID"/>
-        </w:rPr>
-        <w:t xml:space="preserve"> </w:t>
-      </w:r>
-      <w:proofErr w:type="spellStart"/>
-      <w:r>
-        <w:rPr>
-          <w:lang w:val="en-ID"/>
-        </w:rPr>
-        <w:t>gangguan</w:t>
-      </w:r>
-      <w:proofErr w:type="spellEnd"/>
-      <w:r>
-        <w:rPr>
-          <w:lang w:val="en-ID"/>
-        </w:rPr>
-        <w:t xml:space="preserve"> </w:t>
-      </w:r>
-      <w:proofErr w:type="spellStart"/>
-      <w:r>
-        <w:rPr>
-          <w:lang w:val="en-ID"/>
-        </w:rPr>
-        <w:t>pengiriman</w:t>
-      </w:r>
-      <w:proofErr w:type="spellEnd"/>
-      <w:r>
-        <w:rPr>
-          <w:lang w:val="en-ID"/>
-        </w:rPr>
-        <w:t xml:space="preserve"> </w:t>
-      </w:r>
-      <w:proofErr w:type="spellStart"/>
-      <w:r>
-        <w:rPr>
-          <w:lang w:val="en-ID"/>
-        </w:rPr>
-        <w:t>sedang</w:t>
-      </w:r>
-      <w:proofErr w:type="spellEnd"/>
-      <w:r>
-        <w:rPr>
-          <w:lang w:val="en-ID"/>
-        </w:rPr>
-        <w:t xml:space="preserve"> </w:t>
-      </w:r>
-      <w:proofErr w:type="spellStart"/>
-      <w:r>
-        <w:rPr>
-          <w:lang w:val="en-ID"/>
-        </w:rPr>
-        <w:t>berlangsung</w:t>
-      </w:r>
-      <w:proofErr w:type="spellEnd"/>
-      <w:r>
-        <w:rPr>
-          <w:lang w:val="en-ID"/>
-        </w:rPr>
-        <w:t xml:space="preserve">, </w:t>
-      </w:r>
-      <w:proofErr w:type="spellStart"/>
-      <w:r>
-        <w:rPr>
-          <w:lang w:val="en-ID"/>
-        </w:rPr>
-        <w:t>sehingga</w:t>
-      </w:r>
-      <w:proofErr w:type="spellEnd"/>
-      <w:r>
-        <w:rPr>
-          <w:lang w:val="en-ID"/>
-        </w:rPr>
-        <w:t xml:space="preserve"> </w:t>
-      </w:r>
-      <w:proofErr w:type="spellStart"/>
-      <w:r>
-        <w:rPr>
-          <w:lang w:val="en-ID"/>
-        </w:rPr>
-        <w:t>memperparah</w:t>
-      </w:r>
-      <w:proofErr w:type="spellEnd"/>
-      <w:r>
-        <w:rPr>
-          <w:lang w:val="en-ID"/>
-        </w:rPr>
-        <w:t xml:space="preserve"> </w:t>
-      </w:r>
-      <w:proofErr w:type="spellStart"/>
-      <w:r>
-        <w:rPr>
-          <w:lang w:val="en-ID"/>
-        </w:rPr>
-        <w:t>angka</w:t>
-      </w:r>
-      <w:proofErr w:type="spellEnd"/>
-      <w:r>
-        <w:rPr>
-          <w:lang w:val="en-ID"/>
-        </w:rPr>
-        <w:t xml:space="preserve"> </w:t>
-      </w:r>
-      <w:proofErr w:type="spellStart"/>
-      <w:r>
-        <w:rPr>
-          <w:lang w:val="en-ID"/>
-        </w:rPr>
-        <w:t>keterlambatan</w:t>
-      </w:r>
-      <w:proofErr w:type="spellEnd"/>
-      <w:r>
-        <w:rPr>
-          <w:lang w:val="en-ID"/>
-        </w:rPr>
-        <w:t xml:space="preserve"> </w:t>
-      </w:r>
-      <w:proofErr w:type="spellStart"/>
-      <w:r>
-        <w:rPr>
-          <w:lang w:val="en-ID"/>
-        </w:rPr>
-        <w:t>bulan</w:t>
-      </w:r>
-      <w:proofErr w:type="spellEnd"/>
-      <w:r>
-        <w:rPr>
-          <w:lang w:val="en-ID"/>
-        </w:rPr>
-        <w:t xml:space="preserve"> </w:t>
-      </w:r>
-      <w:proofErr w:type="spellStart"/>
-      <w:r>
-        <w:rPr>
-          <w:lang w:val="en-ID"/>
-        </w:rPr>
-        <w:t>itu</w:t>
-      </w:r>
-      <w:proofErr w:type="spellEnd"/>
-      <w:r>
-        <w:rPr>
-          <w:lang w:val="en-ID"/>
-        </w:rPr>
-        <w:t>.</w:t>
-      </w:r>
-    </w:p>
-    <w:p>
-      <w:pPr>
-        <w:ind w:left="426" w:firstLine="0"/>
-        <w:rPr>
-          <w:lang w:val="en-ID"/>
-        </w:rPr>
-      </w:pPr>
-    </w:p>
-    <w:p>
-      <w:pPr>
-        <w:ind w:left="426" w:firstLine="0"/>
-        <w:rPr>
-          <w:lang w:val="en-ID"/>
-        </w:rPr>
-      </w:pPr>
-      <w:proofErr w:type="spellStart"/>
-      <w:r>
-        <w:rPr>
-          <w:b/>
-          <w:bCs/>
-          <w:lang w:val="en-ID"/>
-        </w:rPr>
-        <w:t>Krisis</w:t>
-      </w:r>
-      <w:proofErr w:type="spellEnd"/>
-      <w:r>
-        <w:rPr>
-          <w:b/>
-          <w:bCs/>
-          <w:lang w:val="en-ID"/>
-        </w:rPr>
-        <w:t xml:space="preserve"> Mar 2018 </w:t>
-      </w:r>
-      <w:proofErr w:type="spellStart"/>
-      <w:r>
-        <w:rPr>
-          <w:b/>
-          <w:bCs/>
-          <w:lang w:val="en-ID"/>
-        </w:rPr>
-        <w:t>bersifat</w:t>
-      </w:r>
-      <w:proofErr w:type="spellEnd"/>
-      <w:r>
-        <w:rPr>
-          <w:b/>
-          <w:bCs/>
-          <w:lang w:val="en-ID"/>
-        </w:rPr>
-        <w:t xml:space="preserve"> </w:t>
-      </w:r>
-      <w:proofErr w:type="spellStart"/>
-      <w:r>
-        <w:rPr>
-          <w:b/>
-          <w:bCs/>
-          <w:lang w:val="en-ID"/>
-        </w:rPr>
-        <w:t>nasional</w:t>
-      </w:r>
-      <w:proofErr w:type="spellEnd"/>
-      <w:r>
-        <w:rPr>
-          <w:b/>
-          <w:bCs/>
-          <w:lang w:val="en-ID"/>
-        </w:rPr>
-        <w:t>.</w:t>
-      </w:r>
-      <w:r>
-        <w:rPr>
-          <w:lang w:val="en-ID"/>
-        </w:rPr>
-        <w:t> </w:t>
-      </w:r>
-      <w:proofErr w:type="spellStart"/>
-      <w:r>
-        <w:rPr>
-          <w:lang w:val="en-ID"/>
-        </w:rPr>
-        <w:t>Seluruh</w:t>
-      </w:r>
-      <w:proofErr w:type="spellEnd"/>
-      <w:r>
-        <w:rPr>
-          <w:lang w:val="en-ID"/>
-        </w:rPr>
-        <w:t xml:space="preserve"> 11 </w:t>
-      </w:r>
-      <w:proofErr w:type="spellStart"/>
-      <w:r>
-        <w:rPr>
-          <w:lang w:val="en-ID"/>
-        </w:rPr>
-        <w:t>provinsi</w:t>
-      </w:r>
-      <w:proofErr w:type="spellEnd"/>
-      <w:r>
-        <w:rPr>
-          <w:lang w:val="en-ID"/>
-        </w:rPr>
-        <w:t xml:space="preserve"> yang </w:t>
-      </w:r>
-      <w:proofErr w:type="spellStart"/>
-      <w:r>
-        <w:rPr>
-          <w:lang w:val="en-ID"/>
-        </w:rPr>
-        <w:t>dianalisis</w:t>
-      </w:r>
-      <w:proofErr w:type="spellEnd"/>
-      <w:r>
-        <w:rPr>
-          <w:lang w:val="en-ID"/>
-        </w:rPr>
-        <w:t xml:space="preserve"> </w:t>
-      </w:r>
-      <w:proofErr w:type="spellStart"/>
-      <w:r>
-        <w:rPr>
-          <w:lang w:val="en-ID"/>
-        </w:rPr>
-        <w:t>memburuk</w:t>
-      </w:r>
-      <w:proofErr w:type="spellEnd"/>
-      <w:r>
-        <w:rPr>
-          <w:lang w:val="en-ID"/>
-        </w:rPr>
-        <w:t xml:space="preserve"> </w:t>
-      </w:r>
-      <w:proofErr w:type="spellStart"/>
-      <w:r>
-        <w:rPr>
-          <w:lang w:val="en-ID"/>
-        </w:rPr>
-        <w:t>tanpa</w:t>
-      </w:r>
-      <w:proofErr w:type="spellEnd"/>
-      <w:r>
-        <w:rPr>
-          <w:lang w:val="en-ID"/>
-        </w:rPr>
-        <w:t xml:space="preserve"> </w:t>
-      </w:r>
-      <w:proofErr w:type="spellStart"/>
-      <w:r>
-        <w:rPr>
-          <w:lang w:val="en-ID"/>
-        </w:rPr>
-        <w:t>kecuali</w:t>
-      </w:r>
-      <w:proofErr w:type="spellEnd"/>
-      <w:r>
-        <w:rPr>
-          <w:lang w:val="en-ID"/>
-        </w:rPr>
-        <w:t>:</w:t>
-      </w:r>
+      <w:proofErr w:type="spellStart"/>
+      <w:r>
+        <w:rPr>
+          <w:b w:val="0"/>
+          <w:lang w:val="en-ID"/>
+        </w:rPr>
+        <w:t>Dugaan pertama adalah tanggal janji untuk Rio de Janeiro terlalu optimis. Data membantah dugaan itu. Ruang antara janji dan transit di Rio de Janeiro justru setara dengan Minas Gerais, yang tingkat telatnya hanya 5,63%. Yang berbeda adalah ekornya:</w:t>
+      </w:r>
+      <w:proofErr w:type="spellEnd"/>
+      <w:proofErr w:type="spellStart"/>
+      <w:proofErr w:type="spellEnd"/>
+      <w:proofErr w:type="spellStart"/>
+      <w:proofErr w:type="spellEnd"/>
+      <w:proofErr w:type="spellStart"/>
+      <w:proofErr w:type="spellEnd"/>
+      <w:proofErr w:type="spellStart"/>
+      <w:proofErr w:type="spellEnd"/>
+      <w:proofErr w:type="spellStart"/>
+      <w:proofErr w:type="spellEnd"/>
+      <w:proofErr w:type="spellStart"/>
+      <w:proofErr w:type="spellEnd"/>
+      <w:proofErr w:type="spellStart"/>
+      <w:proofErr w:type="spellEnd"/>
+      <w:proofErr w:type="spellStart"/>
+      <w:proofErr w:type="spellEnd"/>
+      <w:proofErr w:type="spellStart"/>
+      <w:proofErr w:type="spellEnd"/>
+      <w:proofErr w:type="spellStart"/>
+      <w:proofErr w:type="spellEnd"/>
+      <w:proofErr w:type="spellStart"/>
+      <w:proofErr w:type="spellEnd"/>
+      <w:proofErr w:type="spellStart"/>
+      <w:proofErr w:type="spellEnd"/>
+      <w:proofErr w:type="spellStart"/>
+      <w:proofErr w:type="spellEnd"/>
+      <w:proofErr w:type="spellStart"/>
+      <w:proofErr w:type="spellEnd"/>
+      <w:proofErr w:type="spellStart"/>
+      <w:proofErr w:type="spellEnd"/>
+      <w:proofErr w:type="spellStart"/>
+      <w:proofErr w:type="spellEnd"/>
     </w:p>
     <w:tbl>
       <w:tblPr>
         <w:tblW w:w="0" w:type="auto"/>
-        <w:tblInd w:w="535" w:type="dxa"/>
+        <w:tblInd w:w="1334" w:type="dxa"/>
         <w:tblBorders>
           <w:top w:val="single" w:sz="4" w:space="0" w:color="auto"/>
           <w:left w:val="single" w:sz="4" w:space="0" w:color="auto"/>
@@ -18294,8 +15679,10 @@
         <w:tblLook w:val="04A0" w:firstRow="1" w:lastRow="0" w:firstColumn="1" w:lastColumn="0" w:noHBand="0" w:noVBand="1"/>
       </w:tblPr>
       <w:tblGrid>
-        <w:gridCol w:w="2193"/>
-        <w:gridCol w:w="2607"/>
+        <w:gridCol w:w="2573"/>
+        <w:gridCol w:w="1579"/>
+        <w:gridCol w:w="1327"/>
+        <w:gridCol w:w="874"/>
       </w:tblGrid>
       <w:tr>
         <w:trPr>
@@ -18316,6 +15703,7 @@
           <w:p>
             <w:pPr>
               <w:ind w:firstLine="0"/>
+              <w:jc w:val="center"/>
               <w:rPr>
                 <w:b/>
                 <w:bCs/>
@@ -18349,6 +15737,7 @@
           <w:p>
             <w:pPr>
               <w:ind w:firstLine="0"/>
+              <w:jc w:val="center"/>
               <w:rPr>
                 <w:b/>
                 <w:bCs/>
@@ -18362,45 +15751,75 @@
                 <w:bCs/>
                 <w:lang w:val="en-ID"/>
               </w:rPr>
-              <w:t>Kenaikan</w:t>
+              <w:t>Telat</w:t>
             </w:r>
             <w:proofErr w:type="spellEnd"/>
-            <w:r>
+            <w:proofErr w:type="spellStart"/>
+            <w:proofErr w:type="spellEnd"/>
+          </w:p>
+        </w:tc>
+        <w:tc>
+          <w:tcPr>
+            <w:tcW w:w="0" w:type="auto"/>
+            <w:tcMar>
+              <w:top w:w="75" w:type="dxa"/>
+              <w:left w:w="150" w:type="dxa"/>
+              <w:bottom w:w="75" w:type="dxa"/>
+              <w:right w:w="150" w:type="dxa"/>
+            </w:tcMar>
+            <w:vAlign w:val="center"/>
+            <w:hideMark/>
+          </w:tcPr>
+          <w:p>
+            <w:pPr>
+              <w:ind w:firstLine="0"/>
+              <w:jc w:val="center"/>
               <w:rPr>
                 <w:b/>
                 <w:bCs/>
                 <w:lang w:val="en-ID"/>
               </w:rPr>
-              <w:t xml:space="preserve"> </w:t>
-            </w:r>
-            <w:proofErr w:type="spellStart"/>
+            </w:pPr>
             <w:r>
               <w:rPr>
                 <w:b/>
                 <w:bCs/>
                 <w:lang w:val="en-ID"/>
               </w:rPr>
-              <w:t>tingkat</w:t>
-            </w:r>
-            <w:proofErr w:type="spellEnd"/>
-            <w:r>
+              <w:t>Ruang janji</w:t>
+            </w:r>
+          </w:p>
+        </w:tc>
+        <w:tc>
+          <w:tcPr>
+            <w:tcW w:w="0" w:type="auto"/>
+            <w:tcMar>
+              <w:top w:w="75" w:type="dxa"/>
+              <w:left w:w="150" w:type="dxa"/>
+              <w:bottom w:w="75" w:type="dxa"/>
+              <w:right w:w="150" w:type="dxa"/>
+            </w:tcMar>
+            <w:vAlign w:val="center"/>
+            <w:hideMark/>
+          </w:tcPr>
+          <w:p>
+            <w:pPr>
+              <w:ind w:firstLine="0"/>
+              <w:jc w:val="center"/>
               <w:rPr>
                 <w:b/>
                 <w:bCs/>
                 <w:lang w:val="en-ID"/>
               </w:rPr>
-              <w:t xml:space="preserve"> </w:t>
-            </w:r>
-            <w:proofErr w:type="spellStart"/>
+            </w:pPr>
             <w:r>
               <w:rPr>
                 <w:b/>
                 <w:bCs/>
                 <w:lang w:val="en-ID"/>
               </w:rPr>
-              <w:t>telat</w:t>
-            </w:r>
-            <w:proofErr w:type="spellEnd"/>
+              <w:t>Transit p90</w:t>
+            </w:r>
           </w:p>
         </w:tc>
       </w:tr>
@@ -18428,8 +15847,14 @@
               <w:rPr>
                 <w:lang w:val="en-ID"/>
               </w:rPr>
-              <w:t>Espírito Santo (ES)</w:t>
-            </w:r>
+              <w:t>Rio de Janeiro (RJ)</w:t>
+            </w:r>
+            <w:proofErr w:type="spellStart"/>
+            <w:proofErr w:type="spellEnd"/>
+            <w:proofErr w:type="spellStart"/>
+            <w:proofErr w:type="spellEnd"/>
+            <w:proofErr w:type="spellStart"/>
+            <w:proofErr w:type="spellEnd"/>
           </w:p>
         </w:tc>
         <w:tc>
@@ -18455,16 +15880,66 @@
               <w:rPr>
                 <w:lang w:val="en-ID"/>
               </w:rPr>
-              <w:t xml:space="preserve">+29,7 </w:t>
+              <w:t>13,52%</w:t>
             </w:r>
             <w:proofErr w:type="spellStart"/>
-            <w:r>
-              <w:rPr>
-                <w:lang w:val="en-ID"/>
-              </w:rPr>
-              <w:t>poin</w:t>
-            </w:r>
             <w:proofErr w:type="spellEnd"/>
+          </w:p>
+        </w:tc>
+        <w:tc>
+          <w:tcPr>
+            <w:tcW w:w="0" w:type="auto"/>
+            <w:tcMar>
+              <w:top w:w="75" w:type="dxa"/>
+              <w:left w:w="150" w:type="dxa"/>
+              <w:bottom w:w="75" w:type="dxa"/>
+              <w:right w:w="150" w:type="dxa"/>
+            </w:tcMar>
+            <w:vAlign w:val="center"/>
+            <w:hideMark/>
+          </w:tcPr>
+          <w:p>
+            <w:pPr>
+              <w:ind w:firstLine="0"/>
+              <w:rPr>
+                <w:lang w:val="en-ID"/>
+              </w:rPr>
+            </w:pPr>
+            <w:r>
+              <w:rPr>
+                <w:lang w:val="en-ID"/>
+              </w:rPr>
+              <w:t>16,21 hari</w:t>
+            </w:r>
+            <w:proofErr w:type="spellStart"/>
+            <w:proofErr w:type="spellEnd"/>
+          </w:p>
+        </w:tc>
+        <w:tc>
+          <w:tcPr>
+            <w:tcW w:w="0" w:type="auto"/>
+            <w:tcMar>
+              <w:top w:w="75" w:type="dxa"/>
+              <w:left w:w="150" w:type="dxa"/>
+              <w:bottom w:w="75" w:type="dxa"/>
+              <w:right w:w="150" w:type="dxa"/>
+            </w:tcMar>
+            <w:vAlign w:val="center"/>
+            <w:hideMark/>
+          </w:tcPr>
+          <w:p>
+            <w:pPr>
+              <w:ind w:firstLine="0"/>
+              <w:rPr>
+                <w:lang w:val="en-ID"/>
+              </w:rPr>
+            </w:pPr>
+            <w:r>
+              <w:rPr>
+                <w:lang w:val="en-ID"/>
+              </w:rPr>
+              <w:t>24,18 hari</w:t>
+            </w:r>
           </w:p>
         </w:tc>
       </w:tr>
@@ -18492,8 +15967,14 @@
               <w:rPr>
                 <w:lang w:val="en-ID"/>
               </w:rPr>
-              <w:t>Bahia (BA)</w:t>
-            </w:r>
+              <w:t>Minas Gerais (MG)</w:t>
+            </w:r>
+            <w:proofErr w:type="spellStart"/>
+            <w:proofErr w:type="spellEnd"/>
+            <w:proofErr w:type="spellStart"/>
+            <w:proofErr w:type="spellEnd"/>
+            <w:proofErr w:type="spellStart"/>
+            <w:proofErr w:type="spellEnd"/>
           </w:p>
         </w:tc>
         <w:tc>
@@ -18519,16 +16000,2850 @@
               <w:rPr>
                 <w:lang w:val="en-ID"/>
               </w:rPr>
-              <w:t xml:space="preserve">+17,7 </w:t>
+              <w:t>5,63%</w:t>
             </w:r>
             <w:proofErr w:type="spellStart"/>
-            <w:r>
-              <w:rPr>
-                <w:lang w:val="en-ID"/>
-              </w:rPr>
-              <w:t>poin</w:t>
-            </w:r>
             <w:proofErr w:type="spellEnd"/>
+          </w:p>
+        </w:tc>
+        <w:tc>
+          <w:tcPr>
+            <w:tcW w:w="0" w:type="auto"/>
+            <w:tcMar>
+              <w:top w:w="75" w:type="dxa"/>
+              <w:left w:w="150" w:type="dxa"/>
+              <w:bottom w:w="75" w:type="dxa"/>
+              <w:right w:w="150" w:type="dxa"/>
+            </w:tcMar>
+            <w:vAlign w:val="center"/>
+            <w:hideMark/>
+          </w:tcPr>
+          <w:p>
+            <w:pPr>
+              <w:ind w:firstLine="0"/>
+              <w:rPr>
+                <w:lang w:val="en-ID"/>
+              </w:rPr>
+            </w:pPr>
+            <w:r>
+              <w:rPr>
+                <w:lang w:val="en-ID"/>
+              </w:rPr>
+              <w:t>16,38 hari</w:t>
+            </w:r>
+            <w:proofErr w:type="spellStart"/>
+            <w:proofErr w:type="spellEnd"/>
+          </w:p>
+        </w:tc>
+        <w:tc>
+          <w:tcPr>
+            <w:tcW w:w="0" w:type="auto"/>
+            <w:tcMar>
+              <w:top w:w="75" w:type="dxa"/>
+              <w:left w:w="150" w:type="dxa"/>
+              <w:bottom w:w="75" w:type="dxa"/>
+              <w:right w:w="150" w:type="dxa"/>
+            </w:tcMar>
+            <w:vAlign w:val="center"/>
+            <w:hideMark/>
+          </w:tcPr>
+          <w:p>
+            <w:pPr>
+              <w:ind w:firstLine="0"/>
+              <w:rPr>
+                <w:lang w:val="en-ID"/>
+              </w:rPr>
+            </w:pPr>
+            <w:r>
+              <w:rPr>
+                <w:lang w:val="en-ID"/>
+              </w:rPr>
+              <w:t>15,18 hari</w:t>
+            </w:r>
+          </w:p>
+        </w:tc>
+      </w:tr>
+    </w:tbl>
+    <w:p>
+      <w:pPr>
+        <w:ind w:left="426" w:firstLine="0"/>
+        <w:rPr>
+          <w:lang w:val="en-ID"/>
+        </w:rPr>
+      </w:pPr>
+      <w:proofErr w:type="spellStart"/>
+      <w:r>
+        <w:rPr>
+          <w:b w:val="0"/>
+          <w:lang w:val="en-ID"/>
+        </w:rPr>
+        <w:t>Ruang janji adalah median selisih janji dikurangi median transit (RJ 24,59 − 8,38 hari; MG 23,58 − 7,20 hari). Pesanan ke Rio de Janeiro pada umumnya sampai cepat, tetapi 10% yang paling lambat butuh 24 hari atau lebih, sembilan hari lebih lama dari Minas Gerais. Masalah Rio de Janeiro adalah transit yang tidak konsisten, bukan rumus janji.</w:t>
+      </w:r>
+      <w:proofErr w:type="spellEnd"/>
+      <w:proofErr w:type="spellStart"/>
+      <w:proofErr w:type="spellEnd"/>
+      <w:proofErr w:type="spellStart"/>
+      <w:proofErr w:type="spellEnd"/>
+      <w:proofErr w:type="spellStart"/>
+      <w:proofErr w:type="spellEnd"/>
+      <w:proofErr w:type="spellStart"/>
+      <w:proofErr w:type="spellEnd"/>
+      <w:proofErr w:type="spellStart"/>
+      <w:proofErr w:type="spellEnd"/>
+      <w:proofErr w:type="spellStart"/>
+      <w:proofErr w:type="spellEnd"/>
+      <w:proofErr w:type="spellStart"/>
+      <w:proofErr w:type="spellEnd"/>
+      <w:proofErr w:type="spellStart"/>
+      <w:proofErr w:type="spellEnd"/>
+      <w:proofErr w:type="spellStart"/>
+      <w:proofErr w:type="spellEnd"/>
+      <w:proofErr w:type="spellStart"/>
+      <w:proofErr w:type="spellEnd"/>
+      <w:proofErr w:type="spellStart"/>
+      <w:proofErr w:type="spellEnd"/>
+      <w:proofErr w:type="spellStart"/>
+      <w:proofErr w:type="spellEnd"/>
+      <w:proofErr w:type="spellStart"/>
+      <w:proofErr w:type="spellEnd"/>
+      <w:proofErr w:type="spellStart"/>
+      <w:proofErr w:type="spellEnd"/>
+      <w:proofErr w:type="spellStart"/>
+      <w:proofErr w:type="spellEnd"/>
+      <w:proofErr w:type="spellStart"/>
+      <w:proofErr w:type="spellEnd"/>
+    </w:p>
+    <w:p>
+      <w:pPr>
+        <w:ind w:left="426" w:firstLine="0"/>
+        <w:rPr>
+          <w:lang w:val="en-ID"/>
+        </w:rPr>
+      </w:pPr>
+    </w:p>
+    <w:p>
+      <w:pPr>
+        <w:ind w:left="426" w:firstLine="0"/>
+        <w:rPr>
+          <w:b/>
+          <w:bCs/>
+          <w:lang w:val="en-ID"/>
+        </w:rPr>
+      </w:pPr>
+      <w:r>
+        <w:rPr>
+          <w:b/>
+          <w:bCs/>
+          <w:lang w:val="en-ID"/>
+        </w:rPr>
+        <w:t xml:space="preserve">Jenis </w:t>
+      </w:r>
+      <w:proofErr w:type="spellStart"/>
+      <w:r>
+        <w:rPr>
+          <w:b/>
+          <w:bCs/>
+          <w:lang w:val="en-ID"/>
+        </w:rPr>
+        <w:t>produk</w:t>
+      </w:r>
+      <w:proofErr w:type="spellEnd"/>
+      <w:r>
+        <w:rPr>
+          <w:b/>
+          <w:bCs/>
+          <w:lang w:val="en-ID"/>
+        </w:rPr>
+        <w:t xml:space="preserve"> </w:t>
+      </w:r>
+      <w:proofErr w:type="spellStart"/>
+      <w:r>
+        <w:rPr>
+          <w:b/>
+          <w:bCs/>
+          <w:lang w:val="en-ID"/>
+        </w:rPr>
+        <w:t>bukan faktor utama</w:t>
+      </w:r>
+      <w:proofErr w:type="spellEnd"/>
+      <w:r>
+        <w:rPr>
+          <w:b/>
+          <w:bCs/>
+          <w:lang w:val="en-ID"/>
+        </w:rPr>
+      </w:r>
+      <w:r>
+        <w:rPr>
+          <w:b/>
+          <w:bCs/>
+          <w:lang w:val="en-ID"/>
+        </w:rPr>
+      </w:r>
+    </w:p>
+    <w:p>
+      <w:pPr>
+        <w:ind w:left="426" w:firstLine="0"/>
+        <w:rPr>
+          <w:lang w:val="en-ID"/>
+        </w:rPr>
+      </w:pPr>
+      <w:proofErr w:type="spellStart"/>
+      <w:r>
+        <w:rPr>
+          <w:lang w:val="en-ID"/>
+        </w:rPr>
+        <w:t>Dari 21 kategori dengan minimal 1.000 item, tingkat keterlambatan berada di rentang 5,39% sampai 9,75%, jauh lebih sempit dari rentang antarprovinsi 5,02% sampai 19,64%. Berat produk juga tidak menunjukkan pola: electronics yang ringan (median 200 g) justru tertinggi, sementara office_furniture yang berat (median 10.975 g) berada di 8,91%.</w:t>
+      </w:r>
+      <w:proofErr w:type="spellEnd"/>
+      <w:proofErr w:type="spellStart"/>
+      <w:proofErr w:type="spellEnd"/>
+      <w:proofErr w:type="spellStart"/>
+      <w:proofErr w:type="spellEnd"/>
+      <w:proofErr w:type="spellStart"/>
+      <w:proofErr w:type="spellEnd"/>
+      <w:proofErr w:type="spellStart"/>
+      <w:proofErr w:type="spellEnd"/>
+      <w:proofErr w:type="spellStart"/>
+      <w:proofErr w:type="spellEnd"/>
+      <w:proofErr w:type="spellStart"/>
+      <w:proofErr w:type="spellEnd"/>
+      <w:proofErr w:type="spellStart"/>
+      <w:proofErr w:type="spellEnd"/>
+      <w:proofErr w:type="spellStart"/>
+      <w:proofErr w:type="spellEnd"/>
+      <w:proofErr w:type="spellStart"/>
+      <w:proofErr w:type="spellEnd"/>
+      <w:proofErr w:type="spellStart"/>
+      <w:proofErr w:type="spellEnd"/>
+      <w:proofErr w:type="spellStart"/>
+      <w:proofErr w:type="spellEnd"/>
+      <w:proofErr w:type="spellStart"/>
+      <w:proofErr w:type="spellEnd"/>
+      <w:proofErr w:type="spellStart"/>
+      <w:proofErr w:type="spellEnd"/>
+      <w:proofErr w:type="spellStart"/>
+      <w:proofErr w:type="spellEnd"/>
+      <w:proofErr w:type="spellStart"/>
+      <w:proofErr w:type="spellEnd"/>
+      <w:proofErr w:type="spellStart"/>
+      <w:proofErr w:type="spellEnd"/>
+    </w:p>
+    <w:p>
+      <w:pPr>
+        <w:ind w:left="426" w:firstLine="0"/>
+        <w:rPr>
+          <w:lang w:val="en-ID"/>
+        </w:rPr>
+      </w:pPr>
+    </w:p>
+    <w:p>
+      <w:pPr>
+        <w:ind w:left="426" w:firstLine="0"/>
+        <w:rPr>
+          <w:b/>
+          <w:bCs/>
+          <w:lang w:val="en-ID"/>
+        </w:rPr>
+      </w:pPr>
+      <w:proofErr w:type="spellStart"/>
+      <w:r>
+        <w:rPr>
+          <w:b/>
+          <w:bCs/>
+          <w:lang w:val="en-ID"/>
+        </w:rPr>
+        <w:t>Catatan</w:t>
+      </w:r>
+      <w:proofErr w:type="spellEnd"/>
+      <w:r>
+        <w:rPr>
+          <w:b/>
+          <w:bCs/>
+          <w:lang w:val="en-ID"/>
+        </w:rPr>
+        <w:t xml:space="preserve"> </w:t>
+      </w:r>
+      <w:proofErr w:type="spellStart"/>
+      <w:r>
+        <w:rPr>
+          <w:b/>
+          <w:bCs/>
+          <w:lang w:val="en-ID"/>
+        </w:rPr>
+        <w:t>pembacaan</w:t>
+      </w:r>
+      <w:proofErr w:type="spellEnd"/>
+    </w:p>
+    <w:p>
+      <w:pPr>
+        <w:ind w:left="426" w:firstLine="0"/>
+        <w:rPr>
+          <w:lang w:val="en-ID"/>
+        </w:rPr>
+      </w:pPr>
+      <w:proofErr w:type="spellStart"/>
+      <w:r>
+        <w:rPr>
+          <w:lang w:val="en-ID"/>
+        </w:rPr>
+        <w:t>Peringkat</w:t>
+      </w:r>
+      <w:proofErr w:type="spellEnd"/>
+      <w:r>
+        <w:rPr>
+          <w:lang w:val="en-ID"/>
+        </w:rPr>
+        <w:t xml:space="preserve"> </w:t>
+      </w:r>
+      <w:proofErr w:type="spellStart"/>
+      <w:r>
+        <w:rPr>
+          <w:lang w:val="en-ID"/>
+        </w:rPr>
+        <w:t>provinsi</w:t>
+      </w:r>
+      <w:proofErr w:type="spellEnd"/>
+      <w:r>
+        <w:rPr>
+          <w:lang w:val="en-ID"/>
+        </w:rPr>
+        <w:t xml:space="preserve"> di </w:t>
+      </w:r>
+      <w:proofErr w:type="spellStart"/>
+      <w:r>
+        <w:rPr>
+          <w:lang w:val="en-ID"/>
+        </w:rPr>
+        <w:t>atas</w:t>
+      </w:r>
+      <w:proofErr w:type="spellEnd"/>
+      <w:r>
+        <w:rPr>
+          <w:lang w:val="en-ID"/>
+        </w:rPr>
+        <w:t xml:space="preserve"> </w:t>
+      </w:r>
+      <w:proofErr w:type="spellStart"/>
+      <w:r>
+        <w:rPr>
+          <w:lang w:val="en-ID"/>
+        </w:rPr>
+        <w:t>dibatasi</w:t>
+      </w:r>
+      <w:proofErr w:type="spellEnd"/>
+      <w:r>
+        <w:rPr>
+          <w:lang w:val="en-ID"/>
+        </w:rPr>
+        <w:t xml:space="preserve"> pada </w:t>
+      </w:r>
+      <w:proofErr w:type="spellStart"/>
+      <w:r>
+        <w:rPr>
+          <w:lang w:val="en-ID"/>
+        </w:rPr>
+        <w:t>provinsi</w:t>
+      </w:r>
+      <w:proofErr w:type="spellEnd"/>
+      <w:r>
+        <w:rPr>
+          <w:lang w:val="en-ID"/>
+        </w:rPr>
+        <w:t xml:space="preserve"> </w:t>
+      </w:r>
+      <w:proofErr w:type="spellStart"/>
+      <w:r>
+        <w:rPr>
+          <w:lang w:val="en-ID"/>
+        </w:rPr>
+        <w:t>dengan</w:t>
+      </w:r>
+      <w:proofErr w:type="spellEnd"/>
+      <w:r>
+        <w:rPr>
+          <w:lang w:val="en-ID"/>
+        </w:rPr>
+        <w:t xml:space="preserve"> minimal 500 </w:t>
+      </w:r>
+      <w:proofErr w:type="spellStart"/>
+      <w:r>
+        <w:rPr>
+          <w:lang w:val="en-ID"/>
+        </w:rPr>
+        <w:t>pesanan</w:t>
+      </w:r>
+      <w:proofErr w:type="spellEnd"/>
+      <w:r>
+        <w:rPr>
+          <w:lang w:val="en-ID"/>
+        </w:rPr>
+        <w:t xml:space="preserve">, </w:t>
+      </w:r>
+      <w:proofErr w:type="spellStart"/>
+      <w:r>
+        <w:rPr>
+          <w:lang w:val="en-ID"/>
+        </w:rPr>
+        <w:t>supaya</w:t>
+      </w:r>
+      <w:proofErr w:type="spellEnd"/>
+      <w:r>
+        <w:rPr>
+          <w:lang w:val="en-ID"/>
+        </w:rPr>
+        <w:t xml:space="preserve"> </w:t>
+      </w:r>
+      <w:proofErr w:type="spellStart"/>
+      <w:r>
+        <w:rPr>
+          <w:lang w:val="en-ID"/>
+        </w:rPr>
+        <w:t>provinsi</w:t>
+      </w:r>
+      <w:proofErr w:type="spellEnd"/>
+      <w:r>
+        <w:rPr>
+          <w:lang w:val="en-ID"/>
+        </w:rPr>
+        <w:t xml:space="preserve"> </w:t>
+      </w:r>
+      <w:proofErr w:type="spellStart"/>
+      <w:r>
+        <w:rPr>
+          <w:lang w:val="en-ID"/>
+        </w:rPr>
+        <w:t>bervolume</w:t>
+      </w:r>
+      <w:proofErr w:type="spellEnd"/>
+      <w:r>
+        <w:rPr>
+          <w:lang w:val="en-ID"/>
+        </w:rPr>
+        <w:t xml:space="preserve"> </w:t>
+      </w:r>
+      <w:proofErr w:type="spellStart"/>
+      <w:r>
+        <w:rPr>
+          <w:lang w:val="en-ID"/>
+        </w:rPr>
+        <w:t>kecil</w:t>
+      </w:r>
+      <w:proofErr w:type="spellEnd"/>
+      <w:r>
+        <w:rPr>
+          <w:lang w:val="en-ID"/>
+        </w:rPr>
+        <w:t xml:space="preserve"> </w:t>
+      </w:r>
+      <w:proofErr w:type="spellStart"/>
+      <w:r>
+        <w:rPr>
+          <w:lang w:val="en-ID"/>
+        </w:rPr>
+        <w:t>tidak</w:t>
+      </w:r>
+      <w:proofErr w:type="spellEnd"/>
+      <w:r>
+        <w:rPr>
+          <w:lang w:val="en-ID"/>
+        </w:rPr>
+        <w:t xml:space="preserve"> </w:t>
+      </w:r>
+      <w:proofErr w:type="spellStart"/>
+      <w:r>
+        <w:rPr>
+          <w:lang w:val="en-ID"/>
+        </w:rPr>
+        <w:t>menguasai</w:t>
+      </w:r>
+      <w:proofErr w:type="spellEnd"/>
+      <w:r>
+        <w:rPr>
+          <w:lang w:val="en-ID"/>
+        </w:rPr>
+        <w:t xml:space="preserve"> daftar </w:t>
+      </w:r>
+      <w:proofErr w:type="spellStart"/>
+      <w:r>
+        <w:rPr>
+          <w:lang w:val="en-ID"/>
+        </w:rPr>
+        <w:t>hanya</w:t>
+      </w:r>
+      <w:proofErr w:type="spellEnd"/>
+      <w:r>
+        <w:rPr>
+          <w:lang w:val="en-ID"/>
+        </w:rPr>
+        <w:t xml:space="preserve"> </w:t>
+      </w:r>
+      <w:proofErr w:type="spellStart"/>
+      <w:r>
+        <w:rPr>
+          <w:lang w:val="en-ID"/>
+        </w:rPr>
+        <w:t>karena</w:t>
+      </w:r>
+      <w:proofErr w:type="spellEnd"/>
+      <w:r>
+        <w:rPr>
+          <w:lang w:val="en-ID"/>
+        </w:rPr>
+        <w:t xml:space="preserve"> </w:t>
+      </w:r>
+      <w:proofErr w:type="spellStart"/>
+      <w:r>
+        <w:rPr>
+          <w:lang w:val="en-ID"/>
+        </w:rPr>
+        <w:t>penyebutnya</w:t>
+      </w:r>
+      <w:proofErr w:type="spellEnd"/>
+      <w:r>
+        <w:rPr>
+          <w:lang w:val="en-ID"/>
+        </w:rPr>
+        <w:t xml:space="preserve"> </w:t>
+      </w:r>
+      <w:proofErr w:type="spellStart"/>
+      <w:r>
+        <w:rPr>
+          <w:lang w:val="en-ID"/>
+        </w:rPr>
+        <w:t>sedikit</w:t>
+      </w:r>
+      <w:proofErr w:type="spellEnd"/>
+      <w:r>
+        <w:rPr>
+          <w:lang w:val="en-ID"/>
+        </w:rPr>
+        <w:t xml:space="preserve">. </w:t>
+      </w:r>
+      <w:proofErr w:type="spellStart"/>
+      <w:r>
+        <w:rPr>
+          <w:lang w:val="en-ID"/>
+        </w:rPr>
+        <w:t>Dasbor</w:t>
+      </w:r>
+      <w:proofErr w:type="spellEnd"/>
+      <w:r>
+        <w:rPr>
+          <w:lang w:val="en-ID"/>
+        </w:rPr>
+        <w:t xml:space="preserve"> </w:t>
+      </w:r>
+      <w:proofErr w:type="spellStart"/>
+      <w:r>
+        <w:rPr>
+          <w:lang w:val="en-ID"/>
+        </w:rPr>
+        <w:t>tidak</w:t>
+      </w:r>
+      <w:proofErr w:type="spellEnd"/>
+      <w:r>
+        <w:rPr>
+          <w:lang w:val="en-ID"/>
+        </w:rPr>
+        <w:t xml:space="preserve"> </w:t>
+      </w:r>
+      <w:proofErr w:type="spellStart"/>
+      <w:r>
+        <w:rPr>
+          <w:lang w:val="en-ID"/>
+        </w:rPr>
+        <w:t>memakai</w:t>
+      </w:r>
+      <w:proofErr w:type="spellEnd"/>
+      <w:r>
+        <w:rPr>
+          <w:lang w:val="en-ID"/>
+        </w:rPr>
+        <w:t xml:space="preserve"> batas </w:t>
+      </w:r>
+      <w:proofErr w:type="spellStart"/>
+      <w:r>
+        <w:rPr>
+          <w:lang w:val="en-ID"/>
+        </w:rPr>
+        <w:t>tersebut</w:t>
+      </w:r>
+      <w:proofErr w:type="spellEnd"/>
+      <w:r>
+        <w:rPr>
+          <w:lang w:val="en-ID"/>
+        </w:rPr>
+        <w:t xml:space="preserve">, </w:t>
+      </w:r>
+      <w:proofErr w:type="spellStart"/>
+      <w:r>
+        <w:rPr>
+          <w:lang w:val="en-ID"/>
+        </w:rPr>
+        <w:t>sehingga</w:t>
+      </w:r>
+      <w:proofErr w:type="spellEnd"/>
+      <w:r>
+        <w:rPr>
+          <w:lang w:val="en-ID"/>
+        </w:rPr>
+        <w:t xml:space="preserve"> </w:t>
+      </w:r>
+      <w:proofErr w:type="spellStart"/>
+      <w:r>
+        <w:rPr>
+          <w:lang w:val="en-ID"/>
+        </w:rPr>
+        <w:t>puncaknya</w:t>
+      </w:r>
+      <w:proofErr w:type="spellEnd"/>
+      <w:r>
+        <w:rPr>
+          <w:lang w:val="en-ID"/>
+        </w:rPr>
+        <w:t xml:space="preserve"> </w:t>
+      </w:r>
+      <w:proofErr w:type="spellStart"/>
+      <w:r>
+        <w:rPr>
+          <w:lang w:val="en-ID"/>
+        </w:rPr>
+        <w:t>berbeda</w:t>
+      </w:r>
+      <w:proofErr w:type="spellEnd"/>
+      <w:r>
+        <w:rPr>
+          <w:lang w:val="en-ID"/>
+        </w:rPr>
+        <w:t xml:space="preserve">: Alagoas 23,99% </w:t>
+      </w:r>
+      <w:proofErr w:type="spellStart"/>
+      <w:r>
+        <w:rPr>
+          <w:lang w:val="en-ID"/>
+        </w:rPr>
+        <w:t>dari</w:t>
+      </w:r>
+      <w:proofErr w:type="spellEnd"/>
+      <w:r>
+        <w:rPr>
+          <w:lang w:val="en-ID"/>
+        </w:rPr>
+        <w:t xml:space="preserve"> 396 </w:t>
+      </w:r>
+      <w:proofErr w:type="spellStart"/>
+      <w:r>
+        <w:rPr>
+          <w:lang w:val="en-ID"/>
+        </w:rPr>
+        <w:t>pesanan</w:t>
+      </w:r>
+      <w:proofErr w:type="spellEnd"/>
+      <w:r>
+        <w:rPr>
+          <w:lang w:val="en-ID"/>
+        </w:rPr>
+        <w:t xml:space="preserve"> dan Piauí 16,00% </w:t>
+      </w:r>
+      <w:proofErr w:type="spellStart"/>
+      <w:r>
+        <w:rPr>
+          <w:lang w:val="en-ID"/>
+        </w:rPr>
+        <w:t>dari</w:t>
+      </w:r>
+      <w:proofErr w:type="spellEnd"/>
+      <w:r>
+        <w:rPr>
+          <w:lang w:val="en-ID"/>
+        </w:rPr>
+        <w:t xml:space="preserve"> 475 </w:t>
+      </w:r>
+      <w:proofErr w:type="spellStart"/>
+      <w:r>
+        <w:rPr>
+          <w:lang w:val="en-ID"/>
+        </w:rPr>
+        <w:t>pesanan</w:t>
+      </w:r>
+      <w:proofErr w:type="spellEnd"/>
+      <w:r>
+        <w:rPr>
+          <w:lang w:val="en-ID"/>
+        </w:rPr>
+        <w:t xml:space="preserve">. </w:t>
+      </w:r>
+      <w:proofErr w:type="spellStart"/>
+      <w:r>
+        <w:rPr>
+          <w:lang w:val="en-ID"/>
+        </w:rPr>
+        <w:t>Keduanya</w:t>
+      </w:r>
+      <w:proofErr w:type="spellEnd"/>
+      <w:r>
+        <w:rPr>
+          <w:lang w:val="en-ID"/>
+        </w:rPr>
+        <w:t xml:space="preserve"> </w:t>
+      </w:r>
+      <w:proofErr w:type="spellStart"/>
+      <w:r>
+        <w:rPr>
+          <w:lang w:val="en-ID"/>
+        </w:rPr>
+        <w:t>benar</w:t>
+      </w:r>
+      <w:proofErr w:type="spellEnd"/>
+      <w:r>
+        <w:rPr>
+          <w:lang w:val="en-ID"/>
+        </w:rPr>
+        <w:t xml:space="preserve">, </w:t>
+      </w:r>
+      <w:proofErr w:type="spellStart"/>
+      <w:r>
+        <w:rPr>
+          <w:lang w:val="en-ID"/>
+        </w:rPr>
+        <w:t>hanya</w:t>
+      </w:r>
+      <w:proofErr w:type="spellEnd"/>
+      <w:r>
+        <w:rPr>
+          <w:lang w:val="en-ID"/>
+        </w:rPr>
+        <w:t xml:space="preserve"> </w:t>
+      </w:r>
+      <w:proofErr w:type="spellStart"/>
+      <w:r>
+        <w:rPr>
+          <w:lang w:val="en-ID"/>
+        </w:rPr>
+        <w:t>menjawab</w:t>
+      </w:r>
+      <w:proofErr w:type="spellEnd"/>
+      <w:r>
+        <w:rPr>
+          <w:lang w:val="en-ID"/>
+        </w:rPr>
+        <w:t xml:space="preserve"> </w:t>
+      </w:r>
+      <w:proofErr w:type="spellStart"/>
+      <w:r>
+        <w:rPr>
+          <w:lang w:val="en-ID"/>
+        </w:rPr>
+        <w:t>pertanyaan</w:t>
+      </w:r>
+      <w:proofErr w:type="spellEnd"/>
+      <w:r>
+        <w:rPr>
+          <w:lang w:val="en-ID"/>
+        </w:rPr>
+        <w:t xml:space="preserve"> yang </w:t>
+      </w:r>
+      <w:proofErr w:type="spellStart"/>
+      <w:r>
+        <w:rPr>
+          <w:lang w:val="en-ID"/>
+        </w:rPr>
+        <w:t>berbeda</w:t>
+      </w:r>
+      <w:proofErr w:type="spellEnd"/>
+      <w:r>
+        <w:rPr>
+          <w:lang w:val="en-ID"/>
+        </w:rPr>
+        <w:t xml:space="preserve"> — </w:t>
+      </w:r>
+      <w:proofErr w:type="spellStart"/>
+      <w:r>
+        <w:rPr>
+          <w:lang w:val="en-ID"/>
+        </w:rPr>
+        <w:t>laporan</w:t>
+      </w:r>
+      <w:proofErr w:type="spellEnd"/>
+      <w:r>
+        <w:rPr>
+          <w:lang w:val="en-ID"/>
+        </w:rPr>
+        <w:t xml:space="preserve"> </w:t>
+      </w:r>
+      <w:proofErr w:type="spellStart"/>
+      <w:r>
+        <w:rPr>
+          <w:lang w:val="en-ID"/>
+        </w:rPr>
+        <w:t>ini</w:t>
+      </w:r>
+      <w:proofErr w:type="spellEnd"/>
+      <w:r>
+        <w:rPr>
+          <w:lang w:val="en-ID"/>
+        </w:rPr>
+        <w:t xml:space="preserve"> </w:t>
+      </w:r>
+      <w:proofErr w:type="spellStart"/>
+      <w:r>
+        <w:rPr>
+          <w:lang w:val="en-ID"/>
+        </w:rPr>
+        <w:t>menyoroti</w:t>
+      </w:r>
+      <w:proofErr w:type="spellEnd"/>
+      <w:r>
+        <w:rPr>
+          <w:lang w:val="en-ID"/>
+        </w:rPr>
+        <w:t xml:space="preserve"> </w:t>
+      </w:r>
+      <w:proofErr w:type="spellStart"/>
+      <w:r>
+        <w:rPr>
+          <w:lang w:val="en-ID"/>
+        </w:rPr>
+        <w:t>provinsi</w:t>
+      </w:r>
+      <w:proofErr w:type="spellEnd"/>
+      <w:r>
+        <w:rPr>
+          <w:lang w:val="en-ID"/>
+        </w:rPr>
+        <w:t xml:space="preserve"> </w:t>
+      </w:r>
+      <w:proofErr w:type="spellStart"/>
+      <w:r>
+        <w:rPr>
+          <w:lang w:val="en-ID"/>
+        </w:rPr>
+        <w:t>bervolume</w:t>
+      </w:r>
+      <w:proofErr w:type="spellEnd"/>
+      <w:r>
+        <w:rPr>
+          <w:lang w:val="en-ID"/>
+        </w:rPr>
+        <w:t xml:space="preserve"> </w:t>
+      </w:r>
+      <w:proofErr w:type="spellStart"/>
+      <w:r>
+        <w:rPr>
+          <w:lang w:val="en-ID"/>
+        </w:rPr>
+        <w:t>besar</w:t>
+      </w:r>
+      <w:proofErr w:type="spellEnd"/>
+      <w:r>
+        <w:rPr>
+          <w:lang w:val="en-ID"/>
+        </w:rPr>
+        <w:t xml:space="preserve"> yang </w:t>
+      </w:r>
+      <w:proofErr w:type="spellStart"/>
+      <w:r>
+        <w:rPr>
+          <w:lang w:val="en-ID"/>
+        </w:rPr>
+        <w:t>bermasalah</w:t>
+      </w:r>
+      <w:proofErr w:type="spellEnd"/>
+      <w:r>
+        <w:rPr>
+          <w:lang w:val="en-ID"/>
+        </w:rPr>
+        <w:t xml:space="preserve">, </w:t>
+      </w:r>
+      <w:proofErr w:type="spellStart"/>
+      <w:r>
+        <w:rPr>
+          <w:lang w:val="en-ID"/>
+        </w:rPr>
+        <w:t>dasbor</w:t>
+      </w:r>
+      <w:proofErr w:type="spellEnd"/>
+      <w:r>
+        <w:rPr>
+          <w:lang w:val="en-ID"/>
+        </w:rPr>
+        <w:t xml:space="preserve"> </w:t>
+      </w:r>
+      <w:proofErr w:type="spellStart"/>
+      <w:r>
+        <w:rPr>
+          <w:lang w:val="en-ID"/>
+        </w:rPr>
+        <w:t>menampilkan</w:t>
+      </w:r>
+      <w:proofErr w:type="spellEnd"/>
+      <w:r>
+        <w:rPr>
+          <w:lang w:val="en-ID"/>
+        </w:rPr>
+        <w:t xml:space="preserve"> </w:t>
+      </w:r>
+      <w:proofErr w:type="spellStart"/>
+      <w:r>
+        <w:rPr>
+          <w:lang w:val="en-ID"/>
+        </w:rPr>
+        <w:t>seluruh</w:t>
+      </w:r>
+      <w:proofErr w:type="spellEnd"/>
+      <w:r>
+        <w:rPr>
+          <w:lang w:val="en-ID"/>
+        </w:rPr>
+        <w:t xml:space="preserve"> </w:t>
+      </w:r>
+      <w:proofErr w:type="spellStart"/>
+      <w:r>
+        <w:rPr>
+          <w:lang w:val="en-ID"/>
+        </w:rPr>
+        <w:t>provinsi</w:t>
+      </w:r>
+      <w:proofErr w:type="spellEnd"/>
+      <w:r>
+        <w:rPr>
+          <w:lang w:val="en-ID"/>
+        </w:rPr>
+        <w:t>.</w:t>
+      </w:r>
+    </w:p>
+    <w:p>
+      <w:pPr>
+        <w:ind w:left="426" w:firstLine="0"/>
+        <w:rPr>
+          <w:lang w:val="en-ID"/>
+        </w:rPr>
+      </w:pPr>
+    </w:p>
+    <w:p>
+      <w:pPr>
+        <w:ind w:left="426" w:firstLine="0"/>
+        <w:rPr>
+          <w:lang w:val="en-ID"/>
+        </w:rPr>
+      </w:pPr>
+    </w:p>
+    <w:p>
+      <w:pPr>
+        <w:ind w:left="426" w:firstLine="0"/>
+        <w:rPr>
+          <w:lang w:val="en-ID"/>
+        </w:rPr>
+      </w:pPr>
+    </w:p>
+    <w:p>
+      <w:pPr>
+        <w:pStyle w:val="ListParagraph"/>
+        <w:numPr>
+          <w:ilvl w:val="1"/>
+          <w:numId w:val="3"/>
+        </w:numPr>
+        <w:ind w:left="426"/>
+        <w:rPr>
+          <w:b/>
+          <w:bCs/>
+          <w:lang w:val="en-ID"/>
+        </w:rPr>
+      </w:pPr>
+      <w:r>
+        <w:rPr>
+          <w:b/>
+          <w:bCs/>
+          <w:lang w:val="en-ID"/>
+        </w:rPr>
+        <w:lastRenderedPageBreak/>
+        <w:t xml:space="preserve">Kapan </w:t>
+      </w:r>
+      <w:proofErr w:type="spellStart"/>
+      <w:r>
+        <w:rPr>
+          <w:b/>
+          <w:bCs/>
+          <w:lang w:val="en-ID"/>
+        </w:rPr>
+        <w:t>risikonya</w:t>
+      </w:r>
+      <w:proofErr w:type="spellEnd"/>
+      <w:r>
+        <w:rPr>
+          <w:b/>
+          <w:bCs/>
+          <w:lang w:val="en-ID"/>
+        </w:rPr>
+        <w:t xml:space="preserve"> </w:t>
+      </w:r>
+      <w:proofErr w:type="spellStart"/>
+      <w:r>
+        <w:rPr>
+          <w:b/>
+          <w:bCs/>
+          <w:lang w:val="en-ID"/>
+        </w:rPr>
+        <w:t>memuncak</w:t>
+      </w:r>
+      <w:proofErr w:type="spellEnd"/>
+    </w:p>
+    <w:p>
+      <w:pPr>
+        <w:ind w:left="426" w:firstLine="0"/>
+        <w:rPr>
+          <w:b/>
+          <w:bCs/>
+          <w:lang w:val="en-ID"/>
+        </w:rPr>
+      </w:pPr>
+      <w:proofErr w:type="spellStart"/>
+      <w:r>
+        <w:rPr>
+          <w:b/>
+          <w:bCs/>
+          <w:lang w:val="en-ID"/>
+        </w:rPr>
+        <w:t>Janji</w:t>
+      </w:r>
+      <w:proofErr w:type="spellEnd"/>
+      <w:r>
+        <w:rPr>
+          <w:b/>
+          <w:bCs/>
+          <w:lang w:val="en-ID"/>
+        </w:rPr>
+        <w:t xml:space="preserve"> </w:t>
+      </w:r>
+      <w:proofErr w:type="spellStart"/>
+      <w:r>
+        <w:rPr>
+          <w:b/>
+          <w:bCs/>
+          <w:lang w:val="en-ID"/>
+        </w:rPr>
+        <w:t>pengiriman</w:t>
+      </w:r>
+      <w:proofErr w:type="spellEnd"/>
+      <w:r>
+        <w:rPr>
+          <w:b/>
+          <w:bCs/>
+          <w:lang w:val="en-ID"/>
+        </w:rPr>
+        <w:t xml:space="preserve"> </w:t>
+      </w:r>
+      <w:proofErr w:type="spellStart"/>
+      <w:r>
+        <w:rPr>
+          <w:b/>
+          <w:bCs/>
+          <w:lang w:val="en-ID"/>
+        </w:rPr>
+        <w:t>makin</w:t>
+      </w:r>
+      <w:proofErr w:type="spellEnd"/>
+      <w:r>
+        <w:rPr>
+          <w:b/>
+          <w:bCs/>
+          <w:lang w:val="en-ID"/>
+        </w:rPr>
+        <w:t xml:space="preserve"> </w:t>
+      </w:r>
+      <w:proofErr w:type="spellStart"/>
+      <w:r>
+        <w:rPr>
+          <w:b/>
+          <w:bCs/>
+          <w:lang w:val="en-ID"/>
+        </w:rPr>
+        <w:t>ketat</w:t>
+      </w:r>
+      <w:proofErr w:type="spellEnd"/>
+      <w:r>
+        <w:rPr>
+          <w:b/>
+          <w:bCs/>
+          <w:lang w:val="en-ID"/>
+        </w:rPr>
+        <w:t xml:space="preserve"> </w:t>
+      </w:r>
+      <w:proofErr w:type="spellStart"/>
+      <w:r>
+        <w:rPr>
+          <w:b/>
+          <w:bCs/>
+          <w:lang w:val="en-ID"/>
+        </w:rPr>
+        <w:t>dari</w:t>
+      </w:r>
+      <w:proofErr w:type="spellEnd"/>
+      <w:r>
+        <w:rPr>
+          <w:b/>
+          <w:bCs/>
+          <w:lang w:val="en-ID"/>
+        </w:rPr>
+        <w:t xml:space="preserve"> </w:t>
+      </w:r>
+      <w:proofErr w:type="spellStart"/>
+      <w:r>
+        <w:rPr>
+          <w:b/>
+          <w:bCs/>
+          <w:lang w:val="en-ID"/>
+        </w:rPr>
+        <w:t>waktu</w:t>
+      </w:r>
+      <w:proofErr w:type="spellEnd"/>
+      <w:r>
+        <w:rPr>
+          <w:b/>
+          <w:bCs/>
+          <w:lang w:val="en-ID"/>
+        </w:rPr>
+        <w:t xml:space="preserve"> </w:t>
+      </w:r>
+      <w:proofErr w:type="spellStart"/>
+      <w:r>
+        <w:rPr>
+          <w:b/>
+          <w:bCs/>
+          <w:lang w:val="en-ID"/>
+        </w:rPr>
+        <w:t>ke</w:t>
+      </w:r>
+      <w:proofErr w:type="spellEnd"/>
+      <w:r>
+        <w:rPr>
+          <w:b/>
+          <w:bCs/>
+          <w:lang w:val="en-ID"/>
+        </w:rPr>
+        <w:t xml:space="preserve"> </w:t>
+      </w:r>
+      <w:proofErr w:type="spellStart"/>
+      <w:r>
+        <w:rPr>
+          <w:b/>
+          <w:bCs/>
+          <w:lang w:val="en-ID"/>
+        </w:rPr>
+        <w:t>waktu</w:t>
+      </w:r>
+      <w:proofErr w:type="spellEnd"/>
+    </w:p>
+    <w:p>
+      <w:pPr>
+        <w:ind w:left="426" w:firstLine="0"/>
+        <w:rPr>
+          <w:lang w:val="en-ID"/>
+        </w:rPr>
+      </w:pPr>
+      <w:proofErr w:type="spellStart"/>
+      <w:r>
+        <w:rPr>
+          <w:lang w:val="en-ID"/>
+        </w:rPr>
+        <w:t>Selisih</w:t>
+      </w:r>
+      <w:proofErr w:type="spellEnd"/>
+      <w:r>
+        <w:rPr>
+          <w:lang w:val="en-ID"/>
+        </w:rPr>
+        <w:t xml:space="preserve"> </w:t>
+      </w:r>
+      <w:proofErr w:type="spellStart"/>
+      <w:r>
+        <w:rPr>
+          <w:lang w:val="en-ID"/>
+        </w:rPr>
+        <w:t>antara</w:t>
+      </w:r>
+      <w:proofErr w:type="spellEnd"/>
+      <w:r>
+        <w:rPr>
+          <w:lang w:val="en-ID"/>
+        </w:rPr>
+        <w:t xml:space="preserve"> </w:t>
+      </w:r>
+      <w:proofErr w:type="spellStart"/>
+      <w:r>
+        <w:rPr>
+          <w:lang w:val="en-ID"/>
+        </w:rPr>
+        <w:t>tanggal</w:t>
+      </w:r>
+      <w:proofErr w:type="spellEnd"/>
+      <w:r>
+        <w:rPr>
+          <w:lang w:val="en-ID"/>
+        </w:rPr>
+        <w:t xml:space="preserve"> </w:t>
+      </w:r>
+      <w:proofErr w:type="spellStart"/>
+      <w:r>
+        <w:rPr>
+          <w:lang w:val="en-ID"/>
+        </w:rPr>
+        <w:t>janji</w:t>
+      </w:r>
+      <w:proofErr w:type="spellEnd"/>
+      <w:r>
+        <w:rPr>
+          <w:lang w:val="en-ID"/>
+        </w:rPr>
+        <w:t xml:space="preserve"> dan </w:t>
+      </w:r>
+      <w:proofErr w:type="spellStart"/>
+      <w:r>
+        <w:rPr>
+          <w:lang w:val="en-ID"/>
+        </w:rPr>
+        <w:t>tanggal</w:t>
+      </w:r>
+      <w:proofErr w:type="spellEnd"/>
+      <w:r>
+        <w:rPr>
+          <w:lang w:val="en-ID"/>
+        </w:rPr>
+        <w:t xml:space="preserve"> </w:t>
+      </w:r>
+      <w:proofErr w:type="spellStart"/>
+      <w:r>
+        <w:rPr>
+          <w:lang w:val="en-ID"/>
+        </w:rPr>
+        <w:t>pembelian</w:t>
+      </w:r>
+      <w:proofErr w:type="spellEnd"/>
+      <w:r>
+        <w:rPr>
+          <w:lang w:val="en-ID"/>
+        </w:rPr>
+        <w:t xml:space="preserve"> </w:t>
+      </w:r>
+      <w:proofErr w:type="spellStart"/>
+      <w:r>
+        <w:rPr>
+          <w:lang w:val="en-ID"/>
+        </w:rPr>
+        <w:t>menyusut</w:t>
+      </w:r>
+      <w:proofErr w:type="spellEnd"/>
+      <w:r>
+        <w:rPr>
+          <w:lang w:val="en-ID"/>
+        </w:rPr>
+        <w:t xml:space="preserve"> </w:t>
+      </w:r>
+      <w:proofErr w:type="spellStart"/>
+      <w:r>
+        <w:rPr>
+          <w:lang w:val="en-ID"/>
+        </w:rPr>
+        <w:t>terus</w:t>
+      </w:r>
+      <w:proofErr w:type="spellEnd"/>
+      <w:r>
+        <w:rPr>
+          <w:lang w:val="en-ID"/>
+        </w:rPr>
+        <w:t xml:space="preserve">, </w:t>
+      </w:r>
+      <w:proofErr w:type="spellStart"/>
+      <w:r>
+        <w:rPr>
+          <w:lang w:val="en-ID"/>
+        </w:rPr>
+        <w:t>dari</w:t>
+      </w:r>
+      <w:proofErr w:type="spellEnd"/>
+      <w:r>
+        <w:rPr>
+          <w:lang w:val="en-ID"/>
+        </w:rPr>
+        <w:t xml:space="preserve"> 39,0 </w:t>
+      </w:r>
+      <w:proofErr w:type="spellStart"/>
+      <w:r>
+        <w:rPr>
+          <w:lang w:val="en-ID"/>
+        </w:rPr>
+        <w:t>hari</w:t>
+      </w:r>
+      <w:proofErr w:type="spellEnd"/>
+      <w:r>
+        <w:rPr>
+          <w:lang w:val="en-ID"/>
+        </w:rPr>
+        <w:t xml:space="preserve"> pada Jan 2017 </w:t>
+      </w:r>
+      <w:proofErr w:type="spellStart"/>
+      <w:r>
+        <w:rPr>
+          <w:lang w:val="en-ID"/>
+        </w:rPr>
+        <w:t>menjadi</w:t>
+      </w:r>
+      <w:proofErr w:type="spellEnd"/>
+      <w:r>
+        <w:rPr>
+          <w:lang w:val="en-ID"/>
+        </w:rPr>
+        <w:t xml:space="preserve"> 13,4 </w:t>
+      </w:r>
+      <w:proofErr w:type="spellStart"/>
+      <w:r>
+        <w:rPr>
+          <w:lang w:val="en-ID"/>
+        </w:rPr>
+        <w:t>hari</w:t>
+      </w:r>
+      <w:proofErr w:type="spellEnd"/>
+      <w:r>
+        <w:rPr>
+          <w:lang w:val="en-ID"/>
+        </w:rPr>
+        <w:t xml:space="preserve"> pada </w:t>
+      </w:r>
+      <w:proofErr w:type="spellStart"/>
+      <w:r>
+        <w:rPr>
+          <w:lang w:val="en-ID"/>
+        </w:rPr>
+        <w:t>Ags</w:t>
+      </w:r>
+      <w:proofErr w:type="spellEnd"/>
+      <w:r>
+        <w:rPr>
+          <w:lang w:val="en-ID"/>
+        </w:rPr>
+        <w:t xml:space="preserve"> 2018 — </w:t>
+      </w:r>
+      <w:proofErr w:type="spellStart"/>
+      <w:r>
+        <w:rPr>
+          <w:lang w:val="en-ID"/>
+        </w:rPr>
+        <w:t>turun</w:t>
+      </w:r>
+      <w:proofErr w:type="spellEnd"/>
+      <w:r>
+        <w:rPr>
+          <w:lang w:val="en-ID"/>
+        </w:rPr>
+        <w:t xml:space="preserve"> 66%. </w:t>
+      </w:r>
+      <w:proofErr w:type="spellStart"/>
+      <w:r>
+        <w:rPr>
+          <w:lang w:val="en-ID"/>
+        </w:rPr>
+        <w:t>Olist</w:t>
+      </w:r>
+      <w:proofErr w:type="spellEnd"/>
+      <w:r>
+        <w:rPr>
+          <w:lang w:val="en-ID"/>
+        </w:rPr>
+        <w:t xml:space="preserve"> </w:t>
+      </w:r>
+      <w:proofErr w:type="spellStart"/>
+      <w:r>
+        <w:rPr>
+          <w:lang w:val="en-ID"/>
+        </w:rPr>
+        <w:t>secara</w:t>
+      </w:r>
+      <w:proofErr w:type="spellEnd"/>
+      <w:r>
+        <w:rPr>
+          <w:lang w:val="en-ID"/>
+        </w:rPr>
+        <w:t xml:space="preserve"> </w:t>
+      </w:r>
+      <w:proofErr w:type="spellStart"/>
+      <w:r>
+        <w:rPr>
+          <w:lang w:val="en-ID"/>
+        </w:rPr>
+        <w:t>sadar</w:t>
+      </w:r>
+      <w:proofErr w:type="spellEnd"/>
+      <w:r>
+        <w:rPr>
+          <w:lang w:val="en-ID"/>
+        </w:rPr>
+        <w:t xml:space="preserve"> </w:t>
+      </w:r>
+      <w:proofErr w:type="spellStart"/>
+      <w:r>
+        <w:rPr>
+          <w:lang w:val="en-ID"/>
+        </w:rPr>
+        <w:t>menjanjikan</w:t>
+      </w:r>
+      <w:proofErr w:type="spellEnd"/>
+      <w:r>
+        <w:rPr>
+          <w:lang w:val="en-ID"/>
+        </w:rPr>
+        <w:t xml:space="preserve"> </w:t>
+      </w:r>
+      <w:proofErr w:type="spellStart"/>
+      <w:r>
+        <w:rPr>
+          <w:lang w:val="en-ID"/>
+        </w:rPr>
+        <w:t>pengiriman</w:t>
+      </w:r>
+      <w:proofErr w:type="spellEnd"/>
+      <w:r>
+        <w:rPr>
+          <w:lang w:val="en-ID"/>
+        </w:rPr>
+        <w:t xml:space="preserve"> yang </w:t>
+      </w:r>
+      <w:proofErr w:type="spellStart"/>
+      <w:r>
+        <w:rPr>
+          <w:lang w:val="en-ID"/>
+        </w:rPr>
+        <w:t>makin</w:t>
+      </w:r>
+      <w:proofErr w:type="spellEnd"/>
+      <w:r>
+        <w:rPr>
+          <w:lang w:val="en-ID"/>
+        </w:rPr>
+        <w:t xml:space="preserve"> </w:t>
+      </w:r>
+      <w:proofErr w:type="spellStart"/>
+      <w:r>
+        <w:rPr>
+          <w:lang w:val="en-ID"/>
+        </w:rPr>
+        <w:t>cepat</w:t>
+      </w:r>
+      <w:proofErr w:type="spellEnd"/>
+      <w:r>
+        <w:rPr>
+          <w:lang w:val="en-ID"/>
+        </w:rPr>
+        <w:t>.</w:t>
+      </w:r>
+    </w:p>
+    <w:p>
+      <w:pPr>
+        <w:ind w:left="426" w:firstLine="0"/>
+        <w:rPr>
+          <w:lang w:val="en-ID"/>
+        </w:rPr>
+      </w:pPr>
+    </w:p>
+    <w:p>
+      <w:pPr>
+        <w:ind w:left="426" w:firstLine="0"/>
+        <w:rPr>
+          <w:lang w:val="en-ID"/>
+        </w:rPr>
+      </w:pPr>
+      <w:proofErr w:type="spellStart"/>
+      <w:r>
+        <w:rPr>
+          <w:lang w:val="en-ID"/>
+        </w:rPr>
+        <w:t>Perbaikan</w:t>
+      </w:r>
+      <w:proofErr w:type="spellEnd"/>
+      <w:r>
+        <w:rPr>
+          <w:lang w:val="en-ID"/>
+        </w:rPr>
+        <w:t xml:space="preserve"> </w:t>
+      </w:r>
+      <w:proofErr w:type="spellStart"/>
+      <w:r>
+        <w:rPr>
+          <w:lang w:val="en-ID"/>
+        </w:rPr>
+        <w:t>setelah</w:t>
+      </w:r>
+      <w:proofErr w:type="spellEnd"/>
+      <w:r>
+        <w:rPr>
+          <w:lang w:val="en-ID"/>
+        </w:rPr>
+        <w:t xml:space="preserve"> Mar 2018 </w:t>
+      </w:r>
+      <w:proofErr w:type="spellStart"/>
+      <w:r>
+        <w:rPr>
+          <w:lang w:val="en-ID"/>
+        </w:rPr>
+        <w:t>nyata</w:t>
+      </w:r>
+      <w:proofErr w:type="spellEnd"/>
+      <w:r>
+        <w:rPr>
+          <w:lang w:val="en-ID"/>
+        </w:rPr>
+        <w:t xml:space="preserve"> </w:t>
+      </w:r>
+      <w:proofErr w:type="spellStart"/>
+      <w:r>
+        <w:rPr>
+          <w:lang w:val="en-ID"/>
+        </w:rPr>
+        <w:t>tetapi</w:t>
+      </w:r>
+      <w:proofErr w:type="spellEnd"/>
+      <w:r>
+        <w:rPr>
+          <w:lang w:val="en-ID"/>
+        </w:rPr>
+        <w:t xml:space="preserve"> </w:t>
+      </w:r>
+      <w:proofErr w:type="spellStart"/>
+      <w:r>
+        <w:rPr>
+          <w:lang w:val="en-ID"/>
+        </w:rPr>
+        <w:t>belum</w:t>
+      </w:r>
+      <w:proofErr w:type="spellEnd"/>
+      <w:r>
+        <w:rPr>
+          <w:lang w:val="en-ID"/>
+        </w:rPr>
+        <w:t xml:space="preserve"> </w:t>
+      </w:r>
+      <w:proofErr w:type="spellStart"/>
+      <w:r>
+        <w:rPr>
+          <w:lang w:val="en-ID"/>
+        </w:rPr>
+        <w:t>stabil</w:t>
+      </w:r>
+      <w:proofErr w:type="spellEnd"/>
+      <w:r>
+        <w:rPr>
+          <w:lang w:val="en-ID"/>
+        </w:rPr>
+        <w:t xml:space="preserve">. Apr </w:t>
+      </w:r>
+      <w:proofErr w:type="spellStart"/>
+      <w:r>
+        <w:rPr>
+          <w:lang w:val="en-ID"/>
+        </w:rPr>
+        <w:t>turun</w:t>
+      </w:r>
+      <w:proofErr w:type="spellEnd"/>
+      <w:r>
+        <w:rPr>
+          <w:lang w:val="en-ID"/>
+        </w:rPr>
+        <w:t xml:space="preserve"> </w:t>
+      </w:r>
+      <w:proofErr w:type="spellStart"/>
+      <w:r>
+        <w:rPr>
+          <w:lang w:val="en-ID"/>
+        </w:rPr>
+        <w:t>ke</w:t>
+      </w:r>
+      <w:proofErr w:type="spellEnd"/>
+      <w:r>
+        <w:rPr>
+          <w:lang w:val="en-ID"/>
+        </w:rPr>
+        <w:t xml:space="preserve"> 5,31%, naik </w:t>
+      </w:r>
+      <w:proofErr w:type="spellStart"/>
+      <w:r>
+        <w:rPr>
+          <w:lang w:val="en-ID"/>
+        </w:rPr>
+        <w:t>lagi</w:t>
+      </w:r>
+      <w:proofErr w:type="spellEnd"/>
+      <w:r>
+        <w:rPr>
+          <w:lang w:val="en-ID"/>
+        </w:rPr>
+        <w:t xml:space="preserve"> </w:t>
+      </w:r>
+      <w:proofErr w:type="spellStart"/>
+      <w:r>
+        <w:rPr>
+          <w:lang w:val="en-ID"/>
+        </w:rPr>
+        <w:t>ke</w:t>
+      </w:r>
+      <w:proofErr w:type="spellEnd"/>
+      <w:r>
+        <w:rPr>
+          <w:lang w:val="en-ID"/>
+        </w:rPr>
+        <w:t xml:space="preserve"> 8,24% pada Mei, </w:t>
+      </w:r>
+      <w:proofErr w:type="spellStart"/>
+      <w:r>
+        <w:rPr>
+          <w:lang w:val="en-ID"/>
+        </w:rPr>
+        <w:t>lalu</w:t>
+      </w:r>
+      <w:proofErr w:type="spellEnd"/>
+      <w:r>
+        <w:rPr>
+          <w:lang w:val="en-ID"/>
+        </w:rPr>
+        <w:t xml:space="preserve"> </w:t>
+      </w:r>
+      <w:proofErr w:type="spellStart"/>
+      <w:r>
+        <w:rPr>
+          <w:lang w:val="en-ID"/>
+        </w:rPr>
+        <w:t>mencapai</w:t>
+      </w:r>
+      <w:proofErr w:type="spellEnd"/>
+      <w:r>
+        <w:rPr>
+          <w:lang w:val="en-ID"/>
+        </w:rPr>
+        <w:t xml:space="preserve"> </w:t>
+      </w:r>
+      <w:proofErr w:type="spellStart"/>
+      <w:r>
+        <w:rPr>
+          <w:lang w:val="en-ID"/>
+        </w:rPr>
+        <w:t>titik</w:t>
+      </w:r>
+      <w:proofErr w:type="spellEnd"/>
+      <w:r>
+        <w:rPr>
+          <w:lang w:val="en-ID"/>
+        </w:rPr>
+        <w:t xml:space="preserve"> </w:t>
+      </w:r>
+      <w:proofErr w:type="spellStart"/>
+      <w:r>
+        <w:rPr>
+          <w:lang w:val="en-ID"/>
+        </w:rPr>
+        <w:t>terbaik</w:t>
+      </w:r>
+      <w:proofErr w:type="spellEnd"/>
+      <w:r>
+        <w:rPr>
+          <w:lang w:val="en-ID"/>
+        </w:rPr>
+        <w:t xml:space="preserve"> </w:t>
+      </w:r>
+      <w:proofErr w:type="spellStart"/>
+      <w:r>
+        <w:rPr>
+          <w:lang w:val="en-ID"/>
+        </w:rPr>
+        <w:t>sepanjang</w:t>
+      </w:r>
+      <w:proofErr w:type="spellEnd"/>
+      <w:r>
+        <w:rPr>
+          <w:lang w:val="en-ID"/>
+        </w:rPr>
+        <w:t xml:space="preserve"> </w:t>
+      </w:r>
+      <w:proofErr w:type="spellStart"/>
+      <w:r>
+        <w:rPr>
+          <w:lang w:val="en-ID"/>
+        </w:rPr>
+        <w:t>periode</w:t>
+      </w:r>
+      <w:proofErr w:type="spellEnd"/>
+      <w:r>
+        <w:rPr>
+          <w:lang w:val="en-ID"/>
+        </w:rPr>
+        <w:t xml:space="preserve"> pada Jun </w:t>
+      </w:r>
+      <w:proofErr w:type="spellStart"/>
+      <w:r>
+        <w:rPr>
+          <w:lang w:val="en-ID"/>
+        </w:rPr>
+        <w:t>dengan</w:t>
+      </w:r>
+      <w:proofErr w:type="spellEnd"/>
+      <w:r>
+        <w:rPr>
+          <w:lang w:val="en-ID"/>
+        </w:rPr>
+        <w:t xml:space="preserve"> 1,36%. Yang </w:t>
+      </w:r>
+      <w:proofErr w:type="spellStart"/>
+      <w:r>
+        <w:rPr>
+          <w:lang w:val="en-ID"/>
+        </w:rPr>
+        <w:t>penting</w:t>
+      </w:r>
+      <w:proofErr w:type="spellEnd"/>
+      <w:r>
+        <w:rPr>
+          <w:lang w:val="en-ID"/>
+        </w:rPr>
+        <w:t xml:space="preserve">, </w:t>
+      </w:r>
+      <w:proofErr w:type="spellStart"/>
+      <w:r>
+        <w:rPr>
+          <w:lang w:val="en-ID"/>
+        </w:rPr>
+        <w:t>perbaikan</w:t>
+      </w:r>
+      <w:proofErr w:type="spellEnd"/>
+      <w:r>
+        <w:rPr>
+          <w:lang w:val="en-ID"/>
+        </w:rPr>
+        <w:t xml:space="preserve"> </w:t>
+      </w:r>
+      <w:proofErr w:type="spellStart"/>
+      <w:r>
+        <w:rPr>
+          <w:lang w:val="en-ID"/>
+        </w:rPr>
+        <w:t>ini</w:t>
+      </w:r>
+      <w:proofErr w:type="spellEnd"/>
+      <w:r>
+        <w:rPr>
+          <w:lang w:val="en-ID"/>
+        </w:rPr>
+        <w:t xml:space="preserve"> </w:t>
+      </w:r>
+      <w:proofErr w:type="spellStart"/>
+      <w:r>
+        <w:rPr>
+          <w:lang w:val="en-ID"/>
+        </w:rPr>
+        <w:t>terjadi</w:t>
+      </w:r>
+      <w:proofErr w:type="spellEnd"/>
+      <w:r>
+        <w:rPr>
+          <w:lang w:val="en-ID"/>
+        </w:rPr>
+        <w:t xml:space="preserve"> </w:t>
+      </w:r>
+      <w:proofErr w:type="spellStart"/>
+      <w:r>
+        <w:rPr>
+          <w:lang w:val="en-ID"/>
+        </w:rPr>
+        <w:t>meskipun</w:t>
+      </w:r>
+      <w:proofErr w:type="spellEnd"/>
+      <w:r>
+        <w:rPr>
+          <w:lang w:val="en-ID"/>
+        </w:rPr>
+        <w:t xml:space="preserve"> </w:t>
+      </w:r>
+      <w:proofErr w:type="spellStart"/>
+      <w:r>
+        <w:rPr>
+          <w:lang w:val="en-ID"/>
+        </w:rPr>
+        <w:t>janjinya</w:t>
+      </w:r>
+      <w:proofErr w:type="spellEnd"/>
+      <w:r>
+        <w:rPr>
+          <w:lang w:val="en-ID"/>
+        </w:rPr>
+        <w:t xml:space="preserve"> </w:t>
+      </w:r>
+      <w:proofErr w:type="spellStart"/>
+      <w:r>
+        <w:rPr>
+          <w:lang w:val="en-ID"/>
+        </w:rPr>
+        <w:t>makin</w:t>
+      </w:r>
+      <w:proofErr w:type="spellEnd"/>
+      <w:r>
+        <w:rPr>
+          <w:lang w:val="en-ID"/>
+        </w:rPr>
+        <w:t xml:space="preserve"> </w:t>
+      </w:r>
+      <w:proofErr w:type="spellStart"/>
+      <w:r>
+        <w:rPr>
+          <w:lang w:val="en-ID"/>
+        </w:rPr>
+        <w:t>ketat</w:t>
+      </w:r>
+      <w:proofErr w:type="spellEnd"/>
+      <w:r>
+        <w:rPr>
+          <w:lang w:val="en-ID"/>
+        </w:rPr>
+        <w:t xml:space="preserve"> — </w:t>
+      </w:r>
+      <w:proofErr w:type="spellStart"/>
+      <w:r>
+        <w:rPr>
+          <w:lang w:val="en-ID"/>
+        </w:rPr>
+        <w:t>jadi</w:t>
+      </w:r>
+      <w:proofErr w:type="spellEnd"/>
+      <w:r>
+        <w:rPr>
+          <w:lang w:val="en-ID"/>
+        </w:rPr>
+        <w:t xml:space="preserve"> </w:t>
+      </w:r>
+      <w:proofErr w:type="spellStart"/>
+      <w:r>
+        <w:rPr>
+          <w:lang w:val="en-ID"/>
+        </w:rPr>
+        <w:t>ini</w:t>
+      </w:r>
+      <w:proofErr w:type="spellEnd"/>
+      <w:r>
+        <w:rPr>
+          <w:lang w:val="en-ID"/>
+        </w:rPr>
+        <w:t xml:space="preserve"> </w:t>
+      </w:r>
+      <w:proofErr w:type="spellStart"/>
+      <w:r>
+        <w:rPr>
+          <w:lang w:val="en-ID"/>
+        </w:rPr>
+        <w:t>hasil</w:t>
+      </w:r>
+      <w:proofErr w:type="spellEnd"/>
+      <w:r>
+        <w:rPr>
+          <w:lang w:val="en-ID"/>
+        </w:rPr>
+        <w:t xml:space="preserve"> </w:t>
+      </w:r>
+      <w:proofErr w:type="spellStart"/>
+      <w:r>
+        <w:rPr>
+          <w:lang w:val="en-ID"/>
+        </w:rPr>
+        <w:t>operasional</w:t>
+      </w:r>
+      <w:proofErr w:type="spellEnd"/>
+      <w:r>
+        <w:rPr>
+          <w:lang w:val="en-ID"/>
+        </w:rPr>
+        <w:t xml:space="preserve"> yang </w:t>
+      </w:r>
+      <w:proofErr w:type="spellStart"/>
+      <w:r>
+        <w:rPr>
+          <w:lang w:val="en-ID"/>
+        </w:rPr>
+        <w:t>nyata</w:t>
+      </w:r>
+      <w:proofErr w:type="spellEnd"/>
+      <w:r>
+        <w:rPr>
+          <w:lang w:val="en-ID"/>
+        </w:rPr>
+        <w:t xml:space="preserve">, </w:t>
+      </w:r>
+      <w:proofErr w:type="spellStart"/>
+      <w:r>
+        <w:rPr>
+          <w:lang w:val="en-ID"/>
+        </w:rPr>
+        <w:t>bukan</w:t>
+      </w:r>
+      <w:proofErr w:type="spellEnd"/>
+      <w:r>
+        <w:rPr>
+          <w:lang w:val="en-ID"/>
+        </w:rPr>
+        <w:t xml:space="preserve"> </w:t>
+      </w:r>
+      <w:proofErr w:type="spellStart"/>
+      <w:r>
+        <w:rPr>
+          <w:lang w:val="en-ID"/>
+        </w:rPr>
+        <w:t>hasil</w:t>
+      </w:r>
+      <w:proofErr w:type="spellEnd"/>
+      <w:r>
+        <w:rPr>
+          <w:lang w:val="en-ID"/>
+        </w:rPr>
+        <w:t xml:space="preserve"> </w:t>
+      </w:r>
+      <w:proofErr w:type="spellStart"/>
+      <w:r>
+        <w:rPr>
+          <w:lang w:val="en-ID"/>
+        </w:rPr>
+        <w:t>melonggarkan</w:t>
+      </w:r>
+      <w:proofErr w:type="spellEnd"/>
+      <w:r>
+        <w:rPr>
+          <w:lang w:val="en-ID"/>
+        </w:rPr>
+        <w:t xml:space="preserve"> target.</w:t>
+      </w:r>
+    </w:p>
+    <w:p>
+      <w:pPr>
+        <w:ind w:left="426" w:firstLine="0"/>
+        <w:rPr>
+          <w:lang w:val="en-ID"/>
+        </w:rPr>
+      </w:pPr>
+    </w:p>
+    <w:p>
+      <w:pPr>
+        <w:ind w:left="426" w:firstLine="0"/>
+        <w:rPr>
+          <w:lang w:val="en-ID"/>
+        </w:rPr>
+      </w:pPr>
+      <w:proofErr w:type="spellStart"/>
+      <w:r>
+        <w:rPr>
+          <w:lang w:val="en-ID"/>
+        </w:rPr>
+        <w:t>Namun</w:t>
+      </w:r>
+      <w:proofErr w:type="spellEnd"/>
+      <w:r>
+        <w:rPr>
+          <w:lang w:val="en-ID"/>
+        </w:rPr>
+        <w:t xml:space="preserve"> </w:t>
+      </w:r>
+      <w:proofErr w:type="spellStart"/>
+      <w:r>
+        <w:rPr>
+          <w:lang w:val="en-ID"/>
+        </w:rPr>
+        <w:t>ada</w:t>
+      </w:r>
+      <w:proofErr w:type="spellEnd"/>
+      <w:r>
+        <w:rPr>
+          <w:lang w:val="en-ID"/>
+        </w:rPr>
+        <w:t xml:space="preserve"> </w:t>
+      </w:r>
+      <w:proofErr w:type="spellStart"/>
+      <w:r>
+        <w:rPr>
+          <w:lang w:val="en-ID"/>
+        </w:rPr>
+        <w:t>peringatan</w:t>
+      </w:r>
+      <w:proofErr w:type="spellEnd"/>
+      <w:r>
+        <w:rPr>
+          <w:lang w:val="en-ID"/>
+        </w:rPr>
+        <w:t xml:space="preserve"> di </w:t>
+      </w:r>
+      <w:proofErr w:type="spellStart"/>
+      <w:r>
+        <w:rPr>
+          <w:lang w:val="en-ID"/>
+        </w:rPr>
+        <w:t>ujung</w:t>
+      </w:r>
+      <w:proofErr w:type="spellEnd"/>
+      <w:r>
+        <w:rPr>
+          <w:lang w:val="en-ID"/>
+        </w:rPr>
+        <w:t xml:space="preserve"> </w:t>
+      </w:r>
+      <w:proofErr w:type="spellStart"/>
+      <w:r>
+        <w:rPr>
+          <w:lang w:val="en-ID"/>
+        </w:rPr>
+        <w:t>periode</w:t>
+      </w:r>
+      <w:proofErr w:type="spellEnd"/>
+      <w:r>
+        <w:rPr>
+          <w:lang w:val="en-ID"/>
+        </w:rPr>
+        <w:t xml:space="preserve">. Pada </w:t>
+      </w:r>
+      <w:proofErr w:type="spellStart"/>
+      <w:r>
+        <w:rPr>
+          <w:lang w:val="en-ID"/>
+        </w:rPr>
+        <w:t>Ags</w:t>
+      </w:r>
+      <w:proofErr w:type="spellEnd"/>
+      <w:r>
+        <w:rPr>
+          <w:lang w:val="en-ID"/>
+        </w:rPr>
+        <w:t xml:space="preserve"> 2018 </w:t>
+      </w:r>
+      <w:proofErr w:type="spellStart"/>
+      <w:r>
+        <w:rPr>
+          <w:lang w:val="en-ID"/>
+        </w:rPr>
+        <w:t>selisih</w:t>
+      </w:r>
+      <w:proofErr w:type="spellEnd"/>
+      <w:r>
+        <w:rPr>
+          <w:lang w:val="en-ID"/>
+        </w:rPr>
+        <w:t xml:space="preserve"> </w:t>
+      </w:r>
+      <w:proofErr w:type="spellStart"/>
+      <w:r>
+        <w:rPr>
+          <w:lang w:val="en-ID"/>
+        </w:rPr>
+        <w:t>janji</w:t>
+      </w:r>
+      <w:proofErr w:type="spellEnd"/>
+      <w:r>
+        <w:rPr>
+          <w:lang w:val="en-ID"/>
+        </w:rPr>
+        <w:t xml:space="preserve"> </w:t>
+      </w:r>
+      <w:proofErr w:type="spellStart"/>
+      <w:r>
+        <w:rPr>
+          <w:lang w:val="en-ID"/>
+        </w:rPr>
+        <w:t>berada</w:t>
+      </w:r>
+      <w:proofErr w:type="spellEnd"/>
+      <w:r>
+        <w:rPr>
+          <w:lang w:val="en-ID"/>
+        </w:rPr>
+        <w:t xml:space="preserve"> di </w:t>
+      </w:r>
+      <w:proofErr w:type="spellStart"/>
+      <w:r>
+        <w:rPr>
+          <w:lang w:val="en-ID"/>
+        </w:rPr>
+        <w:t>titik</w:t>
+      </w:r>
+      <w:proofErr w:type="spellEnd"/>
+      <w:r>
+        <w:rPr>
+          <w:lang w:val="en-ID"/>
+        </w:rPr>
+        <w:t xml:space="preserve"> </w:t>
+      </w:r>
+      <w:proofErr w:type="spellStart"/>
+      <w:r>
+        <w:rPr>
+          <w:lang w:val="en-ID"/>
+        </w:rPr>
+        <w:t>terendah</w:t>
+      </w:r>
+      <w:proofErr w:type="spellEnd"/>
+      <w:r>
+        <w:rPr>
+          <w:lang w:val="en-ID"/>
+        </w:rPr>
+        <w:t xml:space="preserve">, 13,4 </w:t>
+      </w:r>
+      <w:proofErr w:type="spellStart"/>
+      <w:r>
+        <w:rPr>
+          <w:lang w:val="en-ID"/>
+        </w:rPr>
+        <w:t>hari</w:t>
+      </w:r>
+      <w:proofErr w:type="spellEnd"/>
+      <w:r>
+        <w:rPr>
+          <w:lang w:val="en-ID"/>
+        </w:rPr>
+        <w:t xml:space="preserve">, dan </w:t>
+      </w:r>
+      <w:proofErr w:type="spellStart"/>
+      <w:r>
+        <w:rPr>
+          <w:lang w:val="en-ID"/>
+        </w:rPr>
+        <w:t>keterlambatan</w:t>
+      </w:r>
+      <w:proofErr w:type="spellEnd"/>
+      <w:r>
+        <w:rPr>
+          <w:lang w:val="en-ID"/>
+        </w:rPr>
+        <w:t xml:space="preserve"> </w:t>
+      </w:r>
+      <w:proofErr w:type="spellStart"/>
+      <w:r>
+        <w:rPr>
+          <w:lang w:val="en-ID"/>
+        </w:rPr>
+        <w:t>justru</w:t>
+      </w:r>
+      <w:proofErr w:type="spellEnd"/>
+      <w:r>
+        <w:rPr>
+          <w:lang w:val="en-ID"/>
+        </w:rPr>
+        <w:t xml:space="preserve"> naik </w:t>
+      </w:r>
+      <w:proofErr w:type="spellStart"/>
+      <w:r>
+        <w:rPr>
+          <w:lang w:val="en-ID"/>
+        </w:rPr>
+        <w:t>kembali</w:t>
+      </w:r>
+      <w:proofErr w:type="spellEnd"/>
+      <w:r>
+        <w:rPr>
+          <w:lang w:val="en-ID"/>
+        </w:rPr>
+        <w:t xml:space="preserve"> </w:t>
+      </w:r>
+      <w:proofErr w:type="spellStart"/>
+      <w:r>
+        <w:rPr>
+          <w:lang w:val="en-ID"/>
+        </w:rPr>
+        <w:t>ke</w:t>
+      </w:r>
+      <w:proofErr w:type="spellEnd"/>
+      <w:r>
+        <w:rPr>
+          <w:lang w:val="en-ID"/>
+        </w:rPr>
+        <w:t xml:space="preserve"> 10,39%. </w:t>
+      </w:r>
+      <w:proofErr w:type="spellStart"/>
+      <w:r>
+        <w:rPr>
+          <w:lang w:val="en-ID"/>
+        </w:rPr>
+        <w:t>Janji</w:t>
+      </w:r>
+      <w:proofErr w:type="spellEnd"/>
+      <w:r>
+        <w:rPr>
+          <w:lang w:val="en-ID"/>
+        </w:rPr>
+        <w:t xml:space="preserve"> </w:t>
+      </w:r>
+      <w:proofErr w:type="spellStart"/>
+      <w:r>
+        <w:rPr>
+          <w:lang w:val="en-ID"/>
+        </w:rPr>
+        <w:t>mulai</w:t>
+      </w:r>
+      <w:proofErr w:type="spellEnd"/>
+      <w:r>
+        <w:rPr>
+          <w:lang w:val="en-ID"/>
+        </w:rPr>
+        <w:t xml:space="preserve"> </w:t>
+      </w:r>
+      <w:proofErr w:type="spellStart"/>
+      <w:r>
+        <w:rPr>
+          <w:lang w:val="en-ID"/>
+        </w:rPr>
+        <w:t>melewati</w:t>
+      </w:r>
+      <w:proofErr w:type="spellEnd"/>
+      <w:r>
+        <w:rPr>
+          <w:lang w:val="en-ID"/>
+        </w:rPr>
+        <w:t xml:space="preserve"> batas </w:t>
+      </w:r>
+      <w:proofErr w:type="spellStart"/>
+      <w:r>
+        <w:rPr>
+          <w:lang w:val="en-ID"/>
+        </w:rPr>
+        <w:t>kemampuan</w:t>
+      </w:r>
+      <w:proofErr w:type="spellEnd"/>
+      <w:r>
+        <w:rPr>
+          <w:lang w:val="en-ID"/>
+        </w:rPr>
+        <w:t xml:space="preserve"> </w:t>
+      </w:r>
+      <w:proofErr w:type="spellStart"/>
+      <w:r>
+        <w:rPr>
+          <w:lang w:val="en-ID"/>
+        </w:rPr>
+        <w:t>operasional</w:t>
+      </w:r>
+      <w:proofErr w:type="spellEnd"/>
+      <w:r>
+        <w:rPr>
+          <w:lang w:val="en-ID"/>
+        </w:rPr>
+        <w:t xml:space="preserve">. Pola </w:t>
+      </w:r>
+      <w:proofErr w:type="spellStart"/>
+      <w:r>
+        <w:rPr>
+          <w:lang w:val="en-ID"/>
+        </w:rPr>
+        <w:t>serupa</w:t>
+      </w:r>
+      <w:proofErr w:type="spellEnd"/>
+      <w:r>
+        <w:rPr>
+          <w:lang w:val="en-ID"/>
+        </w:rPr>
+        <w:t xml:space="preserve"> </w:t>
+      </w:r>
+      <w:proofErr w:type="spellStart"/>
+      <w:r>
+        <w:rPr>
+          <w:lang w:val="en-ID"/>
+        </w:rPr>
+        <w:t>terlihat</w:t>
+      </w:r>
+      <w:proofErr w:type="spellEnd"/>
+      <w:r>
+        <w:rPr>
+          <w:lang w:val="en-ID"/>
+        </w:rPr>
+        <w:t xml:space="preserve"> pada Mar 2018, </w:t>
+      </w:r>
+      <w:proofErr w:type="spellStart"/>
+      <w:r>
+        <w:rPr>
+          <w:lang w:val="en-ID"/>
+        </w:rPr>
+        <w:t>ketika</w:t>
+      </w:r>
+      <w:proofErr w:type="spellEnd"/>
+      <w:r>
+        <w:rPr>
+          <w:lang w:val="en-ID"/>
+        </w:rPr>
+        <w:t xml:space="preserve"> </w:t>
+      </w:r>
+      <w:proofErr w:type="spellStart"/>
+      <w:r>
+        <w:rPr>
+          <w:lang w:val="en-ID"/>
+        </w:rPr>
+        <w:t>selisih</w:t>
+      </w:r>
+      <w:proofErr w:type="spellEnd"/>
+      <w:r>
+        <w:rPr>
+          <w:lang w:val="en-ID"/>
+        </w:rPr>
+        <w:t xml:space="preserve"> </w:t>
+      </w:r>
+      <w:proofErr w:type="spellStart"/>
+      <w:r>
+        <w:rPr>
+          <w:lang w:val="en-ID"/>
+        </w:rPr>
+        <w:t>janji</w:t>
+      </w:r>
+      <w:proofErr w:type="spellEnd"/>
+      <w:r>
+        <w:rPr>
+          <w:lang w:val="en-ID"/>
+        </w:rPr>
+        <w:t xml:space="preserve"> </w:t>
+      </w:r>
+      <w:proofErr w:type="spellStart"/>
+      <w:r>
+        <w:rPr>
+          <w:lang w:val="en-ID"/>
+        </w:rPr>
+        <w:t>justru</w:t>
+      </w:r>
+      <w:proofErr w:type="spellEnd"/>
+      <w:r>
+        <w:rPr>
+          <w:lang w:val="en-ID"/>
+        </w:rPr>
+        <w:t xml:space="preserve"> </w:t>
+      </w:r>
+      <w:proofErr w:type="spellStart"/>
+      <w:r>
+        <w:rPr>
+          <w:lang w:val="en-ID"/>
+        </w:rPr>
+        <w:t>diperketat</w:t>
+      </w:r>
+      <w:proofErr w:type="spellEnd"/>
+      <w:r>
+        <w:rPr>
+          <w:lang w:val="en-ID"/>
+        </w:rPr>
+        <w:t xml:space="preserve"> </w:t>
+      </w:r>
+      <w:proofErr w:type="spellStart"/>
+      <w:r>
+        <w:rPr>
+          <w:lang w:val="en-ID"/>
+        </w:rPr>
+        <w:t>dari</w:t>
+      </w:r>
+      <w:proofErr w:type="spellEnd"/>
+      <w:r>
+        <w:rPr>
+          <w:lang w:val="en-ID"/>
+        </w:rPr>
+        <w:t xml:space="preserve"> 24,3 </w:t>
+      </w:r>
+      <w:proofErr w:type="spellStart"/>
+      <w:r>
+        <w:rPr>
+          <w:lang w:val="en-ID"/>
+        </w:rPr>
+        <w:t>menjadi</w:t>
+      </w:r>
+      <w:proofErr w:type="spellEnd"/>
+      <w:r>
+        <w:rPr>
+          <w:lang w:val="en-ID"/>
+        </w:rPr>
+        <w:t xml:space="preserve"> 21,3 </w:t>
+      </w:r>
+      <w:proofErr w:type="spellStart"/>
+      <w:r>
+        <w:rPr>
+          <w:lang w:val="en-ID"/>
+        </w:rPr>
+        <w:t>hari</w:t>
+      </w:r>
+      <w:proofErr w:type="spellEnd"/>
+      <w:r>
+        <w:rPr>
+          <w:lang w:val="en-ID"/>
+        </w:rPr>
+        <w:t xml:space="preserve"> </w:t>
+      </w:r>
+      <w:proofErr w:type="spellStart"/>
+      <w:r>
+        <w:rPr>
+          <w:lang w:val="en-ID"/>
+        </w:rPr>
+        <w:t>tepat</w:t>
+      </w:r>
+      <w:proofErr w:type="spellEnd"/>
+      <w:r>
+        <w:rPr>
+          <w:lang w:val="en-ID"/>
+        </w:rPr>
+        <w:t xml:space="preserve"> </w:t>
+      </w:r>
+      <w:proofErr w:type="spellStart"/>
+      <w:r>
+        <w:rPr>
+          <w:lang w:val="en-ID"/>
+        </w:rPr>
+        <w:t>saat</w:t>
+      </w:r>
+      <w:proofErr w:type="spellEnd"/>
+      <w:r>
+        <w:rPr>
+          <w:lang w:val="en-ID"/>
+        </w:rPr>
+        <w:t xml:space="preserve"> </w:t>
+      </w:r>
+      <w:proofErr w:type="spellStart"/>
+      <w:r>
+        <w:rPr>
+          <w:lang w:val="en-ID"/>
+        </w:rPr>
+        <w:t>gangguan</w:t>
+      </w:r>
+      <w:proofErr w:type="spellEnd"/>
+      <w:r>
+        <w:rPr>
+          <w:lang w:val="en-ID"/>
+        </w:rPr>
+        <w:t xml:space="preserve"> </w:t>
+      </w:r>
+      <w:proofErr w:type="spellStart"/>
+      <w:r>
+        <w:rPr>
+          <w:lang w:val="en-ID"/>
+        </w:rPr>
+        <w:t>pengiriman</w:t>
+      </w:r>
+      <w:proofErr w:type="spellEnd"/>
+      <w:r>
+        <w:rPr>
+          <w:lang w:val="en-ID"/>
+        </w:rPr>
+        <w:t xml:space="preserve"> </w:t>
+      </w:r>
+      <w:proofErr w:type="spellStart"/>
+      <w:r>
+        <w:rPr>
+          <w:lang w:val="en-ID"/>
+        </w:rPr>
+        <w:t>sedang</w:t>
+      </w:r>
+      <w:proofErr w:type="spellEnd"/>
+      <w:r>
+        <w:rPr>
+          <w:lang w:val="en-ID"/>
+        </w:rPr>
+        <w:t xml:space="preserve"> </w:t>
+      </w:r>
+      <w:proofErr w:type="spellStart"/>
+      <w:r>
+        <w:rPr>
+          <w:lang w:val="en-ID"/>
+        </w:rPr>
+        <w:t>berlangsung</w:t>
+      </w:r>
+      <w:proofErr w:type="spellEnd"/>
+      <w:r>
+        <w:rPr>
+          <w:lang w:val="en-ID"/>
+        </w:rPr>
+        <w:t xml:space="preserve">, </w:t>
+      </w:r>
+      <w:proofErr w:type="spellStart"/>
+      <w:r>
+        <w:rPr>
+          <w:lang w:val="en-ID"/>
+        </w:rPr>
+        <w:t>sehingga</w:t>
+      </w:r>
+      <w:proofErr w:type="spellEnd"/>
+      <w:r>
+        <w:rPr>
+          <w:lang w:val="en-ID"/>
+        </w:rPr>
+        <w:t xml:space="preserve"> </w:t>
+      </w:r>
+      <w:proofErr w:type="spellStart"/>
+      <w:r>
+        <w:rPr>
+          <w:lang w:val="en-ID"/>
+        </w:rPr>
+        <w:t>memperparah</w:t>
+      </w:r>
+      <w:proofErr w:type="spellEnd"/>
+      <w:r>
+        <w:rPr>
+          <w:lang w:val="en-ID"/>
+        </w:rPr>
+        <w:t xml:space="preserve"> </w:t>
+      </w:r>
+      <w:proofErr w:type="spellStart"/>
+      <w:r>
+        <w:rPr>
+          <w:lang w:val="en-ID"/>
+        </w:rPr>
+        <w:t>angka</w:t>
+      </w:r>
+      <w:proofErr w:type="spellEnd"/>
+      <w:r>
+        <w:rPr>
+          <w:lang w:val="en-ID"/>
+        </w:rPr>
+        <w:t xml:space="preserve"> </w:t>
+      </w:r>
+      <w:proofErr w:type="spellStart"/>
+      <w:r>
+        <w:rPr>
+          <w:lang w:val="en-ID"/>
+        </w:rPr>
+        <w:t>keterlambatan</w:t>
+      </w:r>
+      <w:proofErr w:type="spellEnd"/>
+      <w:r>
+        <w:rPr>
+          <w:lang w:val="en-ID"/>
+        </w:rPr>
+        <w:t xml:space="preserve"> </w:t>
+      </w:r>
+      <w:proofErr w:type="spellStart"/>
+      <w:r>
+        <w:rPr>
+          <w:lang w:val="en-ID"/>
+        </w:rPr>
+        <w:t>bulan</w:t>
+      </w:r>
+      <w:proofErr w:type="spellEnd"/>
+      <w:r>
+        <w:rPr>
+          <w:lang w:val="en-ID"/>
+        </w:rPr>
+        <w:t xml:space="preserve"> </w:t>
+      </w:r>
+      <w:proofErr w:type="spellStart"/>
+      <w:r>
+        <w:rPr>
+          <w:lang w:val="en-ID"/>
+        </w:rPr>
+        <w:t>itu</w:t>
+      </w:r>
+      <w:proofErr w:type="spellEnd"/>
+      <w:r>
+        <w:rPr>
+          <w:lang w:val="en-ID"/>
+        </w:rPr>
+        <w:t>.</w:t>
+      </w:r>
+    </w:p>
+    <w:p>
+      <w:pPr>
+        <w:ind w:left="426" w:firstLine="0"/>
+        <w:rPr>
+          <w:lang w:val="en-ID"/>
+        </w:rPr>
+      </w:pPr>
+    </w:p>
+    <w:p>
+      <w:pPr>
+        <w:ind w:left="426" w:firstLine="0"/>
+        <w:rPr>
+          <w:lang w:val="en-ID"/>
+        </w:rPr>
+      </w:pPr>
+      <w:proofErr w:type="spellStart"/>
+      <w:r>
+        <w:rPr>
+          <w:b/>
+          <w:bCs/>
+          <w:lang w:val="en-ID"/>
+        </w:rPr>
+        <w:t>Krisis</w:t>
+      </w:r>
+      <w:proofErr w:type="spellEnd"/>
+      <w:r>
+        <w:rPr>
+          <w:b/>
+          <w:bCs/>
+          <w:lang w:val="en-ID"/>
+        </w:rPr>
+        <w:t xml:space="preserve"> Mar 2018 </w:t>
+      </w:r>
+      <w:proofErr w:type="spellStart"/>
+      <w:r>
+        <w:rPr>
+          <w:b/>
+          <w:bCs/>
+          <w:lang w:val="en-ID"/>
+        </w:rPr>
+        <w:t>bersifat</w:t>
+      </w:r>
+      <w:proofErr w:type="spellEnd"/>
+      <w:r>
+        <w:rPr>
+          <w:b/>
+          <w:bCs/>
+          <w:lang w:val="en-ID"/>
+        </w:rPr>
+        <w:t xml:space="preserve"> </w:t>
+      </w:r>
+      <w:proofErr w:type="spellStart"/>
+      <w:r>
+        <w:rPr>
+          <w:b/>
+          <w:bCs/>
+          <w:lang w:val="en-ID"/>
+        </w:rPr>
+        <w:t>nasional</w:t>
+      </w:r>
+      <w:proofErr w:type="spellEnd"/>
+      <w:r>
+        <w:rPr>
+          <w:b/>
+          <w:bCs/>
+          <w:lang w:val="en-ID"/>
+        </w:rPr>
+        <w:t>.</w:t>
+      </w:r>
+      <w:r>
+        <w:rPr>
+          <w:lang w:val="en-ID"/>
+        </w:rPr>
+        <w:t> </w:t>
+      </w:r>
+      <w:proofErr w:type="spellStart"/>
+      <w:r>
+        <w:rPr>
+          <w:lang w:val="en-ID"/>
+        </w:rPr>
+        <w:t>Dibandingkan dengan Jan dan Apr 2018, dua bulan normal yang mengapitnya, seluruh 11 provinsi yang dianalisis memburuk tanpa kecuali. Secara nasional tingkat telat melonjak dari 5,9% menjadi 21,4%.</w:t>
+      </w:r>
+      <w:proofErr w:type="spellEnd"/>
+      <w:r>
+        <w:rPr>
+          <w:lang w:val="en-ID"/>
+        </w:rPr>
+      </w:r>
+      <w:proofErr w:type="spellStart"/>
+      <w:r>
+        <w:rPr>
+          <w:lang w:val="en-ID"/>
+        </w:rPr>
+      </w:r>
+      <w:proofErr w:type="spellEnd"/>
+      <w:r>
+        <w:rPr>
+          <w:lang w:val="en-ID"/>
+        </w:rPr>
+      </w:r>
+      <w:proofErr w:type="spellStart"/>
+      <w:r>
+        <w:rPr>
+          <w:lang w:val="en-ID"/>
+        </w:rPr>
+      </w:r>
+      <w:proofErr w:type="spellEnd"/>
+      <w:r>
+        <w:rPr>
+          <w:lang w:val="en-ID"/>
+        </w:rPr>
+      </w:r>
+      <w:proofErr w:type="spellStart"/>
+      <w:r>
+        <w:rPr>
+          <w:lang w:val="en-ID"/>
+        </w:rPr>
+      </w:r>
+      <w:proofErr w:type="spellEnd"/>
+      <w:r>
+        <w:rPr>
+          <w:lang w:val="en-ID"/>
+        </w:rPr>
+      </w:r>
+      <w:proofErr w:type="spellStart"/>
+      <w:r>
+        <w:rPr>
+          <w:lang w:val="en-ID"/>
+        </w:rPr>
+      </w:r>
+      <w:proofErr w:type="spellEnd"/>
+      <w:r>
+        <w:rPr>
+          <w:lang w:val="en-ID"/>
+        </w:rPr>
+      </w:r>
+      <w:proofErr w:type="spellStart"/>
+      <w:r>
+        <w:rPr>
+          <w:lang w:val="en-ID"/>
+        </w:rPr>
+      </w:r>
+      <w:proofErr w:type="spellEnd"/>
+      <w:r>
+        <w:rPr>
+          <w:lang w:val="en-ID"/>
+        </w:rPr>
+      </w:r>
+    </w:p>
+    <w:tbl>
+      <w:tblPr>
+        <w:tblW w:w="0" w:type="auto"/>
+        <w:tblInd w:w="1334" w:type="dxa"/>
+        <w:tblBorders>
+          <w:top w:val="single" w:sz="4" w:space="0" w:color="auto"/>
+          <w:left w:val="single" w:sz="4" w:space="0" w:color="auto"/>
+          <w:bottom w:val="single" w:sz="4" w:space="0" w:color="auto"/>
+          <w:right w:val="single" w:sz="4" w:space="0" w:color="auto"/>
+          <w:insideH w:val="single" w:sz="4" w:space="0" w:color="auto"/>
+          <w:insideV w:val="single" w:sz="4" w:space="0" w:color="auto"/>
+        </w:tblBorders>
+        <w:tblCellMar>
+          <w:top w:w="15" w:type="dxa"/>
+          <w:left w:w="15" w:type="dxa"/>
+          <w:bottom w:w="15" w:type="dxa"/>
+          <w:right w:w="15" w:type="dxa"/>
+        </w:tblCellMar>
+        <w:tblLook w:val="04A0" w:firstRow="1" w:lastRow="0" w:firstColumn="1" w:lastColumn="0" w:noHBand="0" w:noVBand="1"/>
+      </w:tblPr>
+      <w:tblGrid>
+        <w:gridCol w:w="2573"/>
+        <w:gridCol w:w="1579"/>
+        <w:gridCol w:w="1327"/>
+        <w:gridCol w:w="874"/>
+      </w:tblGrid>
+      <w:tr>
+        <w:trPr>
+          <w:tblHeader/>
+        </w:trPr>
+        <w:tc>
+          <w:tcPr>
+            <w:tcW w:w="0" w:type="auto"/>
+            <w:tcMar>
+              <w:top w:w="75" w:type="dxa"/>
+              <w:left w:w="150" w:type="dxa"/>
+              <w:bottom w:w="75" w:type="dxa"/>
+              <w:right w:w="150" w:type="dxa"/>
+            </w:tcMar>
+            <w:vAlign w:val="center"/>
+            <w:hideMark/>
+          </w:tcPr>
+          <w:p>
+            <w:pPr>
+              <w:ind w:firstLine="0"/>
+              <w:jc w:val="center"/>
+              <w:rPr>
+                <w:b/>
+                <w:bCs/>
+                <w:lang w:val="en-ID"/>
+              </w:rPr>
+            </w:pPr>
+            <w:proofErr w:type="spellStart"/>
+            <w:r>
+              <w:rPr>
+                <w:b/>
+                <w:bCs/>
+                <w:lang w:val="en-ID"/>
+              </w:rPr>
+              <w:t>Provinsi</w:t>
+            </w:r>
+            <w:proofErr w:type="spellEnd"/>
+          </w:p>
+        </w:tc>
+        <w:tc>
+          <w:tcPr>
+            <w:tcW w:w="0" w:type="auto"/>
+            <w:tcMar>
+              <w:top w:w="75" w:type="dxa"/>
+              <w:left w:w="150" w:type="dxa"/>
+              <w:bottom w:w="75" w:type="dxa"/>
+              <w:right w:w="150" w:type="dxa"/>
+            </w:tcMar>
+            <w:vAlign w:val="center"/>
+            <w:hideMark/>
+          </w:tcPr>
+          <w:p>
+            <w:pPr>
+              <w:ind w:firstLine="0"/>
+              <w:jc w:val="center"/>
+              <w:rPr>
+                <w:b/>
+                <w:bCs/>
+                <w:lang w:val="en-ID"/>
+              </w:rPr>
+            </w:pPr>
+            <w:proofErr w:type="spellStart"/>
+            <w:r>
+              <w:rPr>
+                <w:b/>
+                <w:bCs/>
+                <w:lang w:val="en-ID"/>
+              </w:rPr>
+              <w:t>Jan + Apr</w:t>
+            </w:r>
+            <w:proofErr w:type="spellEnd"/>
+            <w:proofErr w:type="spellStart"/>
+            <w:proofErr w:type="spellEnd"/>
+          </w:p>
+        </w:tc>
+        <w:tc>
+          <w:tcPr>
+            <w:tcW w:w="0" w:type="auto"/>
+            <w:tcMar>
+              <w:top w:w="75" w:type="dxa"/>
+              <w:left w:w="150" w:type="dxa"/>
+              <w:bottom w:w="75" w:type="dxa"/>
+              <w:right w:w="150" w:type="dxa"/>
+            </w:tcMar>
+            <w:vAlign w:val="center"/>
+            <w:hideMark/>
+          </w:tcPr>
+          <w:p>
+            <w:pPr>
+              <w:ind w:firstLine="0"/>
+              <w:jc w:val="center"/>
+              <w:rPr>
+                <w:b/>
+                <w:bCs/>
+                <w:lang w:val="en-ID"/>
+              </w:rPr>
+            </w:pPr>
+            <w:r>
+              <w:rPr>
+                <w:b/>
+                <w:bCs/>
+                <w:lang w:val="en-ID"/>
+              </w:rPr>
+              <w:t>Mar</w:t>
+            </w:r>
+          </w:p>
+        </w:tc>
+        <w:tc>
+          <w:tcPr>
+            <w:tcW w:w="0" w:type="auto"/>
+            <w:tcMar>
+              <w:top w:w="75" w:type="dxa"/>
+              <w:left w:w="150" w:type="dxa"/>
+              <w:bottom w:w="75" w:type="dxa"/>
+              <w:right w:w="150" w:type="dxa"/>
+            </w:tcMar>
+            <w:vAlign w:val="center"/>
+            <w:hideMark/>
+          </w:tcPr>
+          <w:p>
+            <w:pPr>
+              <w:ind w:firstLine="0"/>
+              <w:jc w:val="center"/>
+              <w:rPr>
+                <w:b/>
+                <w:bCs/>
+                <w:lang w:val="en-ID"/>
+              </w:rPr>
+            </w:pPr>
+            <w:r>
+              <w:rPr>
+                <w:b/>
+                <w:bCs/>
+                <w:lang w:val="en-ID"/>
+              </w:rPr>
+              <w:t>Kenaikan</w:t>
+            </w:r>
           </w:p>
         </w:tc>
       </w:tr>
@@ -18556,8 +18871,14 @@
               <w:rPr>
                 <w:lang w:val="en-ID"/>
               </w:rPr>
-              <w:t>Rio de Janeiro (RJ)</w:t>
-            </w:r>
+              <w:t>Espírito Santo (ES)</w:t>
+            </w:r>
+            <w:proofErr w:type="spellStart"/>
+            <w:proofErr w:type="spellEnd"/>
+            <w:proofErr w:type="spellStart"/>
+            <w:proofErr w:type="spellEnd"/>
+            <w:proofErr w:type="spellStart"/>
+            <w:proofErr w:type="spellEnd"/>
           </w:p>
         </w:tc>
         <w:tc>
@@ -18583,16 +18904,66 @@
               <w:rPr>
                 <w:lang w:val="en-ID"/>
               </w:rPr>
-              <w:t xml:space="preserve">+17,6 </w:t>
+              <w:t>14,0%</w:t>
             </w:r>
             <w:proofErr w:type="spellStart"/>
-            <w:r>
-              <w:rPr>
-                <w:lang w:val="en-ID"/>
-              </w:rPr>
-              <w:t>poin</w:t>
-            </w:r>
             <w:proofErr w:type="spellEnd"/>
+          </w:p>
+        </w:tc>
+        <w:tc>
+          <w:tcPr>
+            <w:tcW w:w="0" w:type="auto"/>
+            <w:tcMar>
+              <w:top w:w="75" w:type="dxa"/>
+              <w:left w:w="150" w:type="dxa"/>
+              <w:bottom w:w="75" w:type="dxa"/>
+              <w:right w:w="150" w:type="dxa"/>
+            </w:tcMar>
+            <w:vAlign w:val="center"/>
+            <w:hideMark/>
+          </w:tcPr>
+          <w:p>
+            <w:pPr>
+              <w:ind w:firstLine="0"/>
+              <w:rPr>
+                <w:lang w:val="en-ID"/>
+              </w:rPr>
+            </w:pPr>
+            <w:r>
+              <w:rPr>
+                <w:lang w:val="en-ID"/>
+              </w:rPr>
+              <w:t>44,4%</w:t>
+            </w:r>
+            <w:proofErr w:type="spellStart"/>
+            <w:proofErr w:type="spellEnd"/>
+          </w:p>
+        </w:tc>
+        <w:tc>
+          <w:tcPr>
+            <w:tcW w:w="0" w:type="auto"/>
+            <w:tcMar>
+              <w:top w:w="75" w:type="dxa"/>
+              <w:left w:w="150" w:type="dxa"/>
+              <w:bottom w:w="75" w:type="dxa"/>
+              <w:right w:w="150" w:type="dxa"/>
+            </w:tcMar>
+            <w:vAlign w:val="center"/>
+            <w:hideMark/>
+          </w:tcPr>
+          <w:p>
+            <w:pPr>
+              <w:ind w:firstLine="0"/>
+              <w:rPr>
+                <w:lang w:val="en-ID"/>
+              </w:rPr>
+            </w:pPr>
+            <w:r>
+              <w:rPr>
+                <w:lang w:val="en-ID"/>
+              </w:rPr>
+              <w:t>+30,4 poin</w:t>
+            </w:r>
           </w:p>
         </w:tc>
       </w:tr>
@@ -18620,8 +18991,14 @@
               <w:rPr>
                 <w:lang w:val="en-ID"/>
               </w:rPr>
-              <w:t>Minas Gerais (MG)</w:t>
-            </w:r>
+              <w:t>Rio de Janeiro (RJ)</w:t>
+            </w:r>
+            <w:proofErr w:type="spellStart"/>
+            <w:proofErr w:type="spellEnd"/>
+            <w:proofErr w:type="spellStart"/>
+            <w:proofErr w:type="spellEnd"/>
+            <w:proofErr w:type="spellStart"/>
+            <w:proofErr w:type="spellEnd"/>
           </w:p>
         </w:tc>
         <w:tc>
@@ -18647,16 +19024,66 @@
               <w:rPr>
                 <w:lang w:val="en-ID"/>
               </w:rPr>
-              <w:t xml:space="preserve">+17,5 </w:t>
+              <w:t>10,4%</w:t>
             </w:r>
             <w:proofErr w:type="spellStart"/>
-            <w:r>
-              <w:rPr>
-                <w:lang w:val="en-ID"/>
-              </w:rPr>
-              <w:t>poin</w:t>
-            </w:r>
             <w:proofErr w:type="spellEnd"/>
+          </w:p>
+        </w:tc>
+        <w:tc>
+          <w:tcPr>
+            <w:tcW w:w="0" w:type="auto"/>
+            <w:tcMar>
+              <w:top w:w="75" w:type="dxa"/>
+              <w:left w:w="150" w:type="dxa"/>
+              <w:bottom w:w="75" w:type="dxa"/>
+              <w:right w:w="150" w:type="dxa"/>
+            </w:tcMar>
+            <w:vAlign w:val="center"/>
+            <w:hideMark/>
+          </w:tcPr>
+          <w:p>
+            <w:pPr>
+              <w:ind w:firstLine="0"/>
+              <w:rPr>
+                <w:lang w:val="en-ID"/>
+              </w:rPr>
+            </w:pPr>
+            <w:r>
+              <w:rPr>
+                <w:lang w:val="en-ID"/>
+              </w:rPr>
+              <w:t>36,9%</w:t>
+            </w:r>
+            <w:proofErr w:type="spellStart"/>
+            <w:proofErr w:type="spellEnd"/>
+          </w:p>
+        </w:tc>
+        <w:tc>
+          <w:tcPr>
+            <w:tcW w:w="0" w:type="auto"/>
+            <w:tcMar>
+              <w:top w:w="75" w:type="dxa"/>
+              <w:left w:w="150" w:type="dxa"/>
+              <w:bottom w:w="75" w:type="dxa"/>
+              <w:right w:w="150" w:type="dxa"/>
+            </w:tcMar>
+            <w:vAlign w:val="center"/>
+            <w:hideMark/>
+          </w:tcPr>
+          <w:p>
+            <w:pPr>
+              <w:ind w:firstLine="0"/>
+              <w:rPr>
+                <w:lang w:val="en-ID"/>
+              </w:rPr>
+            </w:pPr>
+            <w:r>
+              <w:rPr>
+                <w:lang w:val="en-ID"/>
+              </w:rPr>
+              <w:t>+26,5 poin</w:t>
+            </w:r>
           </w:p>
         </w:tc>
       </w:tr>
@@ -18684,8 +19111,14 @@
               <w:rPr>
                 <w:lang w:val="en-ID"/>
               </w:rPr>
-              <w:t>São Paulo (SP)</w:t>
-            </w:r>
+              <w:t>Minas Gerais (MG)</w:t>
+            </w:r>
+            <w:proofErr w:type="spellStart"/>
+            <w:proofErr w:type="spellEnd"/>
+            <w:proofErr w:type="spellStart"/>
+            <w:proofErr w:type="spellEnd"/>
+            <w:proofErr w:type="spellStart"/>
+            <w:proofErr w:type="spellEnd"/>
           </w:p>
         </w:tc>
         <w:tc>
@@ -18711,16 +19144,306 @@
               <w:rPr>
                 <w:lang w:val="en-ID"/>
               </w:rPr>
-              <w:t xml:space="preserve">+7,0 </w:t>
+              <w:t>3,4%</w:t>
             </w:r>
             <w:proofErr w:type="spellStart"/>
-            <w:r>
-              <w:rPr>
-                <w:lang w:val="en-ID"/>
-              </w:rPr>
-              <w:t>poin</w:t>
-            </w:r>
             <w:proofErr w:type="spellEnd"/>
+          </w:p>
+        </w:tc>
+        <w:tc>
+          <w:tcPr>
+            <w:tcW w:w="0" w:type="auto"/>
+            <w:tcMar>
+              <w:top w:w="75" w:type="dxa"/>
+              <w:left w:w="150" w:type="dxa"/>
+              <w:bottom w:w="75" w:type="dxa"/>
+              <w:right w:w="150" w:type="dxa"/>
+            </w:tcMar>
+            <w:vAlign w:val="center"/>
+            <w:hideMark/>
+          </w:tcPr>
+          <w:p>
+            <w:pPr>
+              <w:ind w:firstLine="0"/>
+              <w:rPr>
+                <w:lang w:val="en-ID"/>
+              </w:rPr>
+            </w:pPr>
+            <w:r>
+              <w:rPr>
+                <w:lang w:val="en-ID"/>
+              </w:rPr>
+              <w:t>23,2%</w:t>
+            </w:r>
+            <w:proofErr w:type="spellStart"/>
+            <w:proofErr w:type="spellEnd"/>
+          </w:p>
+        </w:tc>
+        <w:tc>
+          <w:tcPr>
+            <w:tcW w:w="0" w:type="auto"/>
+            <w:tcMar>
+              <w:top w:w="75" w:type="dxa"/>
+              <w:left w:w="150" w:type="dxa"/>
+              <w:bottom w:w="75" w:type="dxa"/>
+              <w:right w:w="150" w:type="dxa"/>
+            </w:tcMar>
+            <w:vAlign w:val="center"/>
+            <w:hideMark/>
+          </w:tcPr>
+          <w:p>
+            <w:pPr>
+              <w:ind w:firstLine="0"/>
+              <w:rPr>
+                <w:lang w:val="en-ID"/>
+              </w:rPr>
+            </w:pPr>
+            <w:r>
+              <w:rPr>
+                <w:lang w:val="en-ID"/>
+              </w:rPr>
+              <w:t>+19,8 poin</w:t>
+            </w:r>
+          </w:p>
+        </w:tc>
+      </w:tr>
+      <w:tr>
+        <w:tc>
+          <w:tcPr>
+            <w:tcW w:w="0" w:type="auto"/>
+            <w:tcMar>
+              <w:top w:w="75" w:type="dxa"/>
+              <w:left w:w="150" w:type="dxa"/>
+              <w:bottom w:w="75" w:type="dxa"/>
+              <w:right w:w="150" w:type="dxa"/>
+            </w:tcMar>
+            <w:vAlign w:val="center"/>
+            <w:hideMark/>
+          </w:tcPr>
+          <w:p>
+            <w:pPr>
+              <w:ind w:firstLine="0"/>
+              <w:rPr>
+                <w:lang w:val="en-ID"/>
+              </w:rPr>
+            </w:pPr>
+            <w:r>
+              <w:rPr>
+                <w:lang w:val="en-ID"/>
+              </w:rPr>
+              <w:t>Bahia (BA)</w:t>
+            </w:r>
+            <w:proofErr w:type="spellStart"/>
+            <w:proofErr w:type="spellEnd"/>
+            <w:proofErr w:type="spellStart"/>
+            <w:proofErr w:type="spellEnd"/>
+            <w:proofErr w:type="spellStart"/>
+            <w:proofErr w:type="spellEnd"/>
+          </w:p>
+        </w:tc>
+        <w:tc>
+          <w:tcPr>
+            <w:tcW w:w="0" w:type="auto"/>
+            <w:tcMar>
+              <w:top w:w="75" w:type="dxa"/>
+              <w:left w:w="150" w:type="dxa"/>
+              <w:bottom w:w="75" w:type="dxa"/>
+              <w:right w:w="150" w:type="dxa"/>
+            </w:tcMar>
+            <w:vAlign w:val="center"/>
+            <w:hideMark/>
+          </w:tcPr>
+          <w:p>
+            <w:pPr>
+              <w:ind w:firstLine="0"/>
+              <w:rPr>
+                <w:lang w:val="en-ID"/>
+              </w:rPr>
+            </w:pPr>
+            <w:r>
+              <w:rPr>
+                <w:lang w:val="en-ID"/>
+              </w:rPr>
+              <w:t>15,8%</w:t>
+            </w:r>
+            <w:proofErr w:type="spellStart"/>
+            <w:proofErr w:type="spellEnd"/>
+          </w:p>
+        </w:tc>
+        <w:tc>
+          <w:tcPr>
+            <w:tcW w:w="0" w:type="auto"/>
+            <w:tcMar>
+              <w:top w:w="75" w:type="dxa"/>
+              <w:left w:w="150" w:type="dxa"/>
+              <w:bottom w:w="75" w:type="dxa"/>
+              <w:right w:w="150" w:type="dxa"/>
+            </w:tcMar>
+            <w:vAlign w:val="center"/>
+            <w:hideMark/>
+          </w:tcPr>
+          <w:p>
+            <w:pPr>
+              <w:ind w:firstLine="0"/>
+              <w:rPr>
+                <w:lang w:val="en-ID"/>
+              </w:rPr>
+            </w:pPr>
+            <w:r>
+              <w:rPr>
+                <w:lang w:val="en-ID"/>
+              </w:rPr>
+              <w:t>35,3%</w:t>
+            </w:r>
+            <w:proofErr w:type="spellStart"/>
+            <w:proofErr w:type="spellEnd"/>
+          </w:p>
+        </w:tc>
+        <w:tc>
+          <w:tcPr>
+            <w:tcW w:w="0" w:type="auto"/>
+            <w:tcMar>
+              <w:top w:w="75" w:type="dxa"/>
+              <w:left w:w="150" w:type="dxa"/>
+              <w:bottom w:w="75" w:type="dxa"/>
+              <w:right w:w="150" w:type="dxa"/>
+            </w:tcMar>
+            <w:vAlign w:val="center"/>
+            <w:hideMark/>
+          </w:tcPr>
+          <w:p>
+            <w:pPr>
+              <w:ind w:firstLine="0"/>
+              <w:rPr>
+                <w:lang w:val="en-ID"/>
+              </w:rPr>
+            </w:pPr>
+            <w:r>
+              <w:rPr>
+                <w:lang w:val="en-ID"/>
+              </w:rPr>
+              <w:t>+19,5 poin</w:t>
+            </w:r>
+          </w:p>
+        </w:tc>
+      </w:tr>
+      <w:tr>
+        <w:tc>
+          <w:tcPr>
+            <w:tcW w:w="0" w:type="auto"/>
+            <w:tcMar>
+              <w:top w:w="75" w:type="dxa"/>
+              <w:left w:w="150" w:type="dxa"/>
+              <w:bottom w:w="75" w:type="dxa"/>
+              <w:right w:w="150" w:type="dxa"/>
+            </w:tcMar>
+            <w:vAlign w:val="center"/>
+            <w:hideMark/>
+          </w:tcPr>
+          <w:p>
+            <w:pPr>
+              <w:ind w:firstLine="0"/>
+              <w:rPr>
+                <w:lang w:val="en-ID"/>
+              </w:rPr>
+            </w:pPr>
+            <w:r>
+              <w:rPr>
+                <w:lang w:val="en-ID"/>
+              </w:rPr>
+              <w:t>São Paulo (SP)</w:t>
+            </w:r>
+            <w:proofErr w:type="spellStart"/>
+            <w:proofErr w:type="spellEnd"/>
+            <w:proofErr w:type="spellStart"/>
+            <w:proofErr w:type="spellEnd"/>
+            <w:proofErr w:type="spellStart"/>
+            <w:proofErr w:type="spellEnd"/>
+          </w:p>
+        </w:tc>
+        <w:tc>
+          <w:tcPr>
+            <w:tcW w:w="0" w:type="auto"/>
+            <w:tcMar>
+              <w:top w:w="75" w:type="dxa"/>
+              <w:left w:w="150" w:type="dxa"/>
+              <w:bottom w:w="75" w:type="dxa"/>
+              <w:right w:w="150" w:type="dxa"/>
+            </w:tcMar>
+            <w:vAlign w:val="center"/>
+            <w:hideMark/>
+          </w:tcPr>
+          <w:p>
+            <w:pPr>
+              <w:ind w:firstLine="0"/>
+              <w:rPr>
+                <w:lang w:val="en-ID"/>
+              </w:rPr>
+            </w:pPr>
+            <w:r>
+              <w:rPr>
+                <w:lang w:val="en-ID"/>
+              </w:rPr>
+              <w:t>3,0%</w:t>
+            </w:r>
+            <w:proofErr w:type="spellStart"/>
+            <w:proofErr w:type="spellEnd"/>
+          </w:p>
+        </w:tc>
+        <w:tc>
+          <w:tcPr>
+            <w:tcW w:w="0" w:type="auto"/>
+            <w:tcMar>
+              <w:top w:w="75" w:type="dxa"/>
+              <w:left w:w="150" w:type="dxa"/>
+              <w:bottom w:w="75" w:type="dxa"/>
+              <w:right w:w="150" w:type="dxa"/>
+            </w:tcMar>
+            <w:vAlign w:val="center"/>
+            <w:hideMark/>
+          </w:tcPr>
+          <w:p>
+            <w:pPr>
+              <w:ind w:firstLine="0"/>
+              <w:rPr>
+                <w:lang w:val="en-ID"/>
+              </w:rPr>
+            </w:pPr>
+            <w:r>
+              <w:rPr>
+                <w:lang w:val="en-ID"/>
+              </w:rPr>
+              <w:t>11,7%</w:t>
+            </w:r>
+            <w:proofErr w:type="spellStart"/>
+            <w:proofErr w:type="spellEnd"/>
+          </w:p>
+        </w:tc>
+        <w:tc>
+          <w:tcPr>
+            <w:tcW w:w="0" w:type="auto"/>
+            <w:tcMar>
+              <w:top w:w="75" w:type="dxa"/>
+              <w:left w:w="150" w:type="dxa"/>
+              <w:bottom w:w="75" w:type="dxa"/>
+              <w:right w:w="150" w:type="dxa"/>
+            </w:tcMar>
+            <w:vAlign w:val="center"/>
+            <w:hideMark/>
+          </w:tcPr>
+          <w:p>
+            <w:pPr>
+              <w:ind w:firstLine="0"/>
+              <w:rPr>
+                <w:lang w:val="en-ID"/>
+              </w:rPr>
+            </w:pPr>
+            <w:r>
+              <w:rPr>
+                <w:lang w:val="en-ID"/>
+              </w:rPr>
+              <w:t>+8,7 poin</w:t>
+            </w:r>
           </w:p>
         </w:tc>
       </w:tr>
@@ -18735,6 +19458,83 @@
       <w:proofErr w:type="spellStart"/>
       <w:r>
         <w:rPr>
+          <w:b w:val="0"/>
+          <w:lang w:val="en-ID"/>
+        </w:rPr>
+        <w:t>Feb 2018 sengaja tidak dipakai sebagai pembanding karena bulan itu sendiri sudah krisis (15,99%).</w:t>
+      </w:r>
+      <w:proofErr w:type="spellEnd"/>
+      <w:proofErr w:type="spellStart"/>
+      <w:proofErr w:type="spellEnd"/>
+      <w:proofErr w:type="spellStart"/>
+      <w:proofErr w:type="spellEnd"/>
+      <w:proofErr w:type="spellStart"/>
+      <w:proofErr w:type="spellEnd"/>
+      <w:proofErr w:type="spellStart"/>
+      <w:proofErr w:type="spellEnd"/>
+      <w:proofErr w:type="spellStart"/>
+      <w:proofErr w:type="spellEnd"/>
+      <w:proofErr w:type="spellStart"/>
+      <w:proofErr w:type="spellEnd"/>
+      <w:proofErr w:type="spellStart"/>
+      <w:proofErr w:type="spellEnd"/>
+      <w:proofErr w:type="spellStart"/>
+      <w:proofErr w:type="spellEnd"/>
+      <w:proofErr w:type="spellStart"/>
+      <w:proofErr w:type="spellEnd"/>
+      <w:proofErr w:type="spellStart"/>
+      <w:proofErr w:type="spellEnd"/>
+      <w:proofErr w:type="spellStart"/>
+      <w:proofErr w:type="spellEnd"/>
+      <w:proofErr w:type="spellStart"/>
+      <w:proofErr w:type="spellEnd"/>
+      <w:proofErr w:type="spellStart"/>
+      <w:proofErr w:type="spellEnd"/>
+      <w:proofErr w:type="spellStart"/>
+      <w:proofErr w:type="spellEnd"/>
+      <w:proofErr w:type="spellStart"/>
+      <w:proofErr w:type="spellEnd"/>
+      <w:proofErr w:type="spellStart"/>
+      <w:proofErr w:type="spellEnd"/>
+      <w:proofErr w:type="spellStart"/>
+      <w:proofErr w:type="spellEnd"/>
+      <w:proofErr w:type="spellStart"/>
+      <w:proofErr w:type="spellEnd"/>
+      <w:proofErr w:type="spellStart"/>
+      <w:proofErr w:type="spellEnd"/>
+      <w:proofErr w:type="spellStart"/>
+      <w:proofErr w:type="spellEnd"/>
+      <w:proofErr w:type="spellStart"/>
+      <w:proofErr w:type="spellEnd"/>
+      <w:proofErr w:type="spellStart"/>
+      <w:proofErr w:type="spellEnd"/>
+      <w:proofErr w:type="spellStart"/>
+      <w:proofErr w:type="spellEnd"/>
+      <w:proofErr w:type="spellStart"/>
+      <w:proofErr w:type="spellEnd"/>
+      <w:proofErr w:type="spellStart"/>
+      <w:proofErr w:type="spellEnd"/>
+      <w:proofErr w:type="spellStart"/>
+      <w:proofErr w:type="spellEnd"/>
+      <w:proofErr w:type="spellStart"/>
+      <w:proofErr w:type="spellEnd"/>
+      <w:proofErr w:type="spellStart"/>
+      <w:proofErr w:type="spellEnd"/>
+      <w:proofErr w:type="spellStart"/>
+      <w:proofErr w:type="spellEnd"/>
+      <w:proofErr w:type="spellStart"/>
+      <w:proofErr w:type="spellEnd"/>
+    </w:p>
+    <w:p>
+      <w:pPr>
+        <w:ind w:left="426" w:firstLine="0"/>
+        <w:rPr>
+          <w:lang w:val="en-ID"/>
+        </w:rPr>
+      </w:pPr>
+      <w:proofErr w:type="spellStart"/>
+      <w:r>
+        <w:rPr>
           <w:lang w:val="en-ID"/>
         </w:rPr>
         <w:t>Bahkan</w:t>
@@ -18814,7 +19614,7 @@
         <w:rPr>
           <w:lang w:val="en-ID"/>
         </w:rPr>
-        <w:t xml:space="preserve"> 4,7% </w:t>
+        <w:t xml:space="preserve"> 3,0% </w:t>
       </w:r>
       <w:proofErr w:type="spellStart"/>
       <w:r>
@@ -19806,7 +20606,7 @@
         <w:rPr>
           <w:lang w:val="en-ID"/>
         </w:rPr>
-        <w:t xml:space="preserve"> 54,06%, </w:t>
+        <w:t xml:space="preserve"> 54,05%, </w:t>
       </w:r>
       <w:proofErr w:type="spellStart"/>
       <w:r>
@@ -19932,7 +20732,7 @@
         <w:rPr>
           <w:lang w:val="en-ID"/>
         </w:rPr>
-        <w:t xml:space="preserve"> 22,24%.</w:t>
+        <w:t xml:space="preserve"> 22,25%.</w:t>
       </w:r>
     </w:p>
     <w:p>
@@ -20963,7 +21763,7 @@
         <w:rPr>
           <w:lang w:val="en-ID"/>
         </w:rPr>
-        <w:t xml:space="preserve"> 61,29%. </w:t>
+        <w:t xml:space="preserve"> 61,25%. </w:t>
       </w:r>
       <w:proofErr w:type="spellStart"/>
       <w:r>
@@ -22171,42 +22971,37 @@
         <w:rPr>
           <w:lang w:val="en-ID"/>
         </w:rPr>
-        <w:t>sepenuhnya</w:t>
-      </w:r>
-      <w:proofErr w:type="spellEnd"/>
-      <w:r>
-        <w:rPr>
-          <w:lang w:val="en-ID"/>
-        </w:rPr>
-        <w:t xml:space="preserve"> </w:t>
-      </w:r>
-      <w:proofErr w:type="spellStart"/>
-      <w:r>
-        <w:rPr>
-          <w:lang w:val="en-ID"/>
-        </w:rPr>
-        <w:t>disebabkan</w:t>
-      </w:r>
-      <w:proofErr w:type="spellEnd"/>
-      <w:r>
-        <w:rPr>
-          <w:lang w:val="en-ID"/>
-        </w:rPr>
-        <w:t xml:space="preserve"> </w:t>
-      </w:r>
-      <w:proofErr w:type="spellStart"/>
-      <w:r>
-        <w:rPr>
-          <w:lang w:val="en-ID"/>
-        </w:rPr>
-        <w:t>keterlambatan</w:t>
-      </w:r>
-      <w:proofErr w:type="spellEnd"/>
-      <w:r>
-        <w:rPr>
-          <w:lang w:val="en-ID"/>
-        </w:rPr>
-        <w:t>.</w:t>
+        <w:t>adalah taksiran ulasan buruk yang muncul karena keterlambatan. Taksiran ini berasumsi pesanan yang telat, seandainya tepat waktu, akan dinilai sama seperti pesanan tepat waktu lainnya.</w:t>
+      </w:r>
+      <w:proofErr w:type="spellEnd"/>
+      <w:r>
+        <w:rPr>
+          <w:lang w:val="en-ID"/>
+        </w:rPr>
+      </w:r>
+      <w:proofErr w:type="spellStart"/>
+      <w:r>
+        <w:rPr>
+          <w:lang w:val="en-ID"/>
+        </w:rPr>
+      </w:r>
+      <w:proofErr w:type="spellEnd"/>
+      <w:r>
+        <w:rPr>
+          <w:lang w:val="en-ID"/>
+        </w:rPr>
+      </w:r>
+      <w:proofErr w:type="spellStart"/>
+      <w:r>
+        <w:rPr>
+          <w:lang w:val="en-ID"/>
+        </w:rPr>
+      </w:r>
+      <w:proofErr w:type="spellEnd"/>
+      <w:r>
+        <w:rPr>
+          <w:lang w:val="en-ID"/>
+        </w:rPr>
       </w:r>
     </w:p>
     <w:p>
@@ -22286,7 +23081,7 @@
           <w:bCs/>
           <w:lang w:val="en-ID"/>
         </w:rPr>
-        <w:t>BRL 1.123.857</w:t>
+        <w:t>BRL 1.124.036</w:t>
       </w:r>
       <w:r>
         <w:rPr>
@@ -22929,7 +23724,7 @@
         <w:rPr>
           <w:lang w:val="en-ID"/>
         </w:rPr>
-        <w:t xml:space="preserve"> 4.2: 87% </w:t>
+        <w:t xml:space="preserve"> 4.2: 86% </w:t>
       </w:r>
       <w:proofErr w:type="spellStart"/>
       <w:r>
@@ -23118,28 +23913,26 @@
         <w:rPr>
           <w:lang w:val="en-ID"/>
         </w:rPr>
-        <w:t>hanya</w:t>
-      </w:r>
-      <w:proofErr w:type="spellEnd"/>
-      <w:r>
-        <w:rPr>
-          <w:lang w:val="en-ID"/>
-        </w:rPr>
-        <w:t xml:space="preserve"> </w:t>
-      </w:r>
-      <w:proofErr w:type="spellStart"/>
-      <w:r>
-        <w:rPr>
-          <w:lang w:val="en-ID"/>
-        </w:rPr>
-        <w:t>menyumbang</w:t>
-      </w:r>
-      <w:proofErr w:type="spellEnd"/>
-      <w:r>
-        <w:rPr>
-          <w:lang w:val="en-ID"/>
-        </w:rPr>
-        <w:t xml:space="preserve"> 7%, </w:t>
+        <w:t>hanya menyumbang 14%</w:t>
+      </w:r>
+      <w:proofErr w:type="spellEnd"/>
+      <w:r>
+        <w:rPr>
+          <w:lang w:val="en-ID"/>
+        </w:rPr>
+      </w:r>
+      <w:proofErr w:type="spellStart"/>
+      <w:r>
+        <w:rPr>
+          <w:lang w:val="en-ID"/>
+        </w:rPr>
+      </w:r>
+      <w:proofErr w:type="spellEnd"/>
+      <w:r>
+        <w:rPr>
+          <w:lang w:val="en-ID"/>
+        </w:rPr>
+        <w:t xml:space="preserve">, </w:t>
       </w:r>
       <w:proofErr w:type="spellStart"/>
       <w:r>
@@ -24814,420 +25607,361 @@
         <w:rPr>
           <w:lang w:val="en-ID"/>
         </w:rPr>
-        <w:t>padahal</w:t>
-      </w:r>
-      <w:proofErr w:type="spellEnd"/>
-      <w:r>
-        <w:rPr>
-          <w:lang w:val="en-ID"/>
-        </w:rPr>
-        <w:t xml:space="preserve"> </w:t>
-      </w:r>
-      <w:proofErr w:type="spellStart"/>
-      <w:r>
-        <w:rPr>
-          <w:lang w:val="en-ID"/>
-        </w:rPr>
-        <w:t>transitnya</w:t>
-      </w:r>
-      <w:proofErr w:type="spellEnd"/>
-      <w:r>
-        <w:rPr>
-          <w:lang w:val="en-ID"/>
-        </w:rPr>
-        <w:t xml:space="preserve"> </w:t>
-      </w:r>
-      <w:proofErr w:type="spellStart"/>
-      <w:r>
-        <w:rPr>
-          <w:lang w:val="en-ID"/>
-        </w:rPr>
-        <w:t>hanya</w:t>
-      </w:r>
-      <w:proofErr w:type="spellEnd"/>
-      <w:r>
-        <w:rPr>
-          <w:lang w:val="en-ID"/>
-        </w:rPr>
-        <w:t xml:space="preserve"> 8,38 </w:t>
-      </w:r>
-      <w:proofErr w:type="spellStart"/>
-      <w:r>
-        <w:rPr>
-          <w:lang w:val="en-ID"/>
-        </w:rPr>
-        <w:t>hari</w:t>
-      </w:r>
-      <w:proofErr w:type="spellEnd"/>
-      <w:r>
-        <w:rPr>
-          <w:lang w:val="en-ID"/>
-        </w:rPr>
-        <w:t xml:space="preserve">, </w:t>
-      </w:r>
-      <w:proofErr w:type="spellStart"/>
-      <w:r>
-        <w:rPr>
-          <w:lang w:val="en-ID"/>
-        </w:rPr>
-        <w:t>atas</w:t>
-      </w:r>
-      <w:proofErr w:type="spellEnd"/>
-      <w:r>
-        <w:rPr>
-          <w:lang w:val="en-ID"/>
-        </w:rPr>
-        <w:t xml:space="preserve"> volume 12.310 </w:t>
-      </w:r>
-      <w:proofErr w:type="spellStart"/>
-      <w:r>
-        <w:rPr>
-          <w:lang w:val="en-ID"/>
-        </w:rPr>
-        <w:t>pesanan</w:t>
-      </w:r>
-      <w:proofErr w:type="spellEnd"/>
-      <w:r>
-        <w:rPr>
-          <w:lang w:val="en-ID"/>
-        </w:rPr>
-        <w:t xml:space="preserve">. Pola </w:t>
-      </w:r>
-      <w:proofErr w:type="spellStart"/>
-      <w:r>
-        <w:rPr>
-          <w:lang w:val="en-ID"/>
-        </w:rPr>
-        <w:t>ini</w:t>
-      </w:r>
-      <w:proofErr w:type="spellEnd"/>
-      <w:r>
-        <w:rPr>
-          <w:lang w:val="en-ID"/>
-        </w:rPr>
-        <w:t xml:space="preserve"> </w:t>
-      </w:r>
-      <w:proofErr w:type="spellStart"/>
-      <w:r>
-        <w:rPr>
-          <w:lang w:val="en-ID"/>
-        </w:rPr>
-        <w:t>menunjuk</w:t>
-      </w:r>
-      <w:proofErr w:type="spellEnd"/>
-      <w:r>
-        <w:rPr>
-          <w:lang w:val="en-ID"/>
-        </w:rPr>
-        <w:t xml:space="preserve"> </w:t>
-      </w:r>
-      <w:proofErr w:type="spellStart"/>
-      <w:r>
-        <w:rPr>
-          <w:lang w:val="en-ID"/>
-        </w:rPr>
-        <w:t>ke</w:t>
-      </w:r>
-      <w:proofErr w:type="spellEnd"/>
-      <w:r>
-        <w:rPr>
-          <w:lang w:val="en-ID"/>
-        </w:rPr>
-        <w:t xml:space="preserve"> </w:t>
-      </w:r>
-      <w:proofErr w:type="spellStart"/>
-      <w:r>
-        <w:rPr>
-          <w:lang w:val="en-ID"/>
-        </w:rPr>
-        <w:t>penetapan</w:t>
-      </w:r>
-      <w:proofErr w:type="spellEnd"/>
-      <w:r>
-        <w:rPr>
-          <w:lang w:val="en-ID"/>
-        </w:rPr>
-        <w:t xml:space="preserve"> </w:t>
-      </w:r>
-      <w:proofErr w:type="spellStart"/>
-      <w:r>
-        <w:rPr>
-          <w:lang w:val="en-ID"/>
-        </w:rPr>
-        <w:t>tanggal</w:t>
-      </w:r>
-      <w:proofErr w:type="spellEnd"/>
-      <w:r>
-        <w:rPr>
-          <w:lang w:val="en-ID"/>
-        </w:rPr>
-        <w:t xml:space="preserve"> </w:t>
-      </w:r>
-      <w:proofErr w:type="spellStart"/>
-      <w:r>
-        <w:rPr>
-          <w:lang w:val="en-ID"/>
-        </w:rPr>
-        <w:t>janji</w:t>
-      </w:r>
-      <w:proofErr w:type="spellEnd"/>
-      <w:r>
-        <w:rPr>
-          <w:lang w:val="en-ID"/>
-        </w:rPr>
-        <w:t xml:space="preserve">, </w:t>
-      </w:r>
-      <w:proofErr w:type="spellStart"/>
-      <w:r>
-        <w:rPr>
-          <w:lang w:val="en-ID"/>
-        </w:rPr>
-        <w:t>bukan</w:t>
-      </w:r>
-      <w:proofErr w:type="spellEnd"/>
-      <w:r>
-        <w:rPr>
-          <w:lang w:val="en-ID"/>
-        </w:rPr>
-        <w:t xml:space="preserve"> </w:t>
-      </w:r>
-      <w:proofErr w:type="spellStart"/>
-      <w:r>
-        <w:rPr>
-          <w:lang w:val="en-ID"/>
-        </w:rPr>
-        <w:t>ke</w:t>
-      </w:r>
-      <w:proofErr w:type="spellEnd"/>
-      <w:r>
-        <w:rPr>
-          <w:lang w:val="en-ID"/>
-        </w:rPr>
-        <w:t xml:space="preserve"> </w:t>
-      </w:r>
-      <w:proofErr w:type="spellStart"/>
-      <w:r>
-        <w:rPr>
-          <w:lang w:val="en-ID"/>
-        </w:rPr>
-        <w:t>kecepatan</w:t>
-      </w:r>
-      <w:proofErr w:type="spellEnd"/>
-      <w:r>
-        <w:rPr>
-          <w:lang w:val="en-ID"/>
-        </w:rPr>
-        <w:t xml:space="preserve"> </w:t>
-      </w:r>
-      <w:proofErr w:type="spellStart"/>
-      <w:r>
-        <w:rPr>
-          <w:lang w:val="en-ID"/>
-        </w:rPr>
-        <w:t>pengiriman</w:t>
-      </w:r>
-      <w:proofErr w:type="spellEnd"/>
-      <w:r>
-        <w:rPr>
-          <w:lang w:val="en-ID"/>
-        </w:rPr>
-        <w:t xml:space="preserve">. </w:t>
-      </w:r>
-      <w:proofErr w:type="spellStart"/>
-      <w:r>
-        <w:rPr>
-          <w:lang w:val="en-ID"/>
-        </w:rPr>
-        <w:t>Perbaikan</w:t>
-      </w:r>
-      <w:proofErr w:type="spellEnd"/>
-      <w:r>
-        <w:rPr>
-          <w:lang w:val="en-ID"/>
-        </w:rPr>
-        <w:t xml:space="preserve"> di </w:t>
-      </w:r>
-      <w:proofErr w:type="spellStart"/>
-      <w:r>
-        <w:rPr>
-          <w:lang w:val="en-ID"/>
-        </w:rPr>
-        <w:t>sini</w:t>
-      </w:r>
-      <w:proofErr w:type="spellEnd"/>
-      <w:r>
-        <w:rPr>
-          <w:lang w:val="en-ID"/>
-        </w:rPr>
-        <w:t xml:space="preserve"> </w:t>
-      </w:r>
-      <w:proofErr w:type="spellStart"/>
-      <w:r>
-        <w:rPr>
-          <w:lang w:val="en-ID"/>
-        </w:rPr>
-        <w:t>kemungkinan</w:t>
-      </w:r>
-      <w:proofErr w:type="spellEnd"/>
-      <w:r>
-        <w:rPr>
-          <w:lang w:val="en-ID"/>
-        </w:rPr>
-        <w:t xml:space="preserve"> </w:t>
-      </w:r>
-      <w:proofErr w:type="spellStart"/>
-      <w:r>
-        <w:rPr>
-          <w:lang w:val="en-ID"/>
-        </w:rPr>
-        <w:t>besar</w:t>
-      </w:r>
-      <w:proofErr w:type="spellEnd"/>
-      <w:r>
-        <w:rPr>
-          <w:lang w:val="en-ID"/>
-        </w:rPr>
-        <w:t xml:space="preserve"> </w:t>
-      </w:r>
-      <w:proofErr w:type="spellStart"/>
-      <w:r>
-        <w:rPr>
-          <w:lang w:val="en-ID"/>
-        </w:rPr>
-        <w:t>cukup</w:t>
-      </w:r>
-      <w:proofErr w:type="spellEnd"/>
-      <w:r>
-        <w:rPr>
-          <w:lang w:val="en-ID"/>
-        </w:rPr>
-        <w:t xml:space="preserve"> </w:t>
-      </w:r>
-      <w:proofErr w:type="spellStart"/>
-      <w:r>
-        <w:rPr>
-          <w:lang w:val="en-ID"/>
-        </w:rPr>
-        <w:t>dilakukan</w:t>
-      </w:r>
-      <w:proofErr w:type="spellEnd"/>
-      <w:r>
-        <w:rPr>
-          <w:lang w:val="en-ID"/>
-        </w:rPr>
-        <w:t xml:space="preserve"> </w:t>
-      </w:r>
-      <w:proofErr w:type="spellStart"/>
-      <w:r>
-        <w:rPr>
-          <w:lang w:val="en-ID"/>
-        </w:rPr>
-        <w:t>lewat</w:t>
-      </w:r>
-      <w:proofErr w:type="spellEnd"/>
-      <w:r>
-        <w:rPr>
-          <w:lang w:val="en-ID"/>
-        </w:rPr>
-        <w:t xml:space="preserve"> </w:t>
-      </w:r>
-      <w:proofErr w:type="spellStart"/>
-      <w:r>
-        <w:rPr>
-          <w:lang w:val="en-ID"/>
-        </w:rPr>
-        <w:t>penyesuaian</w:t>
-      </w:r>
-      <w:proofErr w:type="spellEnd"/>
-      <w:r>
-        <w:rPr>
-          <w:lang w:val="en-ID"/>
-        </w:rPr>
-        <w:t xml:space="preserve"> </w:t>
-      </w:r>
-      <w:proofErr w:type="spellStart"/>
-      <w:r>
-        <w:rPr>
-          <w:lang w:val="en-ID"/>
-        </w:rPr>
-        <w:t>rumus</w:t>
-      </w:r>
-      <w:proofErr w:type="spellEnd"/>
-      <w:r>
-        <w:rPr>
-          <w:lang w:val="en-ID"/>
-        </w:rPr>
-        <w:t xml:space="preserve"> </w:t>
-      </w:r>
-      <w:proofErr w:type="spellStart"/>
-      <w:r>
-        <w:rPr>
-          <w:lang w:val="en-ID"/>
-        </w:rPr>
-        <w:t>estimasi</w:t>
-      </w:r>
-      <w:proofErr w:type="spellEnd"/>
-      <w:r>
-        <w:rPr>
-          <w:lang w:val="en-ID"/>
-        </w:rPr>
-        <w:t xml:space="preserve">, </w:t>
-      </w:r>
-      <w:proofErr w:type="spellStart"/>
-      <w:r>
-        <w:rPr>
-          <w:lang w:val="en-ID"/>
-        </w:rPr>
-        <w:t>tanpa</w:t>
-      </w:r>
-      <w:proofErr w:type="spellEnd"/>
-      <w:r>
-        <w:rPr>
-          <w:lang w:val="en-ID"/>
-        </w:rPr>
-        <w:t xml:space="preserve"> </w:t>
-      </w:r>
-      <w:proofErr w:type="spellStart"/>
-      <w:r>
-        <w:rPr>
-          <w:lang w:val="en-ID"/>
-        </w:rPr>
-        <w:t>biaya</w:t>
-      </w:r>
-      <w:proofErr w:type="spellEnd"/>
-      <w:r>
-        <w:rPr>
-          <w:lang w:val="en-ID"/>
-        </w:rPr>
-        <w:t xml:space="preserve"> </w:t>
-      </w:r>
-      <w:proofErr w:type="spellStart"/>
-      <w:r>
-        <w:rPr>
-          <w:lang w:val="en-ID"/>
-        </w:rPr>
-        <w:t>operasional</w:t>
-      </w:r>
-      <w:proofErr w:type="spellEnd"/>
-      <w:r>
-        <w:rPr>
-          <w:lang w:val="en-ID"/>
-        </w:rPr>
-        <w:t xml:space="preserve"> </w:t>
-      </w:r>
-      <w:proofErr w:type="spellStart"/>
-      <w:r>
-        <w:rPr>
-          <w:lang w:val="en-ID"/>
-        </w:rPr>
-        <w:t>tambahan</w:t>
-      </w:r>
-      <w:proofErr w:type="spellEnd"/>
-      <w:r>
-        <w:rPr>
-          <w:lang w:val="en-ID"/>
-        </w:rPr>
-        <w:t>.</w:t>
+        <w:t>padahal median transitnya hanya 8,38 hari, atas volume 12.310 pesanan. Ruang janjinya setara Minas Gerais, jadi masalahnya bukan rumus janji, melainkan 10% pesanan paling lambat yang transitnya mencapai 24 hari atau lebih. Langkah berikutnya adalah menelusuri pesanan-pesanan di ekor ini — kota tujuan, asal penjual, dan rute — untuk menemukan titik macetnya. Memperlebar janji untuk seluruh Rio de Janeiro hanya akan menutupi masalah pada 90% pesanan yang sebenarnya sudah lancar.</w:t>
+      </w:r>
+      <w:proofErr w:type="spellEnd"/>
+      <w:r>
+        <w:rPr>
+          <w:lang w:val="en-ID"/>
+        </w:rPr>
+      </w:r>
+      <w:proofErr w:type="spellStart"/>
+      <w:r>
+        <w:rPr>
+          <w:lang w:val="en-ID"/>
+        </w:rPr>
+      </w:r>
+      <w:proofErr w:type="spellEnd"/>
+      <w:r>
+        <w:rPr>
+          <w:lang w:val="en-ID"/>
+        </w:rPr>
+      </w:r>
+      <w:proofErr w:type="spellStart"/>
+      <w:r>
+        <w:rPr>
+          <w:lang w:val="en-ID"/>
+        </w:rPr>
+      </w:r>
+      <w:proofErr w:type="spellEnd"/>
+      <w:r>
+        <w:rPr>
+          <w:lang w:val="en-ID"/>
+        </w:rPr>
+      </w:r>
+      <w:proofErr w:type="spellStart"/>
+      <w:r>
+        <w:rPr>
+          <w:lang w:val="en-ID"/>
+        </w:rPr>
+      </w:r>
+      <w:proofErr w:type="spellEnd"/>
+      <w:r>
+        <w:rPr>
+          <w:lang w:val="en-ID"/>
+        </w:rPr>
+      </w:r>
+      <w:proofErr w:type="spellStart"/>
+      <w:r>
+        <w:rPr>
+          <w:lang w:val="en-ID"/>
+        </w:rPr>
+      </w:r>
+      <w:proofErr w:type="spellEnd"/>
+      <w:r>
+        <w:rPr>
+          <w:lang w:val="en-ID"/>
+        </w:rPr>
+      </w:r>
+      <w:proofErr w:type="spellStart"/>
+      <w:r>
+        <w:rPr>
+          <w:lang w:val="en-ID"/>
+        </w:rPr>
+      </w:r>
+      <w:proofErr w:type="spellEnd"/>
+      <w:r>
+        <w:rPr>
+          <w:lang w:val="en-ID"/>
+        </w:rPr>
+      </w:r>
+      <w:proofErr w:type="spellStart"/>
+      <w:r>
+        <w:rPr>
+          <w:lang w:val="en-ID"/>
+        </w:rPr>
+      </w:r>
+      <w:proofErr w:type="spellEnd"/>
+      <w:r>
+        <w:rPr>
+          <w:lang w:val="en-ID"/>
+        </w:rPr>
+      </w:r>
+      <w:proofErr w:type="spellStart"/>
+      <w:r>
+        <w:rPr>
+          <w:lang w:val="en-ID"/>
+        </w:rPr>
+      </w:r>
+      <w:proofErr w:type="spellEnd"/>
+      <w:r>
+        <w:rPr>
+          <w:lang w:val="en-ID"/>
+        </w:rPr>
+      </w:r>
+      <w:proofErr w:type="spellStart"/>
+      <w:r>
+        <w:rPr>
+          <w:lang w:val="en-ID"/>
+        </w:rPr>
+      </w:r>
+      <w:proofErr w:type="spellEnd"/>
+      <w:r>
+        <w:rPr>
+          <w:lang w:val="en-ID"/>
+        </w:rPr>
+      </w:r>
+      <w:proofErr w:type="spellStart"/>
+      <w:r>
+        <w:rPr>
+          <w:lang w:val="en-ID"/>
+        </w:rPr>
+      </w:r>
+      <w:proofErr w:type="spellEnd"/>
+      <w:r>
+        <w:rPr>
+          <w:lang w:val="en-ID"/>
+        </w:rPr>
+      </w:r>
+      <w:proofErr w:type="spellStart"/>
+      <w:r>
+        <w:rPr>
+          <w:lang w:val="en-ID"/>
+        </w:rPr>
+      </w:r>
+      <w:proofErr w:type="spellEnd"/>
+      <w:r>
+        <w:rPr>
+          <w:lang w:val="en-ID"/>
+        </w:rPr>
+      </w:r>
+      <w:proofErr w:type="spellStart"/>
+      <w:r>
+        <w:rPr>
+          <w:lang w:val="en-ID"/>
+        </w:rPr>
+      </w:r>
+      <w:proofErr w:type="spellEnd"/>
+      <w:r>
+        <w:rPr>
+          <w:lang w:val="en-ID"/>
+        </w:rPr>
+      </w:r>
+      <w:proofErr w:type="spellStart"/>
+      <w:r>
+        <w:rPr>
+          <w:lang w:val="en-ID"/>
+        </w:rPr>
+      </w:r>
+      <w:proofErr w:type="spellEnd"/>
+      <w:r>
+        <w:rPr>
+          <w:lang w:val="en-ID"/>
+        </w:rPr>
+      </w:r>
+      <w:proofErr w:type="spellStart"/>
+      <w:r>
+        <w:rPr>
+          <w:lang w:val="en-ID"/>
+        </w:rPr>
+      </w:r>
+      <w:proofErr w:type="spellEnd"/>
+      <w:r>
+        <w:rPr>
+          <w:lang w:val="en-ID"/>
+        </w:rPr>
+      </w:r>
+      <w:proofErr w:type="spellStart"/>
+      <w:r>
+        <w:rPr>
+          <w:lang w:val="en-ID"/>
+        </w:rPr>
+      </w:r>
+      <w:proofErr w:type="spellEnd"/>
+      <w:r>
+        <w:rPr>
+          <w:lang w:val="en-ID"/>
+        </w:rPr>
+      </w:r>
+      <w:proofErr w:type="spellStart"/>
+      <w:r>
+        <w:rPr>
+          <w:lang w:val="en-ID"/>
+        </w:rPr>
+      </w:r>
+      <w:proofErr w:type="spellEnd"/>
+      <w:r>
+        <w:rPr>
+          <w:lang w:val="en-ID"/>
+        </w:rPr>
+      </w:r>
+      <w:proofErr w:type="spellStart"/>
+      <w:r>
+        <w:rPr>
+          <w:lang w:val="en-ID"/>
+        </w:rPr>
+      </w:r>
+      <w:proofErr w:type="spellEnd"/>
+      <w:r>
+        <w:rPr>
+          <w:lang w:val="en-ID"/>
+        </w:rPr>
+      </w:r>
+      <w:proofErr w:type="spellStart"/>
+      <w:r>
+        <w:rPr>
+          <w:lang w:val="en-ID"/>
+        </w:rPr>
+      </w:r>
+      <w:proofErr w:type="spellEnd"/>
+      <w:r>
+        <w:rPr>
+          <w:lang w:val="en-ID"/>
+        </w:rPr>
+      </w:r>
+      <w:proofErr w:type="spellStart"/>
+      <w:r>
+        <w:rPr>
+          <w:lang w:val="en-ID"/>
+        </w:rPr>
+      </w:r>
+      <w:proofErr w:type="spellEnd"/>
+      <w:r>
+        <w:rPr>
+          <w:lang w:val="en-ID"/>
+        </w:rPr>
+      </w:r>
+      <w:proofErr w:type="spellStart"/>
+      <w:r>
+        <w:rPr>
+          <w:lang w:val="en-ID"/>
+        </w:rPr>
+      </w:r>
+      <w:proofErr w:type="spellEnd"/>
+      <w:r>
+        <w:rPr>
+          <w:lang w:val="en-ID"/>
+        </w:rPr>
+      </w:r>
+      <w:proofErr w:type="spellStart"/>
+      <w:r>
+        <w:rPr>
+          <w:lang w:val="en-ID"/>
+        </w:rPr>
+      </w:r>
+      <w:proofErr w:type="spellEnd"/>
+      <w:r>
+        <w:rPr>
+          <w:lang w:val="en-ID"/>
+        </w:rPr>
+      </w:r>
+      <w:proofErr w:type="spellStart"/>
+      <w:r>
+        <w:rPr>
+          <w:lang w:val="en-ID"/>
+        </w:rPr>
+      </w:r>
+      <w:proofErr w:type="spellEnd"/>
+      <w:r>
+        <w:rPr>
+          <w:lang w:val="en-ID"/>
+        </w:rPr>
+      </w:r>
+      <w:proofErr w:type="spellStart"/>
+      <w:r>
+        <w:rPr>
+          <w:lang w:val="en-ID"/>
+        </w:rPr>
+      </w:r>
+      <w:proofErr w:type="spellEnd"/>
+      <w:r>
+        <w:rPr>
+          <w:lang w:val="en-ID"/>
+        </w:rPr>
+      </w:r>
+      <w:proofErr w:type="spellStart"/>
+      <w:r>
+        <w:rPr>
+          <w:lang w:val="en-ID"/>
+        </w:rPr>
+      </w:r>
+      <w:proofErr w:type="spellEnd"/>
+      <w:r>
+        <w:rPr>
+          <w:lang w:val="en-ID"/>
+        </w:rPr>
+      </w:r>
+      <w:proofErr w:type="spellStart"/>
+      <w:r>
+        <w:rPr>
+          <w:lang w:val="en-ID"/>
+        </w:rPr>
+      </w:r>
+      <w:proofErr w:type="spellEnd"/>
+      <w:r>
+        <w:rPr>
+          <w:lang w:val="en-ID"/>
+        </w:rPr>
+      </w:r>
+      <w:proofErr w:type="spellStart"/>
+      <w:r>
+        <w:rPr>
+          <w:lang w:val="en-ID"/>
+        </w:rPr>
+      </w:r>
+      <w:proofErr w:type="spellEnd"/>
+      <w:r>
+        <w:rPr>
+          <w:lang w:val="en-ID"/>
+        </w:rPr>
+      </w:r>
+      <w:proofErr w:type="spellStart"/>
+      <w:r>
+        <w:rPr>
+          <w:lang w:val="en-ID"/>
+        </w:rPr>
+      </w:r>
+      <w:proofErr w:type="spellEnd"/>
+      <w:r>
+        <w:rPr>
+          <w:lang w:val="en-ID"/>
+        </w:rPr>
+      </w:r>
+      <w:proofErr w:type="spellStart"/>
+      <w:r>
+        <w:rPr>
+          <w:lang w:val="en-ID"/>
+        </w:rPr>
+      </w:r>
+      <w:proofErr w:type="spellEnd"/>
+      <w:r>
+        <w:rPr>
+          <w:lang w:val="en-ID"/>
+        </w:rPr>
+      </w:r>
+      <w:proofErr w:type="spellStart"/>
+      <w:r>
+        <w:rPr>
+          <w:lang w:val="en-ID"/>
+        </w:rPr>
+      </w:r>
+      <w:proofErr w:type="spellEnd"/>
+      <w:r>
+        <w:rPr>
+          <w:lang w:val="en-ID"/>
+        </w:rPr>
+      </w:r>
+      <w:proofErr w:type="spellStart"/>
+      <w:r>
+        <w:rPr>
+          <w:lang w:val="en-ID"/>
+        </w:rPr>
+      </w:r>
+      <w:proofErr w:type="spellEnd"/>
+      <w:r>
+        <w:rPr>
+          <w:lang w:val="en-ID"/>
+        </w:rPr>
       </w:r>
     </w:p>
     <w:p>
@@ -26685,7 +27419,7 @@
         <w:rPr>
           <w:lang w:val="en-ID"/>
         </w:rPr>
-        <w:t xml:space="preserve">BRL 1.123.857 </w:t>
+        <w:t xml:space="preserve">BRL 1.124.036 </w:t>
       </w:r>
       <w:proofErr w:type="spellStart"/>
       <w:r>
@@ -27229,7 +27963,7 @@
         <w:rPr>
           <w:lang w:val="en-ID"/>
         </w:rPr>
-        <w:t xml:space="preserve">. 646 </w:t>
+        <w:t xml:space="preserve">. 643 </w:t>
       </w:r>
       <w:proofErr w:type="spellStart"/>
       <w:r>
@@ -28257,28 +28991,25 @@
         <w:rPr>
           <w:lang w:val="en-ID"/>
         </w:rPr>
-        <w:t>kejadian</w:t>
-      </w:r>
-      <w:proofErr w:type="spellEnd"/>
-      <w:r>
-        <w:rPr>
-          <w:lang w:val="en-ID"/>
-        </w:rPr>
-        <w:t xml:space="preserve"> </w:t>
-      </w:r>
-      <w:proofErr w:type="spellStart"/>
-      <w:r>
-        <w:rPr>
-          <w:lang w:val="en-ID"/>
-        </w:rPr>
-        <w:t>eksternal</w:t>
-      </w:r>
-      <w:proofErr w:type="spellEnd"/>
-      <w:r>
-        <w:rPr>
-          <w:lang w:val="en-ID"/>
-        </w:rPr>
-        <w:t>.</w:t>
+        <w:t>kejadian eksternal. Hal yang sama berlaku untuk ekor transit panjang di Rio de Janeiro: datanya menunjukkan di mana masalahnya, tetapi belum bisa menjelaskan mengapa.</w:t>
+      </w:r>
+      <w:proofErr w:type="spellEnd"/>
+      <w:r>
+        <w:rPr>
+          <w:lang w:val="en-ID"/>
+        </w:rPr>
+      </w:r>
+      <w:proofErr w:type="spellStart"/>
+      <w:r>
+        <w:rPr>
+          <w:lang w:val="en-ID"/>
+        </w:rPr>
+      </w:r>
+      <w:proofErr w:type="spellEnd"/>
+      <w:r>
+        <w:rPr>
+          <w:lang w:val="en-ID"/>
+        </w:rPr>
       </w:r>
     </w:p>
     <w:p>

--- a/06_report/insight_report.docx
+++ b/06_report/insight_report.docx
@@ -21374,7 +21374,7 @@
                 <w:bCs/>
                 <w:lang w:val="en-ID"/>
               </w:rPr>
-              <w:t>61,29%</w:t>
+              <w:t>61,25%</w:t>
             </w:r>
           </w:p>
         </w:tc>
